--- a/Darius/Java/Darius_Petrauskas.docx
+++ b/Darius/Java/Darius_Petrauskas.docx
@@ -2123,16 +2123,7 @@
           <w:rFonts w:ascii="Arial" w:hAnsi="Arial" w:cs="Arial"/>
           <w:sz w:val="18"/>
         </w:rPr>
-        <w:t>Built reliable</w:t>
-      </w:r>
-      <w:bookmarkStart w:id="0" w:name="_GoBack"/>
-      <w:bookmarkEnd w:id="0"/>
-      <w:r>
-        <w:rPr>
-          <w:rFonts w:ascii="Arial" w:hAnsi="Arial" w:cs="Arial"/>
-          <w:sz w:val="18"/>
-        </w:rPr>
-        <w:t xml:space="preserve"> backend services in </w:t>
+        <w:t xml:space="preserve">Built reliable backend services in </w:t>
       </w:r>
       <w:r>
         <w:rPr>
@@ -3136,10 +3127,10 @@
     </w:tbl>
     <w:p>
       <w:pPr>
-        <w:pStyle w:val="NormalWeb"/>
+        <w:pStyle w:val="ListParagraph"/>
         <w:numPr>
           <w:ilvl w:val="0"/>
-          <w:numId w:val="12"/>
+          <w:numId w:val="20"/>
         </w:numPr>
         <w:jc w:val="both"/>
         <w:rPr>
@@ -3149,63 +3140,18 @@
       </w:pPr>
       <w:r>
         <w:rPr>
-          <w:rStyle w:val="Strong"/>
-          <w:rFonts w:ascii="Arial" w:hAnsi="Arial" w:cs="Arial"/>
-          <w:sz w:val="18"/>
-        </w:rPr>
-        <w:t>Backend &amp; APIs</w:t>
-      </w:r>
-      <w:r>
-        <w:rPr>
-          <w:rFonts w:ascii="Arial" w:hAnsi="Arial" w:cs="Arial"/>
-          <w:sz w:val="18"/>
-        </w:rPr>
-        <w:t xml:space="preserve"> — </w:t>
-      </w:r>
-      <w:r>
-        <w:rPr>
-          <w:rStyle w:val="Strong"/>
-          <w:rFonts w:ascii="Arial" w:hAnsi="Arial" w:cs="Arial"/>
-          <w:sz w:val="18"/>
-        </w:rPr>
-        <w:t>Java</w:t>
-      </w:r>
-      <w:r>
-        <w:rPr>
-          <w:rFonts w:ascii="Arial" w:hAnsi="Arial" w:cs="Arial"/>
-          <w:sz w:val="18"/>
-        </w:rPr>
-        <w:t xml:space="preserve">, </w:t>
-      </w:r>
-      <w:r>
-        <w:rPr>
-          <w:rStyle w:val="Strong"/>
-          <w:rFonts w:ascii="Arial" w:hAnsi="Arial" w:cs="Arial"/>
-          <w:sz w:val="18"/>
-        </w:rPr>
-        <w:t>Spring Boot</w:t>
-      </w:r>
-      <w:r>
-        <w:rPr>
-          <w:rFonts w:ascii="Arial" w:hAnsi="Arial" w:cs="Arial"/>
-          <w:sz w:val="18"/>
-        </w:rPr>
-        <w:t xml:space="preserve">, layered architecture, </w:t>
-      </w:r>
-      <w:r>
-        <w:rPr>
-          <w:rStyle w:val="Strong"/>
-          <w:rFonts w:ascii="Arial" w:hAnsi="Arial" w:cs="Arial"/>
-          <w:sz w:val="18"/>
-        </w:rPr>
-        <w:t>REST APIs</w:t>
-      </w:r>
-      <w:r>
-        <w:rPr>
-          <w:rFonts w:ascii="Arial" w:hAnsi="Arial" w:cs="Arial"/>
-          <w:sz w:val="18"/>
-        </w:rPr>
-        <w:t xml:space="preserve">, request validation, pagination, </w:t>
+          <w:rFonts w:ascii="Arial" w:hAnsi="Arial" w:cs="Arial"/>
+          <w:b/>
+          <w:sz w:val="18"/>
+        </w:rPr>
+        <w:t>Backend &amp; APIs —</w:t>
+      </w:r>
+      <w:r>
+        <w:rPr>
+          <w:rFonts w:ascii="Arial" w:hAnsi="Arial" w:cs="Arial"/>
+          <w:sz w:val="18"/>
+        </w:rPr>
+        <w:t xml:space="preserve"> Java, Spring Boot, layered architecture, REST APIs, request validation, pagination, </w:t>
       </w:r>
       <w:proofErr w:type="spellStart"/>
       <w:r>
@@ -3242,10 +3188,10 @@
     </w:p>
     <w:p>
       <w:pPr>
-        <w:pStyle w:val="NormalWeb"/>
+        <w:pStyle w:val="ListParagraph"/>
         <w:numPr>
           <w:ilvl w:val="0"/>
-          <w:numId w:val="12"/>
+          <w:numId w:val="20"/>
         </w:numPr>
         <w:jc w:val="both"/>
         <w:rPr>
@@ -3255,23 +3201,22 @@
       </w:pPr>
       <w:r>
         <w:rPr>
-          <w:rStyle w:val="Strong"/>
-          <w:rFonts w:ascii="Arial" w:hAnsi="Arial" w:cs="Arial"/>
-          <w:sz w:val="18"/>
-        </w:rPr>
-        <w:t>Data, Messaging &amp; Search</w:t>
-      </w:r>
-      <w:r>
-        <w:rPr>
-          <w:rFonts w:ascii="Arial" w:hAnsi="Arial" w:cs="Arial"/>
-          <w:sz w:val="18"/>
-        </w:rPr>
-        <w:t xml:space="preserve"> — Relational: </w:t>
-      </w:r>
-      <w:proofErr w:type="spellStart"/>
-      <w:r>
-        <w:rPr>
-          <w:rStyle w:val="Strong"/>
+          <w:rFonts w:ascii="Arial" w:hAnsi="Arial" w:cs="Arial"/>
+          <w:b/>
+          <w:sz w:val="18"/>
+        </w:rPr>
+        <w:t>Data, Messaging &amp; Search —</w:t>
+      </w:r>
+      <w:r>
+        <w:rPr>
+          <w:rFonts w:ascii="Arial" w:hAnsi="Arial" w:cs="Arial"/>
+          <w:sz w:val="18"/>
+        </w:rPr>
+        <w:t xml:space="preserve"> Relational: </w:t>
+      </w:r>
+      <w:proofErr w:type="spellStart"/>
+      <w:r>
+        <w:rPr>
           <w:rFonts w:ascii="Arial" w:hAnsi="Arial" w:cs="Arial"/>
           <w:sz w:val="18"/>
         </w:rPr>
@@ -3283,16 +3228,49 @@
           <w:rFonts w:ascii="Arial" w:hAnsi="Arial" w:cs="Arial"/>
           <w:sz w:val="18"/>
         </w:rPr>
+        <w:t xml:space="preserve">, MySQL, SQL Server | </w:t>
+      </w:r>
+      <w:proofErr w:type="spellStart"/>
+      <w:r>
+        <w:rPr>
+          <w:rFonts w:ascii="Arial" w:hAnsi="Arial" w:cs="Arial"/>
+          <w:sz w:val="18"/>
+        </w:rPr>
+        <w:t>NoSQL</w:t>
+      </w:r>
+      <w:proofErr w:type="spellEnd"/>
+      <w:r>
+        <w:rPr>
+          <w:rFonts w:ascii="Arial" w:hAnsi="Arial" w:cs="Arial"/>
+          <w:sz w:val="18"/>
+        </w:rPr>
+        <w:t xml:space="preserve">: </w:t>
+      </w:r>
+      <w:proofErr w:type="spellStart"/>
+      <w:r>
+        <w:rPr>
+          <w:rFonts w:ascii="Arial" w:hAnsi="Arial" w:cs="Arial"/>
+          <w:sz w:val="18"/>
+        </w:rPr>
+        <w:t>Redis</w:t>
+      </w:r>
+      <w:proofErr w:type="spellEnd"/>
+      <w:r>
+        <w:rPr>
+          <w:rFonts w:ascii="Arial" w:hAnsi="Arial" w:cs="Arial"/>
+          <w:sz w:val="18"/>
+        </w:rPr>
         <w:t xml:space="preserve">, </w:t>
       </w:r>
-      <w:r>
-        <w:rPr>
-          <w:rStyle w:val="Strong"/>
-          <w:rFonts w:ascii="Arial" w:hAnsi="Arial" w:cs="Arial"/>
-          <w:sz w:val="18"/>
-        </w:rPr>
-        <w:t>MySQL</w:t>
-      </w:r>
+      <w:proofErr w:type="spellStart"/>
+      <w:r>
+        <w:rPr>
+          <w:rFonts w:ascii="Arial" w:hAnsi="Arial" w:cs="Arial"/>
+          <w:sz w:val="18"/>
+        </w:rPr>
+        <w:t>MongoDB</w:t>
+      </w:r>
+      <w:proofErr w:type="spellEnd"/>
       <w:r>
         <w:rPr>
           <w:rFonts w:ascii="Arial" w:hAnsi="Arial" w:cs="Arial"/>
@@ -3300,75 +3278,9 @@
         </w:rPr>
         <w:t xml:space="preserve">, </w:t>
       </w:r>
-      <w:r>
-        <w:rPr>
-          <w:rStyle w:val="Strong"/>
-          <w:rFonts w:ascii="Arial" w:hAnsi="Arial" w:cs="Arial"/>
-          <w:sz w:val="18"/>
-        </w:rPr>
-        <w:t>SQL Server</w:t>
-      </w:r>
-      <w:r>
-        <w:rPr>
-          <w:rFonts w:ascii="Arial" w:hAnsi="Arial" w:cs="Arial"/>
-          <w:sz w:val="18"/>
-        </w:rPr>
-        <w:t xml:space="preserve"> | </w:t>
-      </w:r>
-      <w:proofErr w:type="spellStart"/>
-      <w:r>
-        <w:rPr>
-          <w:rFonts w:ascii="Arial" w:hAnsi="Arial" w:cs="Arial"/>
-          <w:sz w:val="18"/>
-        </w:rPr>
-        <w:t>NoSQL</w:t>
-      </w:r>
-      <w:proofErr w:type="spellEnd"/>
-      <w:r>
-        <w:rPr>
-          <w:rFonts w:ascii="Arial" w:hAnsi="Arial" w:cs="Arial"/>
-          <w:sz w:val="18"/>
-        </w:rPr>
-        <w:t xml:space="preserve">: </w:t>
-      </w:r>
-      <w:proofErr w:type="spellStart"/>
-      <w:r>
-        <w:rPr>
-          <w:rStyle w:val="Strong"/>
-          <w:rFonts w:ascii="Arial" w:hAnsi="Arial" w:cs="Arial"/>
-          <w:sz w:val="18"/>
-        </w:rPr>
-        <w:t>Redis</w:t>
-      </w:r>
-      <w:proofErr w:type="spellEnd"/>
-      <w:r>
-        <w:rPr>
-          <w:rFonts w:ascii="Arial" w:hAnsi="Arial" w:cs="Arial"/>
-          <w:sz w:val="18"/>
-        </w:rPr>
-        <w:t xml:space="preserve">, </w:t>
-      </w:r>
-      <w:proofErr w:type="spellStart"/>
-      <w:r>
-        <w:rPr>
-          <w:rStyle w:val="Strong"/>
-          <w:rFonts w:ascii="Arial" w:hAnsi="Arial" w:cs="Arial"/>
-          <w:sz w:val="18"/>
-        </w:rPr>
-        <w:t>MongoDB</w:t>
-      </w:r>
-      <w:proofErr w:type="spellEnd"/>
-      <w:r>
-        <w:rPr>
-          <w:rFonts w:ascii="Arial" w:hAnsi="Arial" w:cs="Arial"/>
-          <w:sz w:val="18"/>
-        </w:rPr>
-        <w:t xml:space="preserve">, </w:t>
-      </w:r>
-      <w:proofErr w:type="spellStart"/>
-      <w:r>
-        <w:rPr>
-          <w:rStyle w:val="Strong"/>
+      <w:proofErr w:type="spellStart"/>
+      <w:r>
+        <w:rPr>
           <w:rFonts w:ascii="Arial" w:hAnsi="Arial" w:cs="Arial"/>
           <w:sz w:val="18"/>
         </w:rPr>
@@ -3380,42 +3292,11 @@
           <w:rFonts w:ascii="Arial" w:hAnsi="Arial" w:cs="Arial"/>
           <w:sz w:val="18"/>
         </w:rPr>
-        <w:t xml:space="preserve"> | Queues/streams: </w:t>
-      </w:r>
-      <w:r>
-        <w:rPr>
-          <w:rStyle w:val="Strong"/>
-          <w:rFonts w:ascii="Arial" w:hAnsi="Arial" w:cs="Arial"/>
-          <w:sz w:val="18"/>
-        </w:rPr>
-        <w:t>AWS SQS/SNS</w:t>
-      </w:r>
-      <w:r>
-        <w:rPr>
-          <w:rFonts w:ascii="Arial" w:hAnsi="Arial" w:cs="Arial"/>
-          <w:sz w:val="18"/>
-        </w:rPr>
-        <w:t xml:space="preserve">, </w:t>
-      </w:r>
-      <w:r>
-        <w:rPr>
-          <w:rStyle w:val="Strong"/>
-          <w:rFonts w:ascii="Arial" w:hAnsi="Arial" w:cs="Arial"/>
-          <w:sz w:val="18"/>
-        </w:rPr>
-        <w:t>Kafka</w:t>
-      </w:r>
-      <w:r>
-        <w:rPr>
-          <w:rFonts w:ascii="Arial" w:hAnsi="Arial" w:cs="Arial"/>
-          <w:sz w:val="18"/>
-        </w:rPr>
-        <w:t xml:space="preserve">, </w:t>
-      </w:r>
-      <w:proofErr w:type="spellStart"/>
-      <w:r>
-        <w:rPr>
-          <w:rStyle w:val="Strong"/>
+        <w:t xml:space="preserve"> | Queues/streams: AWS SQS/SNS, Kafka, </w:t>
+      </w:r>
+      <w:proofErr w:type="spellStart"/>
+      <w:r>
+        <w:rPr>
           <w:rFonts w:ascii="Arial" w:hAnsi="Arial" w:cs="Arial"/>
           <w:sz w:val="18"/>
         </w:rPr>
@@ -3432,7 +3313,6 @@
       <w:proofErr w:type="spellStart"/>
       <w:r>
         <w:rPr>
-          <w:rStyle w:val="Strong"/>
           <w:rFonts w:ascii="Arial" w:hAnsi="Arial" w:cs="Arial"/>
           <w:sz w:val="18"/>
         </w:rPr>
@@ -3444,42 +3324,11 @@
           <w:rFonts w:ascii="Arial" w:hAnsi="Arial" w:cs="Arial"/>
           <w:sz w:val="18"/>
         </w:rPr>
-        <w:t xml:space="preserve">, </w:t>
-      </w:r>
-      <w:r>
-        <w:rPr>
-          <w:rStyle w:val="Strong"/>
-          <w:rFonts w:ascii="Arial" w:hAnsi="Arial" w:cs="Arial"/>
-          <w:sz w:val="18"/>
-        </w:rPr>
-        <w:t>OpenSearch</w:t>
-      </w:r>
-      <w:r>
-        <w:rPr>
-          <w:rFonts w:ascii="Arial" w:hAnsi="Arial" w:cs="Arial"/>
-          <w:sz w:val="18"/>
-        </w:rPr>
-        <w:t xml:space="preserve"> | Analytics: </w:t>
-      </w:r>
-      <w:r>
-        <w:rPr>
-          <w:rStyle w:val="Strong"/>
-          <w:rFonts w:ascii="Arial" w:hAnsi="Arial" w:cs="Arial"/>
-          <w:sz w:val="18"/>
-        </w:rPr>
-        <w:t>Redshift</w:t>
-      </w:r>
-      <w:r>
-        <w:rPr>
-          <w:rFonts w:ascii="Arial" w:hAnsi="Arial" w:cs="Arial"/>
-          <w:sz w:val="18"/>
-        </w:rPr>
-        <w:t xml:space="preserve">, </w:t>
-      </w:r>
-      <w:proofErr w:type="spellStart"/>
-      <w:r>
-        <w:rPr>
-          <w:rStyle w:val="Strong"/>
+        <w:t xml:space="preserve">, OpenSearch | Analytics: Redshift, </w:t>
+      </w:r>
+      <w:proofErr w:type="spellStart"/>
+      <w:r>
+        <w:rPr>
           <w:rFonts w:ascii="Arial" w:hAnsi="Arial" w:cs="Arial"/>
           <w:sz w:val="18"/>
         </w:rPr>
@@ -3489,10 +3338,10 @@
     </w:p>
     <w:p>
       <w:pPr>
-        <w:pStyle w:val="NormalWeb"/>
+        <w:pStyle w:val="ListParagraph"/>
         <w:numPr>
           <w:ilvl w:val="0"/>
-          <w:numId w:val="12"/>
+          <w:numId w:val="20"/>
         </w:numPr>
         <w:jc w:val="both"/>
         <w:rPr>
@@ -3502,8 +3351,8 @@
       </w:pPr>
       <w:r>
         <w:rPr>
-          <w:rStyle w:val="Strong"/>
-          <w:rFonts w:ascii="Arial" w:hAnsi="Arial" w:cs="Arial"/>
+          <w:rFonts w:ascii="Arial" w:hAnsi="Arial" w:cs="Arial"/>
+          <w:b/>
           <w:sz w:val="18"/>
         </w:rPr>
         <w:t xml:space="preserve">Cloud &amp; </w:t>
@@ -3511,8 +3360,8 @@
       <w:proofErr w:type="spellStart"/>
       <w:r>
         <w:rPr>
-          <w:rStyle w:val="Strong"/>
-          <w:rFonts w:ascii="Arial" w:hAnsi="Arial" w:cs="Arial"/>
+          <w:rFonts w:ascii="Arial" w:hAnsi="Arial" w:cs="Arial"/>
+          <w:b/>
           <w:sz w:val="18"/>
         </w:rPr>
         <w:t>DevOps</w:t>
@@ -3521,33 +3370,43 @@
       <w:r>
         <w:rPr>
           <w:rFonts w:ascii="Arial" w:hAnsi="Arial" w:cs="Arial"/>
-          <w:sz w:val="18"/>
-        </w:rPr>
-        <w:t xml:space="preserve"> — </w:t>
-      </w:r>
-      <w:r>
-        <w:rPr>
-          <w:rStyle w:val="Strong"/>
-          <w:rFonts w:ascii="Arial" w:hAnsi="Arial" w:cs="Arial"/>
-          <w:sz w:val="18"/>
-        </w:rPr>
-        <w:t>AWS</w:t>
-      </w:r>
-      <w:r>
-        <w:rPr>
-          <w:rFonts w:ascii="Arial" w:hAnsi="Arial" w:cs="Arial"/>
-          <w:sz w:val="18"/>
-        </w:rPr>
-        <w:t xml:space="preserve">: </w:t>
-      </w:r>
-      <w:r>
-        <w:rPr>
-          <w:rStyle w:val="Strong"/>
-          <w:rFonts w:ascii="Arial" w:hAnsi="Arial" w:cs="Arial"/>
-          <w:sz w:val="18"/>
-        </w:rPr>
-        <w:t>EKS</w:t>
-      </w:r>
+          <w:b/>
+          <w:sz w:val="18"/>
+        </w:rPr>
+        <w:t xml:space="preserve"> —</w:t>
+      </w:r>
+      <w:r>
+        <w:rPr>
+          <w:rFonts w:ascii="Arial" w:hAnsi="Arial" w:cs="Arial"/>
+          <w:sz w:val="18"/>
+        </w:rPr>
+        <w:t xml:space="preserve"> AWS: EKS, ECS, EC2, Lambda, API Gateway, S3, </w:t>
+      </w:r>
+      <w:proofErr w:type="spellStart"/>
+      <w:r>
+        <w:rPr>
+          <w:rFonts w:ascii="Arial" w:hAnsi="Arial" w:cs="Arial"/>
+          <w:sz w:val="18"/>
+        </w:rPr>
+        <w:t>CloudFront</w:t>
+      </w:r>
+      <w:proofErr w:type="spellEnd"/>
+      <w:r>
+        <w:rPr>
+          <w:rFonts w:ascii="Arial" w:hAnsi="Arial" w:cs="Arial"/>
+          <w:sz w:val="18"/>
+        </w:rPr>
+        <w:t xml:space="preserve">, RDS, </w:t>
+      </w:r>
+      <w:proofErr w:type="spellStart"/>
+      <w:r>
+        <w:rPr>
+          <w:rFonts w:ascii="Arial" w:hAnsi="Arial" w:cs="Arial"/>
+          <w:sz w:val="18"/>
+        </w:rPr>
+        <w:t>DynamoDB</w:t>
+      </w:r>
+      <w:proofErr w:type="spellEnd"/>
       <w:r>
         <w:rPr>
           <w:rFonts w:ascii="Arial" w:hAnsi="Arial" w:cs="Arial"/>
@@ -3555,14 +3414,15 @@
         </w:rPr>
         <w:t xml:space="preserve">, </w:t>
       </w:r>
-      <w:r>
-        <w:rPr>
-          <w:rStyle w:val="Strong"/>
-          <w:rFonts w:ascii="Arial" w:hAnsi="Arial" w:cs="Arial"/>
-          <w:sz w:val="18"/>
-        </w:rPr>
-        <w:t>ECS</w:t>
-      </w:r>
+      <w:proofErr w:type="spellStart"/>
+      <w:r>
+        <w:rPr>
+          <w:rFonts w:ascii="Arial" w:hAnsi="Arial" w:cs="Arial"/>
+          <w:sz w:val="18"/>
+        </w:rPr>
+        <w:t>ElastiCache</w:t>
+      </w:r>
+      <w:proofErr w:type="spellEnd"/>
       <w:r>
         <w:rPr>
           <w:rFonts w:ascii="Arial" w:hAnsi="Arial" w:cs="Arial"/>
@@ -3570,14 +3430,47 @@
         </w:rPr>
         <w:t xml:space="preserve">, </w:t>
       </w:r>
-      <w:r>
-        <w:rPr>
-          <w:rStyle w:val="Strong"/>
-          <w:rFonts w:ascii="Arial" w:hAnsi="Arial" w:cs="Arial"/>
-          <w:sz w:val="18"/>
-        </w:rPr>
-        <w:t>EC2</w:t>
-      </w:r>
+      <w:proofErr w:type="spellStart"/>
+      <w:r>
+        <w:rPr>
+          <w:rFonts w:ascii="Arial" w:hAnsi="Arial" w:cs="Arial"/>
+          <w:sz w:val="18"/>
+        </w:rPr>
+        <w:t>EventBridge</w:t>
+      </w:r>
+      <w:proofErr w:type="spellEnd"/>
+      <w:r>
+        <w:rPr>
+          <w:rFonts w:ascii="Arial" w:hAnsi="Arial" w:cs="Arial"/>
+          <w:sz w:val="18"/>
+        </w:rPr>
+        <w:t xml:space="preserve">, Step Functions, IAM | Azure: AKS, App Service, Azure SQL, Service Bus, Key Vault, Application Insights | GCP: GKE, Cloud Run, Pub/Sub, Cloud Storage, </w:t>
+      </w:r>
+      <w:proofErr w:type="spellStart"/>
+      <w:r>
+        <w:rPr>
+          <w:rFonts w:ascii="Arial" w:hAnsi="Arial" w:cs="Arial"/>
+          <w:sz w:val="18"/>
+        </w:rPr>
+        <w:t>BigQuery</w:t>
+      </w:r>
+      <w:proofErr w:type="spellEnd"/>
+      <w:r>
+        <w:rPr>
+          <w:rFonts w:ascii="Arial" w:hAnsi="Arial" w:cs="Arial"/>
+          <w:sz w:val="18"/>
+        </w:rPr>
+        <w:t xml:space="preserve"> | </w:t>
+      </w:r>
+      <w:proofErr w:type="spellStart"/>
+      <w:r>
+        <w:rPr>
+          <w:rFonts w:ascii="Arial" w:hAnsi="Arial" w:cs="Arial"/>
+          <w:sz w:val="18"/>
+        </w:rPr>
+        <w:t>Docker</w:t>
+      </w:r>
+      <w:proofErr w:type="spellEnd"/>
       <w:r>
         <w:rPr>
           <w:rFonts w:ascii="Arial" w:hAnsi="Arial" w:cs="Arial"/>
@@ -3585,14 +3478,31 @@
         </w:rPr>
         <w:t xml:space="preserve">, </w:t>
       </w:r>
-      <w:r>
-        <w:rPr>
-          <w:rStyle w:val="Strong"/>
-          <w:rFonts w:ascii="Arial" w:hAnsi="Arial" w:cs="Arial"/>
-          <w:sz w:val="18"/>
-        </w:rPr>
-        <w:t>Lambda</w:t>
-      </w:r>
+      <w:proofErr w:type="spellStart"/>
+      <w:r>
+        <w:rPr>
+          <w:rFonts w:ascii="Arial" w:hAnsi="Arial" w:cs="Arial"/>
+          <w:sz w:val="18"/>
+        </w:rPr>
+        <w:t>Kubernetes</w:t>
+      </w:r>
+      <w:proofErr w:type="spellEnd"/>
+      <w:r>
+        <w:rPr>
+          <w:rFonts w:ascii="Arial" w:hAnsi="Arial" w:cs="Arial"/>
+          <w:sz w:val="18"/>
+        </w:rPr>
+        <w:t xml:space="preserve">, Helm, Argo CD, </w:t>
+      </w:r>
+      <w:proofErr w:type="spellStart"/>
+      <w:r>
+        <w:rPr>
+          <w:rFonts w:ascii="Arial" w:hAnsi="Arial" w:cs="Arial"/>
+          <w:sz w:val="18"/>
+        </w:rPr>
+        <w:t>GitOps</w:t>
+      </w:r>
+      <w:proofErr w:type="spellEnd"/>
       <w:r>
         <w:rPr>
           <w:rFonts w:ascii="Arial" w:hAnsi="Arial" w:cs="Arial"/>
@@ -3600,14 +3510,15 @@
         </w:rPr>
         <w:t xml:space="preserve">, </w:t>
       </w:r>
-      <w:r>
-        <w:rPr>
-          <w:rStyle w:val="Strong"/>
-          <w:rFonts w:ascii="Arial" w:hAnsi="Arial" w:cs="Arial"/>
-          <w:sz w:val="18"/>
-        </w:rPr>
-        <w:t>API Gateway</w:t>
-      </w:r>
+      <w:proofErr w:type="spellStart"/>
+      <w:r>
+        <w:rPr>
+          <w:rFonts w:ascii="Arial" w:hAnsi="Arial" w:cs="Arial"/>
+          <w:sz w:val="18"/>
+        </w:rPr>
+        <w:t>Terraform</w:t>
+      </w:r>
+      <w:proofErr w:type="spellEnd"/>
       <w:r>
         <w:rPr>
           <w:rFonts w:ascii="Arial" w:hAnsi="Arial" w:cs="Arial"/>
@@ -3615,309 +3526,6 @@
         </w:rPr>
         <w:t xml:space="preserve">, </w:t>
       </w:r>
-      <w:r>
-        <w:rPr>
-          <w:rStyle w:val="Strong"/>
-          <w:rFonts w:ascii="Arial" w:hAnsi="Arial" w:cs="Arial"/>
-          <w:sz w:val="18"/>
-        </w:rPr>
-        <w:t>S3</w:t>
-      </w:r>
-      <w:r>
-        <w:rPr>
-          <w:rFonts w:ascii="Arial" w:hAnsi="Arial" w:cs="Arial"/>
-          <w:sz w:val="18"/>
-        </w:rPr>
-        <w:t xml:space="preserve">, </w:t>
-      </w:r>
-      <w:proofErr w:type="spellStart"/>
-      <w:r>
-        <w:rPr>
-          <w:rStyle w:val="Strong"/>
-          <w:rFonts w:ascii="Arial" w:hAnsi="Arial" w:cs="Arial"/>
-          <w:sz w:val="18"/>
-        </w:rPr>
-        <w:t>CloudFront</w:t>
-      </w:r>
-      <w:proofErr w:type="spellEnd"/>
-      <w:r>
-        <w:rPr>
-          <w:rFonts w:ascii="Arial" w:hAnsi="Arial" w:cs="Arial"/>
-          <w:sz w:val="18"/>
-        </w:rPr>
-        <w:t xml:space="preserve">, </w:t>
-      </w:r>
-      <w:r>
-        <w:rPr>
-          <w:rStyle w:val="Strong"/>
-          <w:rFonts w:ascii="Arial" w:hAnsi="Arial" w:cs="Arial"/>
-          <w:sz w:val="18"/>
-        </w:rPr>
-        <w:t>RDS</w:t>
-      </w:r>
-      <w:r>
-        <w:rPr>
-          <w:rFonts w:ascii="Arial" w:hAnsi="Arial" w:cs="Arial"/>
-          <w:sz w:val="18"/>
-        </w:rPr>
-        <w:t xml:space="preserve">, </w:t>
-      </w:r>
-      <w:proofErr w:type="spellStart"/>
-      <w:r>
-        <w:rPr>
-          <w:rStyle w:val="Strong"/>
-          <w:rFonts w:ascii="Arial" w:hAnsi="Arial" w:cs="Arial"/>
-          <w:sz w:val="18"/>
-        </w:rPr>
-        <w:t>DynamoDB</w:t>
-      </w:r>
-      <w:proofErr w:type="spellEnd"/>
-      <w:r>
-        <w:rPr>
-          <w:rFonts w:ascii="Arial" w:hAnsi="Arial" w:cs="Arial"/>
-          <w:sz w:val="18"/>
-        </w:rPr>
-        <w:t xml:space="preserve">, </w:t>
-      </w:r>
-      <w:proofErr w:type="spellStart"/>
-      <w:r>
-        <w:rPr>
-          <w:rStyle w:val="Strong"/>
-          <w:rFonts w:ascii="Arial" w:hAnsi="Arial" w:cs="Arial"/>
-          <w:sz w:val="18"/>
-        </w:rPr>
-        <w:t>ElastiCache</w:t>
-      </w:r>
-      <w:proofErr w:type="spellEnd"/>
-      <w:r>
-        <w:rPr>
-          <w:rFonts w:ascii="Arial" w:hAnsi="Arial" w:cs="Arial"/>
-          <w:sz w:val="18"/>
-        </w:rPr>
-        <w:t xml:space="preserve">, </w:t>
-      </w:r>
-      <w:proofErr w:type="spellStart"/>
-      <w:r>
-        <w:rPr>
-          <w:rStyle w:val="Strong"/>
-          <w:rFonts w:ascii="Arial" w:hAnsi="Arial" w:cs="Arial"/>
-          <w:sz w:val="18"/>
-        </w:rPr>
-        <w:t>EventBridge</w:t>
-      </w:r>
-      <w:proofErr w:type="spellEnd"/>
-      <w:r>
-        <w:rPr>
-          <w:rFonts w:ascii="Arial" w:hAnsi="Arial" w:cs="Arial"/>
-          <w:sz w:val="18"/>
-        </w:rPr>
-        <w:t xml:space="preserve">, </w:t>
-      </w:r>
-      <w:r>
-        <w:rPr>
-          <w:rStyle w:val="Strong"/>
-          <w:rFonts w:ascii="Arial" w:hAnsi="Arial" w:cs="Arial"/>
-          <w:sz w:val="18"/>
-        </w:rPr>
-        <w:t>Step Functions</w:t>
-      </w:r>
-      <w:r>
-        <w:rPr>
-          <w:rFonts w:ascii="Arial" w:hAnsi="Arial" w:cs="Arial"/>
-          <w:sz w:val="18"/>
-        </w:rPr>
-        <w:t xml:space="preserve">, </w:t>
-      </w:r>
-      <w:r>
-        <w:rPr>
-          <w:rStyle w:val="Strong"/>
-          <w:rFonts w:ascii="Arial" w:hAnsi="Arial" w:cs="Arial"/>
-          <w:sz w:val="18"/>
-        </w:rPr>
-        <w:t>IAM</w:t>
-      </w:r>
-      <w:r>
-        <w:rPr>
-          <w:rFonts w:ascii="Arial" w:hAnsi="Arial" w:cs="Arial"/>
-          <w:sz w:val="18"/>
-        </w:rPr>
-        <w:t xml:space="preserve"> | </w:t>
-      </w:r>
-      <w:r>
-        <w:rPr>
-          <w:rStyle w:val="Strong"/>
-          <w:rFonts w:ascii="Arial" w:hAnsi="Arial" w:cs="Arial"/>
-          <w:sz w:val="18"/>
-        </w:rPr>
-        <w:t>Azure</w:t>
-      </w:r>
-      <w:r>
-        <w:rPr>
-          <w:rFonts w:ascii="Arial" w:hAnsi="Arial" w:cs="Arial"/>
-          <w:sz w:val="18"/>
-        </w:rPr>
-        <w:t xml:space="preserve">: </w:t>
-      </w:r>
-      <w:r>
-        <w:rPr>
-          <w:rStyle w:val="Strong"/>
-          <w:rFonts w:ascii="Arial" w:hAnsi="Arial" w:cs="Arial"/>
-          <w:sz w:val="18"/>
-        </w:rPr>
-        <w:t>AKS</w:t>
-      </w:r>
-      <w:r>
-        <w:rPr>
-          <w:rFonts w:ascii="Arial" w:hAnsi="Arial" w:cs="Arial"/>
-          <w:sz w:val="18"/>
-        </w:rPr>
-        <w:t xml:space="preserve">, App Service, Azure SQL, Service Bus, Key Vault, Application Insights | </w:t>
-      </w:r>
-      <w:r>
-        <w:rPr>
-          <w:rStyle w:val="Strong"/>
-          <w:rFonts w:ascii="Arial" w:hAnsi="Arial" w:cs="Arial"/>
-          <w:sz w:val="18"/>
-        </w:rPr>
-        <w:t>GCP</w:t>
-      </w:r>
-      <w:r>
-        <w:rPr>
-          <w:rFonts w:ascii="Arial" w:hAnsi="Arial" w:cs="Arial"/>
-          <w:sz w:val="18"/>
-        </w:rPr>
-        <w:t xml:space="preserve">: </w:t>
-      </w:r>
-      <w:r>
-        <w:rPr>
-          <w:rStyle w:val="Strong"/>
-          <w:rFonts w:ascii="Arial" w:hAnsi="Arial" w:cs="Arial"/>
-          <w:sz w:val="18"/>
-        </w:rPr>
-        <w:t>GKE</w:t>
-      </w:r>
-      <w:r>
-        <w:rPr>
-          <w:rFonts w:ascii="Arial" w:hAnsi="Arial" w:cs="Arial"/>
-          <w:sz w:val="18"/>
-        </w:rPr>
-        <w:t xml:space="preserve">, Cloud Run, Pub/Sub, Cloud Storage, </w:t>
-      </w:r>
-      <w:proofErr w:type="spellStart"/>
-      <w:r>
-        <w:rPr>
-          <w:rStyle w:val="Strong"/>
-          <w:rFonts w:ascii="Arial" w:hAnsi="Arial" w:cs="Arial"/>
-          <w:sz w:val="18"/>
-        </w:rPr>
-        <w:t>BigQuery</w:t>
-      </w:r>
-      <w:proofErr w:type="spellEnd"/>
-      <w:r>
-        <w:rPr>
-          <w:rFonts w:ascii="Arial" w:hAnsi="Arial" w:cs="Arial"/>
-          <w:sz w:val="18"/>
-        </w:rPr>
-        <w:t xml:space="preserve"> | </w:t>
-      </w:r>
-      <w:proofErr w:type="spellStart"/>
-      <w:r>
-        <w:rPr>
-          <w:rStyle w:val="Strong"/>
-          <w:rFonts w:ascii="Arial" w:hAnsi="Arial" w:cs="Arial"/>
-          <w:sz w:val="18"/>
-        </w:rPr>
-        <w:t>Docker</w:t>
-      </w:r>
-      <w:proofErr w:type="spellEnd"/>
-      <w:r>
-        <w:rPr>
-          <w:rFonts w:ascii="Arial" w:hAnsi="Arial" w:cs="Arial"/>
-          <w:sz w:val="18"/>
-        </w:rPr>
-        <w:t xml:space="preserve">, </w:t>
-      </w:r>
-      <w:proofErr w:type="spellStart"/>
-      <w:r>
-        <w:rPr>
-          <w:rStyle w:val="Strong"/>
-          <w:rFonts w:ascii="Arial" w:hAnsi="Arial" w:cs="Arial"/>
-          <w:sz w:val="18"/>
-        </w:rPr>
-        <w:t>Kubernetes</w:t>
-      </w:r>
-      <w:proofErr w:type="spellEnd"/>
-      <w:r>
-        <w:rPr>
-          <w:rFonts w:ascii="Arial" w:hAnsi="Arial" w:cs="Arial"/>
-          <w:sz w:val="18"/>
-        </w:rPr>
-        <w:t xml:space="preserve">, </w:t>
-      </w:r>
-      <w:r>
-        <w:rPr>
-          <w:rStyle w:val="Strong"/>
-          <w:rFonts w:ascii="Arial" w:hAnsi="Arial" w:cs="Arial"/>
-          <w:sz w:val="18"/>
-        </w:rPr>
-        <w:t>Helm</w:t>
-      </w:r>
-      <w:r>
-        <w:rPr>
-          <w:rFonts w:ascii="Arial" w:hAnsi="Arial" w:cs="Arial"/>
-          <w:sz w:val="18"/>
-        </w:rPr>
-        <w:t xml:space="preserve">, </w:t>
-      </w:r>
-      <w:r>
-        <w:rPr>
-          <w:rStyle w:val="Strong"/>
-          <w:rFonts w:ascii="Arial" w:hAnsi="Arial" w:cs="Arial"/>
-          <w:sz w:val="18"/>
-        </w:rPr>
-        <w:t>Argo CD</w:t>
-      </w:r>
-      <w:r>
-        <w:rPr>
-          <w:rFonts w:ascii="Arial" w:hAnsi="Arial" w:cs="Arial"/>
-          <w:sz w:val="18"/>
-        </w:rPr>
-        <w:t xml:space="preserve">, </w:t>
-      </w:r>
-      <w:proofErr w:type="spellStart"/>
-      <w:r>
-        <w:rPr>
-          <w:rStyle w:val="Strong"/>
-          <w:rFonts w:ascii="Arial" w:hAnsi="Arial" w:cs="Arial"/>
-          <w:sz w:val="18"/>
-        </w:rPr>
-        <w:t>GitOps</w:t>
-      </w:r>
-      <w:proofErr w:type="spellEnd"/>
-      <w:r>
-        <w:rPr>
-          <w:rFonts w:ascii="Arial" w:hAnsi="Arial" w:cs="Arial"/>
-          <w:sz w:val="18"/>
-        </w:rPr>
-        <w:t xml:space="preserve">, </w:t>
-      </w:r>
-      <w:proofErr w:type="spellStart"/>
-      <w:r>
-        <w:rPr>
-          <w:rStyle w:val="Strong"/>
-          <w:rFonts w:ascii="Arial" w:hAnsi="Arial" w:cs="Arial"/>
-          <w:sz w:val="18"/>
-        </w:rPr>
-        <w:t>Terraform</w:t>
-      </w:r>
-      <w:proofErr w:type="spellEnd"/>
-      <w:r>
-        <w:rPr>
-          <w:rFonts w:ascii="Arial" w:hAnsi="Arial" w:cs="Arial"/>
-          <w:sz w:val="18"/>
-        </w:rPr>
-        <w:t xml:space="preserve">, </w:t>
-      </w:r>
       <w:proofErr w:type="spellStart"/>
       <w:r>
         <w:rPr>
@@ -3937,7 +3545,6 @@
       <w:proofErr w:type="spellStart"/>
       <w:r>
         <w:rPr>
-          <w:rStyle w:val="Strong"/>
           <w:rFonts w:ascii="Arial" w:hAnsi="Arial" w:cs="Arial"/>
           <w:sz w:val="18"/>
         </w:rPr>
@@ -3946,23 +3553,14 @@
       <w:proofErr w:type="spellEnd"/>
       <w:r>
         <w:rPr>
-          <w:rStyle w:val="Strong"/>
-          <w:rFonts w:ascii="Arial" w:hAnsi="Arial" w:cs="Arial"/>
-          <w:sz w:val="18"/>
-        </w:rPr>
-        <w:t xml:space="preserve"> Actions</w:t>
-      </w:r>
-      <w:r>
-        <w:rPr>
-          <w:rFonts w:ascii="Arial" w:hAnsi="Arial" w:cs="Arial"/>
-          <w:sz w:val="18"/>
-        </w:rPr>
-        <w:t xml:space="preserve">, </w:t>
-      </w:r>
-      <w:proofErr w:type="spellStart"/>
-      <w:r>
-        <w:rPr>
-          <w:rStyle w:val="Strong"/>
+          <w:rFonts w:ascii="Arial" w:hAnsi="Arial" w:cs="Arial"/>
+          <w:sz w:val="18"/>
+        </w:rPr>
+        <w:t xml:space="preserve"> Actions, </w:t>
+      </w:r>
+      <w:proofErr w:type="spellStart"/>
+      <w:r>
+        <w:rPr>
           <w:rFonts w:ascii="Arial" w:hAnsi="Arial" w:cs="Arial"/>
           <w:sz w:val="18"/>
         </w:rPr>
@@ -3971,33 +3569,10 @@
       <w:proofErr w:type="spellEnd"/>
       <w:r>
         <w:rPr>
-          <w:rStyle w:val="Strong"/>
-          <w:rFonts w:ascii="Arial" w:hAnsi="Arial" w:cs="Arial"/>
-          <w:sz w:val="18"/>
-        </w:rPr>
-        <w:t xml:space="preserve"> CI</w:t>
-      </w:r>
-      <w:r>
-        <w:rPr>
-          <w:rFonts w:ascii="Arial" w:hAnsi="Arial" w:cs="Arial"/>
-          <w:sz w:val="18"/>
-        </w:rPr>
-        <w:t xml:space="preserve">, </w:t>
-      </w:r>
-      <w:r>
-        <w:rPr>
-          <w:rStyle w:val="Strong"/>
-          <w:rFonts w:ascii="Arial" w:hAnsi="Arial" w:cs="Arial"/>
-          <w:sz w:val="18"/>
-        </w:rPr>
-        <w:t>Jenkins</w:t>
-      </w:r>
-      <w:r>
-        <w:rPr>
-          <w:rFonts w:ascii="Arial" w:hAnsi="Arial" w:cs="Arial"/>
-          <w:sz w:val="18"/>
-        </w:rPr>
-        <w:t xml:space="preserve">, Azure </w:t>
+          <w:rFonts w:ascii="Arial" w:hAnsi="Arial" w:cs="Arial"/>
+          <w:sz w:val="18"/>
+        </w:rPr>
+        <w:t xml:space="preserve"> CI, Jenkins, Azure </w:t>
       </w:r>
       <w:proofErr w:type="spellStart"/>
       <w:r>
@@ -4027,10 +3602,10 @@
     </w:p>
     <w:p>
       <w:pPr>
-        <w:pStyle w:val="NormalWeb"/>
+        <w:pStyle w:val="ListParagraph"/>
         <w:numPr>
           <w:ilvl w:val="0"/>
-          <w:numId w:val="12"/>
+          <w:numId w:val="20"/>
         </w:numPr>
         <w:jc w:val="both"/>
         <w:rPr>
@@ -4041,8 +3616,8 @@
       <w:proofErr w:type="spellStart"/>
       <w:r>
         <w:rPr>
-          <w:rStyle w:val="Strong"/>
-          <w:rFonts w:ascii="Arial" w:hAnsi="Arial" w:cs="Arial"/>
+          <w:rFonts w:ascii="Arial" w:hAnsi="Arial" w:cs="Arial"/>
+          <w:b/>
           <w:sz w:val="18"/>
         </w:rPr>
         <w:t>Observability</w:t>
@@ -4050,23 +3625,22 @@
       <w:proofErr w:type="spellEnd"/>
       <w:r>
         <w:rPr>
-          <w:rStyle w:val="Strong"/>
-          <w:rFonts w:ascii="Arial" w:hAnsi="Arial" w:cs="Arial"/>
-          <w:sz w:val="18"/>
-        </w:rPr>
-        <w:t>, Quality &amp; Security</w:t>
-      </w:r>
-      <w:r>
-        <w:rPr>
-          <w:rFonts w:ascii="Arial" w:hAnsi="Arial" w:cs="Arial"/>
-          <w:sz w:val="18"/>
-        </w:rPr>
-        <w:t xml:space="preserve"> — </w:t>
-      </w:r>
-      <w:proofErr w:type="spellStart"/>
-      <w:r>
-        <w:rPr>
-          <w:rStyle w:val="Strong"/>
+          <w:rFonts w:ascii="Arial" w:hAnsi="Arial" w:cs="Arial"/>
+          <w:b/>
+          <w:sz w:val="18"/>
+        </w:rPr>
+        <w:t>, Quality &amp; Security —</w:t>
+      </w:r>
+      <w:r>
+        <w:rPr>
+          <w:rFonts w:ascii="Arial" w:hAnsi="Arial" w:cs="Arial"/>
+          <w:sz w:val="18"/>
+        </w:rPr>
+        <w:t xml:space="preserve"> </w:t>
+      </w:r>
+      <w:proofErr w:type="spellStart"/>
+      <w:r>
+        <w:rPr>
           <w:rFonts w:ascii="Arial" w:hAnsi="Arial" w:cs="Arial"/>
           <w:sz w:val="18"/>
         </w:rPr>
@@ -4083,7 +3657,6 @@
       <w:proofErr w:type="spellStart"/>
       <w:r>
         <w:rPr>
-          <w:rStyle w:val="Strong"/>
           <w:rFonts w:ascii="Arial" w:hAnsi="Arial" w:cs="Arial"/>
           <w:sz w:val="18"/>
         </w:rPr>
@@ -4095,27 +3668,11 @@
           <w:rFonts w:ascii="Arial" w:hAnsi="Arial" w:cs="Arial"/>
           <w:sz w:val="18"/>
         </w:rPr>
-        <w:t xml:space="preserve">, </w:t>
-      </w:r>
-      <w:r>
-        <w:rPr>
-          <w:rStyle w:val="Strong"/>
-          <w:rFonts w:ascii="Arial" w:hAnsi="Arial" w:cs="Arial"/>
-          <w:sz w:val="18"/>
-        </w:rPr>
-        <w:t>Prometheus</w:t>
-      </w:r>
-      <w:r>
-        <w:rPr>
-          <w:rFonts w:ascii="Arial" w:hAnsi="Arial" w:cs="Arial"/>
-          <w:sz w:val="18"/>
-        </w:rPr>
-        <w:t xml:space="preserve">, </w:t>
-      </w:r>
-      <w:proofErr w:type="spellStart"/>
-      <w:r>
-        <w:rPr>
-          <w:rStyle w:val="Strong"/>
+        <w:t xml:space="preserve">, Prometheus, </w:t>
+      </w:r>
+      <w:proofErr w:type="spellStart"/>
+      <w:r>
+        <w:rPr>
           <w:rFonts w:ascii="Arial" w:hAnsi="Arial" w:cs="Arial"/>
           <w:sz w:val="18"/>
         </w:rPr>
@@ -4127,27 +3684,11 @@
           <w:rFonts w:ascii="Arial" w:hAnsi="Arial" w:cs="Arial"/>
           <w:sz w:val="18"/>
         </w:rPr>
-        <w:t xml:space="preserve">, </w:t>
-      </w:r>
-      <w:r>
-        <w:rPr>
-          <w:rStyle w:val="Strong"/>
-          <w:rFonts w:ascii="Arial" w:hAnsi="Arial" w:cs="Arial"/>
-          <w:sz w:val="18"/>
-        </w:rPr>
-        <w:t>ELK/EFK</w:t>
-      </w:r>
-      <w:r>
-        <w:rPr>
-          <w:rFonts w:ascii="Arial" w:hAnsi="Arial" w:cs="Arial"/>
-          <w:sz w:val="18"/>
-        </w:rPr>
-        <w:t xml:space="preserve">, </w:t>
-      </w:r>
-      <w:proofErr w:type="spellStart"/>
-      <w:r>
-        <w:rPr>
-          <w:rStyle w:val="Strong"/>
+        <w:t xml:space="preserve">, ELK/EFK, </w:t>
+      </w:r>
+      <w:proofErr w:type="spellStart"/>
+      <w:r>
+        <w:rPr>
           <w:rFonts w:ascii="Arial" w:hAnsi="Arial" w:cs="Arial"/>
           <w:sz w:val="18"/>
         </w:rPr>
@@ -4159,117 +3700,11 @@
           <w:rFonts w:ascii="Arial" w:hAnsi="Arial" w:cs="Arial"/>
           <w:sz w:val="18"/>
         </w:rPr>
-        <w:t xml:space="preserve">, structured logging | Testing: </w:t>
-      </w:r>
-      <w:r>
-        <w:rPr>
-          <w:rStyle w:val="Strong"/>
-          <w:rFonts w:ascii="Arial" w:hAnsi="Arial" w:cs="Arial"/>
-          <w:sz w:val="18"/>
-        </w:rPr>
-        <w:t>Jest</w:t>
-      </w:r>
-      <w:r>
-        <w:rPr>
-          <w:rFonts w:ascii="Arial" w:hAnsi="Arial" w:cs="Arial"/>
-          <w:sz w:val="18"/>
-        </w:rPr>
-        <w:t xml:space="preserve">, </w:t>
-      </w:r>
-      <w:r>
-        <w:rPr>
-          <w:rStyle w:val="Strong"/>
-          <w:rFonts w:ascii="Arial" w:hAnsi="Arial" w:cs="Arial"/>
-          <w:sz w:val="18"/>
-        </w:rPr>
-        <w:t>Mocha</w:t>
-      </w:r>
-      <w:r>
-        <w:rPr>
-          <w:rFonts w:ascii="Arial" w:hAnsi="Arial" w:cs="Arial"/>
-          <w:sz w:val="18"/>
-        </w:rPr>
-        <w:t xml:space="preserve">, </w:t>
-      </w:r>
-      <w:r>
-        <w:rPr>
-          <w:rStyle w:val="Strong"/>
-          <w:rFonts w:ascii="Arial" w:hAnsi="Arial" w:cs="Arial"/>
-          <w:sz w:val="18"/>
-        </w:rPr>
-        <w:t>Chai</w:t>
-      </w:r>
-      <w:r>
-        <w:rPr>
-          <w:rFonts w:ascii="Arial" w:hAnsi="Arial" w:cs="Arial"/>
-          <w:sz w:val="18"/>
-        </w:rPr>
-        <w:t xml:space="preserve">, React Testing Library, </w:t>
-      </w:r>
-      <w:r>
-        <w:rPr>
-          <w:rStyle w:val="Strong"/>
-          <w:rFonts w:ascii="Arial" w:hAnsi="Arial" w:cs="Arial"/>
-          <w:sz w:val="18"/>
-        </w:rPr>
-        <w:t>Cypress</w:t>
-      </w:r>
-      <w:r>
-        <w:rPr>
-          <w:rFonts w:ascii="Arial" w:hAnsi="Arial" w:cs="Arial"/>
-          <w:sz w:val="18"/>
-        </w:rPr>
-        <w:t xml:space="preserve">, </w:t>
-      </w:r>
-      <w:r>
-        <w:rPr>
-          <w:rStyle w:val="Strong"/>
-          <w:rFonts w:ascii="Arial" w:hAnsi="Arial" w:cs="Arial"/>
-          <w:sz w:val="18"/>
-        </w:rPr>
-        <w:t>Playwright</w:t>
-      </w:r>
-      <w:r>
-        <w:rPr>
-          <w:rFonts w:ascii="Arial" w:hAnsi="Arial" w:cs="Arial"/>
-          <w:sz w:val="18"/>
-        </w:rPr>
-        <w:t xml:space="preserve">, </w:t>
-      </w:r>
-      <w:r>
-        <w:rPr>
-          <w:rStyle w:val="Strong"/>
-          <w:rFonts w:ascii="Arial" w:hAnsi="Arial" w:cs="Arial"/>
-          <w:sz w:val="18"/>
-        </w:rPr>
-        <w:t>Pact-style</w:t>
-      </w:r>
-      <w:r>
-        <w:rPr>
-          <w:rFonts w:ascii="Arial" w:hAnsi="Arial" w:cs="Arial"/>
-          <w:sz w:val="18"/>
-        </w:rPr>
-        <w:t xml:space="preserve"> API contract tests | Security: </w:t>
-      </w:r>
-      <w:r>
-        <w:rPr>
-          <w:rStyle w:val="Strong"/>
-          <w:rFonts w:ascii="Arial" w:hAnsi="Arial" w:cs="Arial"/>
-          <w:sz w:val="18"/>
-        </w:rPr>
-        <w:t>OAuth2</w:t>
-      </w:r>
-      <w:r>
-        <w:rPr>
-          <w:rFonts w:ascii="Arial" w:hAnsi="Arial" w:cs="Arial"/>
-          <w:sz w:val="18"/>
-        </w:rPr>
-        <w:t xml:space="preserve">, </w:t>
-      </w:r>
-      <w:proofErr w:type="spellStart"/>
-      <w:r>
-        <w:rPr>
-          <w:rStyle w:val="Strong"/>
+        <w:t xml:space="preserve">, structured logging | Testing: Jest, Mocha, Chai, React Testing Library, Cypress, Playwright, Pact-style API contract tests | Security: OAuth2, </w:t>
+      </w:r>
+      <w:proofErr w:type="spellStart"/>
+      <w:r>
+        <w:rPr>
           <w:rFonts w:ascii="Arial" w:hAnsi="Arial" w:cs="Arial"/>
           <w:sz w:val="18"/>
         </w:rPr>
@@ -4278,38 +3713,14 @@
       <w:proofErr w:type="spellEnd"/>
       <w:r>
         <w:rPr>
-          <w:rStyle w:val="Strong"/>
-          <w:rFonts w:ascii="Arial" w:hAnsi="Arial" w:cs="Arial"/>
-          <w:sz w:val="18"/>
-        </w:rPr>
-        <w:t xml:space="preserve"> Connect</w:t>
-      </w:r>
-      <w:r>
-        <w:rPr>
-          <w:rFonts w:ascii="Arial" w:hAnsi="Arial" w:cs="Arial"/>
-          <w:sz w:val="18"/>
-        </w:rPr>
-        <w:t xml:space="preserve">, </w:t>
-      </w:r>
-      <w:r>
-        <w:rPr>
-          <w:rStyle w:val="Strong"/>
-          <w:rFonts w:ascii="Arial" w:hAnsi="Arial" w:cs="Arial"/>
-          <w:sz w:val="18"/>
-        </w:rPr>
-        <w:t>JWT</w:t>
-      </w:r>
-      <w:r>
-        <w:rPr>
-          <w:rFonts w:ascii="Arial" w:hAnsi="Arial" w:cs="Arial"/>
-          <w:sz w:val="18"/>
-        </w:rPr>
-        <w:t xml:space="preserve">, </w:t>
-      </w:r>
-      <w:proofErr w:type="spellStart"/>
-      <w:r>
-        <w:rPr>
-          <w:rStyle w:val="Strong"/>
+          <w:rFonts w:ascii="Arial" w:hAnsi="Arial" w:cs="Arial"/>
+          <w:sz w:val="18"/>
+        </w:rPr>
+        <w:t xml:space="preserve"> Connect, JWT, </w:t>
+      </w:r>
+      <w:proofErr w:type="spellStart"/>
+      <w:r>
+        <w:rPr>
           <w:rFonts w:ascii="Arial" w:hAnsi="Arial" w:cs="Arial"/>
           <w:sz w:val="18"/>
         </w:rPr>
@@ -4321,35 +3732,11 @@
           <w:rFonts w:ascii="Arial" w:hAnsi="Arial" w:cs="Arial"/>
           <w:sz w:val="18"/>
         </w:rPr>
-        <w:t xml:space="preserve">, </w:t>
-      </w:r>
-      <w:r>
-        <w:rPr>
-          <w:rStyle w:val="Strong"/>
-          <w:rFonts w:ascii="Arial" w:hAnsi="Arial" w:cs="Arial"/>
-          <w:sz w:val="18"/>
-        </w:rPr>
-        <w:t>Auth0</w:t>
-      </w:r>
-      <w:r>
-        <w:rPr>
-          <w:rFonts w:ascii="Arial" w:hAnsi="Arial" w:cs="Arial"/>
-          <w:sz w:val="18"/>
-        </w:rPr>
-        <w:t xml:space="preserve">, </w:t>
-      </w:r>
-      <w:r>
-        <w:rPr>
-          <w:rStyle w:val="Strong"/>
-          <w:rFonts w:ascii="Arial" w:hAnsi="Arial" w:cs="Arial"/>
-          <w:sz w:val="18"/>
-        </w:rPr>
-        <w:t xml:space="preserve">AWS </w:t>
-      </w:r>
-      <w:proofErr w:type="spellStart"/>
-      <w:r>
-        <w:rPr>
-          <w:rStyle w:val="Strong"/>
+        <w:t xml:space="preserve">, Auth0, AWS </w:t>
+      </w:r>
+      <w:proofErr w:type="spellStart"/>
+      <w:r>
+        <w:rPr>
           <w:rFonts w:ascii="Arial" w:hAnsi="Arial" w:cs="Arial"/>
           <w:sz w:val="18"/>
         </w:rPr>
@@ -4361,31 +3748,17 @@
           <w:rFonts w:ascii="Arial" w:hAnsi="Arial" w:cs="Arial"/>
           <w:sz w:val="18"/>
         </w:rPr>
-        <w:t xml:space="preserve">, rate limiting, </w:t>
-      </w:r>
-      <w:r>
-        <w:rPr>
-          <w:rStyle w:val="Strong"/>
-          <w:rFonts w:ascii="Arial" w:hAnsi="Arial" w:cs="Arial"/>
-          <w:sz w:val="18"/>
-        </w:rPr>
-        <w:t>RBAC/ABAC</w:t>
-      </w:r>
-      <w:r>
-        <w:rPr>
-          <w:rFonts w:ascii="Arial" w:hAnsi="Arial" w:cs="Arial"/>
-          <w:sz w:val="18"/>
-        </w:rPr>
-        <w:t xml:space="preserve">, </w:t>
-      </w:r>
-      <w:r>
-        <w:rPr>
-          <w:rStyle w:val="Strong"/>
-          <w:rFonts w:ascii="Arial" w:hAnsi="Arial" w:cs="Arial"/>
-          <w:sz w:val="18"/>
-        </w:rPr>
-        <w:t>audit logging</w:t>
-      </w:r>
+        <w:t>, rate limiting, RBAC/ABAC, audit logging</w:t>
+      </w:r>
+    </w:p>
+    <w:p>
+      <w:pPr>
+        <w:jc w:val="both"/>
+        <w:rPr>
+          <w:rFonts w:ascii="Arial" w:hAnsi="Arial" w:cs="Arial"/>
+          <w:sz w:val="18"/>
+        </w:rPr>
+      </w:pPr>
     </w:p>
     <w:tbl>
       <w:tblPr>
@@ -4551,6 +3924,509 @@
         <w:t>, with coursework that supported production-grade backend development.</w:t>
       </w:r>
     </w:p>
+    <w:tbl>
+      <w:tblPr>
+        <w:tblW w:w="5000" w:type="pct"/>
+        <w:tblInd w:w="70" w:type="dxa"/>
+        <w:tblBorders>
+          <w:top w:val="none" w:sz="0" w:space="0" w:color="FFFFFF"/>
+          <w:left w:val="none" w:sz="0" w:space="0" w:color="FFFFFF"/>
+          <w:bottom w:val="none" w:sz="0" w:space="0" w:color="FFFFFF"/>
+          <w:right w:val="none" w:sz="0" w:space="0" w:color="FFFFFF"/>
+          <w:insideH w:val="none" w:sz="0" w:space="0" w:color="FFFFFF"/>
+          <w:insideV w:val="none" w:sz="0" w:space="0" w:color="FFFFFF"/>
+        </w:tblBorders>
+        <w:tblCellMar>
+          <w:left w:w="10" w:type="dxa"/>
+          <w:right w:w="10" w:type="dxa"/>
+        </w:tblCellMar>
+        <w:tblLook w:val="04A0" w:firstRow="1" w:lastRow="0" w:firstColumn="1" w:lastColumn="0" w:noHBand="0" w:noVBand="1"/>
+      </w:tblPr>
+      <w:tblGrid>
+        <w:gridCol w:w="10340"/>
+      </w:tblGrid>
+      <w:tr>
+        <w:tc>
+          <w:tcPr>
+            <w:tcW w:w="0" w:type="auto"/>
+            <w:tcBorders>
+              <w:top w:val="none" w:sz="0" w:space="0" w:color="FFFFFF"/>
+              <w:left w:val="none" w:sz="0" w:space="0" w:color="FFFFFF"/>
+              <w:bottom w:val="none" w:sz="0" w:space="0" w:color="FFFFFF"/>
+              <w:right w:val="none" w:sz="0" w:space="0" w:color="FFFFFF"/>
+            </w:tcBorders>
+            <w:shd w:val="clear" w:color="auto" w:fill="F4E9E1"/>
+            <w:tcMar>
+              <w:top w:w="40" w:type="dxa"/>
+              <w:left w:w="80" w:type="dxa"/>
+              <w:bottom w:w="40" w:type="dxa"/>
+              <w:right w:w="80" w:type="dxa"/>
+            </w:tcMar>
+            <w:vAlign w:val="center"/>
+          </w:tcPr>
+          <w:p>
+            <w:pPr>
+              <w:jc w:val="center"/>
+            </w:pPr>
+            <w:r>
+              <w:rPr>
+                <w:rFonts w:ascii="Arial" w:eastAsia="Arial" w:hAnsi="Arial" w:cs="Arial"/>
+                <w:b/>
+                <w:bCs/>
+                <w:color w:val="3B2F2B"/>
+                <w:sz w:val="22"/>
+                <w:szCs w:val="22"/>
+              </w:rPr>
+              <w:t>Projects</w:t>
+            </w:r>
+          </w:p>
+        </w:tc>
+      </w:tr>
+    </w:tbl>
+    <w:p>
+      <w:pPr>
+        <w:pStyle w:val="Heading3"/>
+        <w:jc w:val="both"/>
+        <w:rPr>
+          <w:rFonts w:ascii="Arial" w:hAnsi="Arial" w:cs="Arial"/>
+          <w:b/>
+          <w:color w:val="auto"/>
+          <w:sz w:val="18"/>
+        </w:rPr>
+      </w:pPr>
+      <w:r>
+        <w:rPr>
+          <w:rFonts w:ascii="Arial" w:hAnsi="Arial" w:cs="Arial"/>
+          <w:b/>
+          <w:color w:val="auto"/>
+          <w:sz w:val="18"/>
+        </w:rPr>
+        <w:t>Order Management API (Java + Spring Boot)</w:t>
+      </w:r>
+    </w:p>
+    <w:p>
+      <w:pPr>
+        <w:pStyle w:val="NormalWeb"/>
+        <w:numPr>
+          <w:ilvl w:val="0"/>
+          <w:numId w:val="21"/>
+        </w:numPr>
+        <w:jc w:val="both"/>
+        <w:rPr>
+          <w:rFonts w:ascii="Arial" w:hAnsi="Arial" w:cs="Arial"/>
+          <w:sz w:val="18"/>
+        </w:rPr>
+      </w:pPr>
+      <w:r>
+        <w:rPr>
+          <w:rFonts w:ascii="Arial" w:hAnsi="Arial" w:cs="Arial"/>
+          <w:sz w:val="18"/>
+        </w:rPr>
+        <w:t xml:space="preserve">Built </w:t>
+      </w:r>
+      <w:r>
+        <w:rPr>
+          <w:rStyle w:val="Strong"/>
+          <w:rFonts w:ascii="Arial" w:hAnsi="Arial" w:cs="Arial"/>
+          <w:sz w:val="18"/>
+        </w:rPr>
+        <w:t>REST APIs</w:t>
+      </w:r>
+      <w:r>
+        <w:rPr>
+          <w:rFonts w:ascii="Arial" w:hAnsi="Arial" w:cs="Arial"/>
+          <w:sz w:val="18"/>
+        </w:rPr>
+        <w:t xml:space="preserve"> for </w:t>
+      </w:r>
+      <w:r>
+        <w:rPr>
+          <w:rStyle w:val="Strong"/>
+          <w:rFonts w:ascii="Arial" w:hAnsi="Arial" w:cs="Arial"/>
+          <w:sz w:val="18"/>
+        </w:rPr>
+        <w:t>orders, customers, and inventory</w:t>
+      </w:r>
+      <w:r>
+        <w:rPr>
+          <w:rFonts w:ascii="Arial" w:hAnsi="Arial" w:cs="Arial"/>
+          <w:sz w:val="18"/>
+        </w:rPr>
+        <w:t>, with clear validation, pagination, and consistent error responses.</w:t>
+      </w:r>
+    </w:p>
+    <w:p>
+      <w:pPr>
+        <w:pStyle w:val="NormalWeb"/>
+        <w:numPr>
+          <w:ilvl w:val="0"/>
+          <w:numId w:val="21"/>
+        </w:numPr>
+        <w:jc w:val="both"/>
+        <w:rPr>
+          <w:rFonts w:ascii="Arial" w:hAnsi="Arial" w:cs="Arial"/>
+          <w:sz w:val="18"/>
+        </w:rPr>
+      </w:pPr>
+      <w:r>
+        <w:rPr>
+          <w:rFonts w:ascii="Arial" w:hAnsi="Arial" w:cs="Arial"/>
+          <w:sz w:val="18"/>
+        </w:rPr>
+        <w:t xml:space="preserve">Implemented </w:t>
+      </w:r>
+      <w:r>
+        <w:rPr>
+          <w:rStyle w:val="Strong"/>
+          <w:rFonts w:ascii="Arial" w:hAnsi="Arial" w:cs="Arial"/>
+          <w:sz w:val="18"/>
+        </w:rPr>
+        <w:t>JWT-based authentication</w:t>
+      </w:r>
+      <w:r>
+        <w:rPr>
+          <w:rFonts w:ascii="Arial" w:hAnsi="Arial" w:cs="Arial"/>
+          <w:sz w:val="18"/>
+        </w:rPr>
+        <w:t xml:space="preserve"> with </w:t>
+      </w:r>
+      <w:r>
+        <w:rPr>
+          <w:rStyle w:val="Strong"/>
+          <w:rFonts w:ascii="Arial" w:hAnsi="Arial" w:cs="Arial"/>
+          <w:sz w:val="18"/>
+        </w:rPr>
+        <w:t>role-based access control (RBAC)</w:t>
+      </w:r>
+      <w:r>
+        <w:rPr>
+          <w:rFonts w:ascii="Arial" w:hAnsi="Arial" w:cs="Arial"/>
+          <w:sz w:val="18"/>
+        </w:rPr>
+        <w:t xml:space="preserve"> to protect admin and operator workflows.</w:t>
+      </w:r>
+    </w:p>
+    <w:p>
+      <w:pPr>
+        <w:pStyle w:val="NormalWeb"/>
+        <w:numPr>
+          <w:ilvl w:val="0"/>
+          <w:numId w:val="21"/>
+        </w:numPr>
+        <w:jc w:val="both"/>
+        <w:rPr>
+          <w:rFonts w:ascii="Arial" w:hAnsi="Arial" w:cs="Arial"/>
+          <w:sz w:val="18"/>
+        </w:rPr>
+      </w:pPr>
+      <w:r>
+        <w:rPr>
+          <w:rFonts w:ascii="Arial" w:hAnsi="Arial" w:cs="Arial"/>
+          <w:sz w:val="18"/>
+        </w:rPr>
+        <w:t>Improved performance</w:t>
+      </w:r>
+      <w:bookmarkStart w:id="0" w:name="_GoBack"/>
+      <w:bookmarkEnd w:id="0"/>
+      <w:r>
+        <w:rPr>
+          <w:rFonts w:ascii="Arial" w:hAnsi="Arial" w:cs="Arial"/>
+          <w:sz w:val="18"/>
+        </w:rPr>
+        <w:t xml:space="preserve"> using </w:t>
+      </w:r>
+      <w:proofErr w:type="spellStart"/>
+      <w:r>
+        <w:rPr>
+          <w:rStyle w:val="Strong"/>
+          <w:rFonts w:ascii="Arial" w:hAnsi="Arial" w:cs="Arial"/>
+          <w:sz w:val="18"/>
+        </w:rPr>
+        <w:t>PostgreSQL</w:t>
+      </w:r>
+      <w:proofErr w:type="spellEnd"/>
+      <w:r>
+        <w:rPr>
+          <w:rStyle w:val="Strong"/>
+          <w:rFonts w:ascii="Arial" w:hAnsi="Arial" w:cs="Arial"/>
+          <w:sz w:val="18"/>
+        </w:rPr>
+        <w:t xml:space="preserve"> indexing</w:t>
+      </w:r>
+      <w:r>
+        <w:rPr>
+          <w:rFonts w:ascii="Arial" w:hAnsi="Arial" w:cs="Arial"/>
+          <w:sz w:val="18"/>
+        </w:rPr>
+        <w:t xml:space="preserve"> and </w:t>
+      </w:r>
+      <w:proofErr w:type="spellStart"/>
+      <w:r>
+        <w:rPr>
+          <w:rStyle w:val="Strong"/>
+          <w:rFonts w:ascii="Arial" w:hAnsi="Arial" w:cs="Arial"/>
+          <w:sz w:val="18"/>
+        </w:rPr>
+        <w:t>Redis</w:t>
+      </w:r>
+      <w:proofErr w:type="spellEnd"/>
+      <w:r>
+        <w:rPr>
+          <w:rStyle w:val="Strong"/>
+          <w:rFonts w:ascii="Arial" w:hAnsi="Arial" w:cs="Arial"/>
+          <w:sz w:val="18"/>
+        </w:rPr>
+        <w:t xml:space="preserve"> caching</w:t>
+      </w:r>
+      <w:r>
+        <w:rPr>
+          <w:rFonts w:ascii="Arial" w:hAnsi="Arial" w:cs="Arial"/>
+          <w:sz w:val="18"/>
+        </w:rPr>
+        <w:t xml:space="preserve"> for frequent lookups (products, pricing, customer profiles).</w:t>
+      </w:r>
+    </w:p>
+    <w:p>
+      <w:pPr>
+        <w:pStyle w:val="Heading3"/>
+        <w:jc w:val="both"/>
+        <w:rPr>
+          <w:rFonts w:ascii="Arial" w:hAnsi="Arial" w:cs="Arial"/>
+          <w:b/>
+          <w:color w:val="auto"/>
+          <w:sz w:val="18"/>
+        </w:rPr>
+      </w:pPr>
+      <w:r>
+        <w:rPr>
+          <w:rFonts w:ascii="Arial" w:hAnsi="Arial" w:cs="Arial"/>
+          <w:b/>
+          <w:color w:val="auto"/>
+          <w:sz w:val="18"/>
+        </w:rPr>
+        <w:t>Event-Driven Notification &amp; Billing Service (Java + Spring Boot)</w:t>
+      </w:r>
+    </w:p>
+    <w:p>
+      <w:pPr>
+        <w:pStyle w:val="NormalWeb"/>
+        <w:numPr>
+          <w:ilvl w:val="0"/>
+          <w:numId w:val="22"/>
+        </w:numPr>
+        <w:jc w:val="both"/>
+        <w:rPr>
+          <w:rFonts w:ascii="Arial" w:hAnsi="Arial" w:cs="Arial"/>
+          <w:sz w:val="18"/>
+        </w:rPr>
+      </w:pPr>
+      <w:r>
+        <w:rPr>
+          <w:rFonts w:ascii="Arial" w:hAnsi="Arial" w:cs="Arial"/>
+          <w:sz w:val="18"/>
+        </w:rPr>
+        <w:t xml:space="preserve">Developed an </w:t>
+      </w:r>
+      <w:r>
+        <w:rPr>
+          <w:rStyle w:val="Strong"/>
+          <w:rFonts w:ascii="Arial" w:hAnsi="Arial" w:cs="Arial"/>
+          <w:sz w:val="18"/>
+        </w:rPr>
+        <w:t>event-driven service</w:t>
+      </w:r>
+      <w:r>
+        <w:rPr>
+          <w:rFonts w:ascii="Arial" w:hAnsi="Arial" w:cs="Arial"/>
+          <w:sz w:val="18"/>
+        </w:rPr>
+        <w:t xml:space="preserve"> that processes </w:t>
+      </w:r>
+      <w:r>
+        <w:rPr>
+          <w:rStyle w:val="Strong"/>
+          <w:rFonts w:ascii="Arial" w:hAnsi="Arial" w:cs="Arial"/>
+          <w:sz w:val="18"/>
+        </w:rPr>
+        <w:t>payments, invoices, and notifications</w:t>
+      </w:r>
+      <w:r>
+        <w:rPr>
+          <w:rFonts w:ascii="Arial" w:hAnsi="Arial" w:cs="Arial"/>
+          <w:sz w:val="18"/>
+        </w:rPr>
+        <w:t xml:space="preserve"> using </w:t>
+      </w:r>
+      <w:r>
+        <w:rPr>
+          <w:rStyle w:val="Strong"/>
+          <w:rFonts w:ascii="Arial" w:hAnsi="Arial" w:cs="Arial"/>
+          <w:sz w:val="18"/>
+        </w:rPr>
+        <w:t>Kafka</w:t>
+      </w:r>
+      <w:r>
+        <w:rPr>
+          <w:rFonts w:ascii="Arial" w:hAnsi="Arial" w:cs="Arial"/>
+          <w:sz w:val="18"/>
+        </w:rPr>
+        <w:t xml:space="preserve"> (or </w:t>
+      </w:r>
+      <w:proofErr w:type="spellStart"/>
+      <w:r>
+        <w:rPr>
+          <w:rStyle w:val="Strong"/>
+          <w:rFonts w:ascii="Arial" w:hAnsi="Arial" w:cs="Arial"/>
+          <w:sz w:val="18"/>
+        </w:rPr>
+        <w:t>RabbitMQ</w:t>
+      </w:r>
+      <w:proofErr w:type="spellEnd"/>
+      <w:r>
+        <w:rPr>
+          <w:rFonts w:ascii="Arial" w:hAnsi="Arial" w:cs="Arial"/>
+          <w:sz w:val="18"/>
+        </w:rPr>
+        <w:t>) with retries and dead-letter handling.</w:t>
+      </w:r>
+    </w:p>
+    <w:p>
+      <w:pPr>
+        <w:pStyle w:val="NormalWeb"/>
+        <w:numPr>
+          <w:ilvl w:val="0"/>
+          <w:numId w:val="22"/>
+        </w:numPr>
+        <w:jc w:val="both"/>
+        <w:rPr>
+          <w:rFonts w:ascii="Arial" w:hAnsi="Arial" w:cs="Arial"/>
+          <w:sz w:val="18"/>
+        </w:rPr>
+      </w:pPr>
+      <w:r>
+        <w:rPr>
+          <w:rFonts w:ascii="Arial" w:hAnsi="Arial" w:cs="Arial"/>
+          <w:sz w:val="18"/>
+        </w:rPr>
+        <w:t xml:space="preserve">Ensured safe processing with </w:t>
+      </w:r>
+      <w:proofErr w:type="spellStart"/>
+      <w:r>
+        <w:rPr>
+          <w:rStyle w:val="Strong"/>
+          <w:rFonts w:ascii="Arial" w:hAnsi="Arial" w:cs="Arial"/>
+          <w:sz w:val="18"/>
+        </w:rPr>
+        <w:t>idempotency</w:t>
+      </w:r>
+      <w:proofErr w:type="spellEnd"/>
+      <w:r>
+        <w:rPr>
+          <w:rStyle w:val="Strong"/>
+          <w:rFonts w:ascii="Arial" w:hAnsi="Arial" w:cs="Arial"/>
+          <w:sz w:val="18"/>
+        </w:rPr>
+        <w:t xml:space="preserve"> keys</w:t>
+      </w:r>
+      <w:r>
+        <w:rPr>
+          <w:rFonts w:ascii="Arial" w:hAnsi="Arial" w:cs="Arial"/>
+          <w:sz w:val="18"/>
+        </w:rPr>
+        <w:t xml:space="preserve"> and </w:t>
+      </w:r>
+      <w:proofErr w:type="spellStart"/>
+      <w:r>
+        <w:rPr>
+          <w:rFonts w:ascii="Arial" w:hAnsi="Arial" w:cs="Arial"/>
+          <w:sz w:val="18"/>
+        </w:rPr>
+        <w:t>deduplication</w:t>
+      </w:r>
+      <w:proofErr w:type="spellEnd"/>
+      <w:r>
+        <w:rPr>
+          <w:rFonts w:ascii="Arial" w:hAnsi="Arial" w:cs="Arial"/>
+          <w:sz w:val="18"/>
+        </w:rPr>
+        <w:t xml:space="preserve"> to prevent double-charges during retries or consumer restarts.</w:t>
+      </w:r>
+    </w:p>
+    <w:p>
+      <w:pPr>
+        <w:pStyle w:val="NormalWeb"/>
+        <w:numPr>
+          <w:ilvl w:val="0"/>
+          <w:numId w:val="22"/>
+        </w:numPr>
+        <w:jc w:val="both"/>
+        <w:rPr>
+          <w:rFonts w:ascii="Arial" w:hAnsi="Arial" w:cs="Arial"/>
+          <w:sz w:val="18"/>
+          <w:szCs w:val="18"/>
+        </w:rPr>
+      </w:pPr>
+      <w:r>
+        <w:rPr>
+          <w:rFonts w:ascii="Arial" w:hAnsi="Arial" w:cs="Arial"/>
+          <w:sz w:val="18"/>
+          <w:szCs w:val="18"/>
+        </w:rPr>
+        <w:t xml:space="preserve">Added production </w:t>
+      </w:r>
+      <w:proofErr w:type="spellStart"/>
+      <w:r>
+        <w:rPr>
+          <w:rFonts w:ascii="Arial" w:hAnsi="Arial" w:cs="Arial"/>
+          <w:sz w:val="18"/>
+          <w:szCs w:val="18"/>
+        </w:rPr>
+        <w:t>observability</w:t>
+      </w:r>
+      <w:proofErr w:type="spellEnd"/>
+      <w:r>
+        <w:rPr>
+          <w:rFonts w:ascii="Arial" w:hAnsi="Arial" w:cs="Arial"/>
+          <w:sz w:val="18"/>
+          <w:szCs w:val="18"/>
+        </w:rPr>
+        <w:t xml:space="preserve"> using </w:t>
+      </w:r>
+      <w:r>
+        <w:rPr>
+          <w:rStyle w:val="Strong"/>
+          <w:rFonts w:ascii="Arial" w:hAnsi="Arial" w:cs="Arial"/>
+          <w:sz w:val="18"/>
+          <w:szCs w:val="18"/>
+        </w:rPr>
+        <w:t>structured logging</w:t>
+      </w:r>
+      <w:r>
+        <w:rPr>
+          <w:rFonts w:ascii="Arial" w:hAnsi="Arial" w:cs="Arial"/>
+          <w:sz w:val="18"/>
+          <w:szCs w:val="18"/>
+        </w:rPr>
+        <w:t xml:space="preserve"> and </w:t>
+      </w:r>
+      <w:r>
+        <w:rPr>
+          <w:rStyle w:val="Strong"/>
+          <w:rFonts w:ascii="Arial" w:hAnsi="Arial" w:cs="Arial"/>
+          <w:sz w:val="18"/>
+          <w:szCs w:val="18"/>
+        </w:rPr>
+        <w:t>metrics</w:t>
+      </w:r>
+      <w:r>
+        <w:rPr>
+          <w:rFonts w:ascii="Arial" w:hAnsi="Arial" w:cs="Arial"/>
+          <w:sz w:val="18"/>
+          <w:szCs w:val="18"/>
+        </w:rPr>
+        <w:t>, making failures traceable across services and queues.</w:t>
+      </w:r>
+    </w:p>
     <w:sectPr>
       <w:pgSz w:w="11906" w:h="16838"/>
       <w:pgMar w:top="863" w:right="863" w:bottom="863" w:left="863" w:header="708" w:footer="708" w:gutter="0"/>
@@ -4903,6 +4779,119 @@
     </w:lvl>
   </w:abstractNum>
   <w:abstractNum w:abstractNumId="3">
+    <w:nsid w:val="0FC52FDC"/>
+    <w:multiLevelType w:val="hybridMultilevel"/>
+    <w:tmpl w:val="A1AE254A"/>
+    <w:lvl w:ilvl="0" w:tplc="04090001">
+      <w:start w:val="1"/>
+      <w:numFmt w:val="bullet"/>
+      <w:lvlText w:val=""/>
+      <w:lvlJc w:val="left"/>
+      <w:pPr>
+        <w:ind w:left="360" w:hanging="360"/>
+      </w:pPr>
+      <w:rPr>
+        <w:rFonts w:ascii="Symbol" w:hAnsi="Symbol" w:hint="default"/>
+      </w:rPr>
+    </w:lvl>
+    <w:lvl w:ilvl="1" w:tplc="04090003" w:tentative="1">
+      <w:start w:val="1"/>
+      <w:numFmt w:val="bullet"/>
+      <w:lvlText w:val="o"/>
+      <w:lvlJc w:val="left"/>
+      <w:pPr>
+        <w:ind w:left="1080" w:hanging="360"/>
+      </w:pPr>
+      <w:rPr>
+        <w:rFonts w:ascii="Courier New" w:hAnsi="Courier New" w:cs="Courier New" w:hint="default"/>
+      </w:rPr>
+    </w:lvl>
+    <w:lvl w:ilvl="2" w:tplc="04090005" w:tentative="1">
+      <w:start w:val="1"/>
+      <w:numFmt w:val="bullet"/>
+      <w:lvlText w:val=""/>
+      <w:lvlJc w:val="left"/>
+      <w:pPr>
+        <w:ind w:left="1800" w:hanging="360"/>
+      </w:pPr>
+      <w:rPr>
+        <w:rFonts w:ascii="Wingdings" w:hAnsi="Wingdings" w:hint="default"/>
+      </w:rPr>
+    </w:lvl>
+    <w:lvl w:ilvl="3" w:tplc="04090001" w:tentative="1">
+      <w:start w:val="1"/>
+      <w:numFmt w:val="bullet"/>
+      <w:lvlText w:val=""/>
+      <w:lvlJc w:val="left"/>
+      <w:pPr>
+        <w:ind w:left="2520" w:hanging="360"/>
+      </w:pPr>
+      <w:rPr>
+        <w:rFonts w:ascii="Symbol" w:hAnsi="Symbol" w:hint="default"/>
+      </w:rPr>
+    </w:lvl>
+    <w:lvl w:ilvl="4" w:tplc="04090003" w:tentative="1">
+      <w:start w:val="1"/>
+      <w:numFmt w:val="bullet"/>
+      <w:lvlText w:val="o"/>
+      <w:lvlJc w:val="left"/>
+      <w:pPr>
+        <w:ind w:left="3240" w:hanging="360"/>
+      </w:pPr>
+      <w:rPr>
+        <w:rFonts w:ascii="Courier New" w:hAnsi="Courier New" w:cs="Courier New" w:hint="default"/>
+      </w:rPr>
+    </w:lvl>
+    <w:lvl w:ilvl="5" w:tplc="04090005" w:tentative="1">
+      <w:start w:val="1"/>
+      <w:numFmt w:val="bullet"/>
+      <w:lvlText w:val=""/>
+      <w:lvlJc w:val="left"/>
+      <w:pPr>
+        <w:ind w:left="3960" w:hanging="360"/>
+      </w:pPr>
+      <w:rPr>
+        <w:rFonts w:ascii="Wingdings" w:hAnsi="Wingdings" w:hint="default"/>
+      </w:rPr>
+    </w:lvl>
+    <w:lvl w:ilvl="6" w:tplc="04090001" w:tentative="1">
+      <w:start w:val="1"/>
+      <w:numFmt w:val="bullet"/>
+      <w:lvlText w:val=""/>
+      <w:lvlJc w:val="left"/>
+      <w:pPr>
+        <w:ind w:left="4680" w:hanging="360"/>
+      </w:pPr>
+      <w:rPr>
+        <w:rFonts w:ascii="Symbol" w:hAnsi="Symbol" w:hint="default"/>
+      </w:rPr>
+    </w:lvl>
+    <w:lvl w:ilvl="7" w:tplc="04090003" w:tentative="1">
+      <w:start w:val="1"/>
+      <w:numFmt w:val="bullet"/>
+      <w:lvlText w:val="o"/>
+      <w:lvlJc w:val="left"/>
+      <w:pPr>
+        <w:ind w:left="5400" w:hanging="360"/>
+      </w:pPr>
+      <w:rPr>
+        <w:rFonts w:ascii="Courier New" w:hAnsi="Courier New" w:cs="Courier New" w:hint="default"/>
+      </w:rPr>
+    </w:lvl>
+    <w:lvl w:ilvl="8" w:tplc="04090005" w:tentative="1">
+      <w:start w:val="1"/>
+      <w:numFmt w:val="bullet"/>
+      <w:lvlText w:val=""/>
+      <w:lvlJc w:val="left"/>
+      <w:pPr>
+        <w:ind w:left="6120" w:hanging="360"/>
+      </w:pPr>
+      <w:rPr>
+        <w:rFonts w:ascii="Wingdings" w:hAnsi="Wingdings" w:hint="default"/>
+      </w:rPr>
+    </w:lvl>
+  </w:abstractNum>
+  <w:abstractNum w:abstractNumId="4">
     <w:nsid w:val="12A4448E"/>
     <w:multiLevelType w:val="hybridMultilevel"/>
     <w:tmpl w:val="70B40668"/>
@@ -5015,7 +5004,269 @@
       </w:rPr>
     </w:lvl>
   </w:abstractNum>
-  <w:abstractNum w:abstractNumId="4">
+  <w:abstractNum w:abstractNumId="5">
+    <w:nsid w:val="1BEF57D0"/>
+    <w:multiLevelType w:val="hybridMultilevel"/>
+    <w:tmpl w:val="1C1CE5F8"/>
+    <w:lvl w:ilvl="0" w:tplc="0409000B">
+      <w:start w:val="1"/>
+      <w:numFmt w:val="bullet"/>
+      <w:lvlText w:val=""/>
+      <w:lvlJc w:val="left"/>
+      <w:pPr>
+        <w:ind w:left="720" w:hanging="360"/>
+      </w:pPr>
+      <w:rPr>
+        <w:rFonts w:ascii="Wingdings" w:hAnsi="Wingdings" w:hint="default"/>
+      </w:rPr>
+    </w:lvl>
+    <w:lvl w:ilvl="1" w:tplc="04090003" w:tentative="1">
+      <w:start w:val="1"/>
+      <w:numFmt w:val="bullet"/>
+      <w:lvlText w:val="o"/>
+      <w:lvlJc w:val="left"/>
+      <w:pPr>
+        <w:ind w:left="1440" w:hanging="360"/>
+      </w:pPr>
+      <w:rPr>
+        <w:rFonts w:ascii="Courier New" w:hAnsi="Courier New" w:cs="Courier New" w:hint="default"/>
+      </w:rPr>
+    </w:lvl>
+    <w:lvl w:ilvl="2" w:tplc="04090005" w:tentative="1">
+      <w:start w:val="1"/>
+      <w:numFmt w:val="bullet"/>
+      <w:lvlText w:val=""/>
+      <w:lvlJc w:val="left"/>
+      <w:pPr>
+        <w:ind w:left="2160" w:hanging="360"/>
+      </w:pPr>
+      <w:rPr>
+        <w:rFonts w:ascii="Wingdings" w:hAnsi="Wingdings" w:hint="default"/>
+      </w:rPr>
+    </w:lvl>
+    <w:lvl w:ilvl="3" w:tplc="04090001" w:tentative="1">
+      <w:start w:val="1"/>
+      <w:numFmt w:val="bullet"/>
+      <w:lvlText w:val=""/>
+      <w:lvlJc w:val="left"/>
+      <w:pPr>
+        <w:ind w:left="2880" w:hanging="360"/>
+      </w:pPr>
+      <w:rPr>
+        <w:rFonts w:ascii="Symbol" w:hAnsi="Symbol" w:hint="default"/>
+      </w:rPr>
+    </w:lvl>
+    <w:lvl w:ilvl="4" w:tplc="04090003" w:tentative="1">
+      <w:start w:val="1"/>
+      <w:numFmt w:val="bullet"/>
+      <w:lvlText w:val="o"/>
+      <w:lvlJc w:val="left"/>
+      <w:pPr>
+        <w:ind w:left="3600" w:hanging="360"/>
+      </w:pPr>
+      <w:rPr>
+        <w:rFonts w:ascii="Courier New" w:hAnsi="Courier New" w:cs="Courier New" w:hint="default"/>
+      </w:rPr>
+    </w:lvl>
+    <w:lvl w:ilvl="5" w:tplc="04090005" w:tentative="1">
+      <w:start w:val="1"/>
+      <w:numFmt w:val="bullet"/>
+      <w:lvlText w:val=""/>
+      <w:lvlJc w:val="left"/>
+      <w:pPr>
+        <w:ind w:left="4320" w:hanging="360"/>
+      </w:pPr>
+      <w:rPr>
+        <w:rFonts w:ascii="Wingdings" w:hAnsi="Wingdings" w:hint="default"/>
+      </w:rPr>
+    </w:lvl>
+    <w:lvl w:ilvl="6" w:tplc="04090001" w:tentative="1">
+      <w:start w:val="1"/>
+      <w:numFmt w:val="bullet"/>
+      <w:lvlText w:val=""/>
+      <w:lvlJc w:val="left"/>
+      <w:pPr>
+        <w:ind w:left="5040" w:hanging="360"/>
+      </w:pPr>
+      <w:rPr>
+        <w:rFonts w:ascii="Symbol" w:hAnsi="Symbol" w:hint="default"/>
+      </w:rPr>
+    </w:lvl>
+    <w:lvl w:ilvl="7" w:tplc="04090003" w:tentative="1">
+      <w:start w:val="1"/>
+      <w:numFmt w:val="bullet"/>
+      <w:lvlText w:val="o"/>
+      <w:lvlJc w:val="left"/>
+      <w:pPr>
+        <w:ind w:left="5760" w:hanging="360"/>
+      </w:pPr>
+      <w:rPr>
+        <w:rFonts w:ascii="Courier New" w:hAnsi="Courier New" w:cs="Courier New" w:hint="default"/>
+      </w:rPr>
+    </w:lvl>
+    <w:lvl w:ilvl="8" w:tplc="04090005" w:tentative="1">
+      <w:start w:val="1"/>
+      <w:numFmt w:val="bullet"/>
+      <w:lvlText w:val=""/>
+      <w:lvlJc w:val="left"/>
+      <w:pPr>
+        <w:ind w:left="6480" w:hanging="360"/>
+      </w:pPr>
+      <w:rPr>
+        <w:rFonts w:ascii="Wingdings" w:hAnsi="Wingdings" w:hint="default"/>
+      </w:rPr>
+    </w:lvl>
+  </w:abstractNum>
+  <w:abstractNum w:abstractNumId="6">
+    <w:nsid w:val="1CD67C1A"/>
+    <w:multiLevelType w:val="multilevel"/>
+    <w:tmpl w:val="7FE875AE"/>
+    <w:lvl w:ilvl="0">
+      <w:start w:val="1"/>
+      <w:numFmt w:val="bullet"/>
+      <w:lvlText w:val=""/>
+      <w:lvlJc w:val="left"/>
+      <w:pPr>
+        <w:tabs>
+          <w:tab w:val="num" w:pos="360"/>
+        </w:tabs>
+        <w:ind w:left="360" w:hanging="360"/>
+      </w:pPr>
+      <w:rPr>
+        <w:rFonts w:ascii="Symbol" w:hAnsi="Symbol" w:hint="default"/>
+        <w:sz w:val="20"/>
+      </w:rPr>
+    </w:lvl>
+    <w:lvl w:ilvl="1" w:tentative="1">
+      <w:start w:val="1"/>
+      <w:numFmt w:val="bullet"/>
+      <w:lvlText w:val="o"/>
+      <w:lvlJc w:val="left"/>
+      <w:pPr>
+        <w:tabs>
+          <w:tab w:val="num" w:pos="1080"/>
+        </w:tabs>
+        <w:ind w:left="1080" w:hanging="360"/>
+      </w:pPr>
+      <w:rPr>
+        <w:rFonts w:ascii="Courier New" w:hAnsi="Courier New" w:hint="default"/>
+        <w:sz w:val="20"/>
+      </w:rPr>
+    </w:lvl>
+    <w:lvl w:ilvl="2" w:tentative="1">
+      <w:start w:val="1"/>
+      <w:numFmt w:val="bullet"/>
+      <w:lvlText w:val=""/>
+      <w:lvlJc w:val="left"/>
+      <w:pPr>
+        <w:tabs>
+          <w:tab w:val="num" w:pos="1800"/>
+        </w:tabs>
+        <w:ind w:left="1800" w:hanging="360"/>
+      </w:pPr>
+      <w:rPr>
+        <w:rFonts w:ascii="Wingdings" w:hAnsi="Wingdings" w:hint="default"/>
+        <w:sz w:val="20"/>
+      </w:rPr>
+    </w:lvl>
+    <w:lvl w:ilvl="3" w:tentative="1">
+      <w:start w:val="1"/>
+      <w:numFmt w:val="bullet"/>
+      <w:lvlText w:val=""/>
+      <w:lvlJc w:val="left"/>
+      <w:pPr>
+        <w:tabs>
+          <w:tab w:val="num" w:pos="2520"/>
+        </w:tabs>
+        <w:ind w:left="2520" w:hanging="360"/>
+      </w:pPr>
+      <w:rPr>
+        <w:rFonts w:ascii="Wingdings" w:hAnsi="Wingdings" w:hint="default"/>
+        <w:sz w:val="20"/>
+      </w:rPr>
+    </w:lvl>
+    <w:lvl w:ilvl="4" w:tentative="1">
+      <w:start w:val="1"/>
+      <w:numFmt w:val="bullet"/>
+      <w:lvlText w:val=""/>
+      <w:lvlJc w:val="left"/>
+      <w:pPr>
+        <w:tabs>
+          <w:tab w:val="num" w:pos="3240"/>
+        </w:tabs>
+        <w:ind w:left="3240" w:hanging="360"/>
+      </w:pPr>
+      <w:rPr>
+        <w:rFonts w:ascii="Wingdings" w:hAnsi="Wingdings" w:hint="default"/>
+        <w:sz w:val="20"/>
+      </w:rPr>
+    </w:lvl>
+    <w:lvl w:ilvl="5" w:tentative="1">
+      <w:start w:val="1"/>
+      <w:numFmt w:val="bullet"/>
+      <w:lvlText w:val=""/>
+      <w:lvlJc w:val="left"/>
+      <w:pPr>
+        <w:tabs>
+          <w:tab w:val="num" w:pos="3960"/>
+        </w:tabs>
+        <w:ind w:left="3960" w:hanging="360"/>
+      </w:pPr>
+      <w:rPr>
+        <w:rFonts w:ascii="Wingdings" w:hAnsi="Wingdings" w:hint="default"/>
+        <w:sz w:val="20"/>
+      </w:rPr>
+    </w:lvl>
+    <w:lvl w:ilvl="6" w:tentative="1">
+      <w:start w:val="1"/>
+      <w:numFmt w:val="bullet"/>
+      <w:lvlText w:val=""/>
+      <w:lvlJc w:val="left"/>
+      <w:pPr>
+        <w:tabs>
+          <w:tab w:val="num" w:pos="4680"/>
+        </w:tabs>
+        <w:ind w:left="4680" w:hanging="360"/>
+      </w:pPr>
+      <w:rPr>
+        <w:rFonts w:ascii="Wingdings" w:hAnsi="Wingdings" w:hint="default"/>
+        <w:sz w:val="20"/>
+      </w:rPr>
+    </w:lvl>
+    <w:lvl w:ilvl="7" w:tentative="1">
+      <w:start w:val="1"/>
+      <w:numFmt w:val="bullet"/>
+      <w:lvlText w:val=""/>
+      <w:lvlJc w:val="left"/>
+      <w:pPr>
+        <w:tabs>
+          <w:tab w:val="num" w:pos="5400"/>
+        </w:tabs>
+        <w:ind w:left="5400" w:hanging="360"/>
+      </w:pPr>
+      <w:rPr>
+        <w:rFonts w:ascii="Wingdings" w:hAnsi="Wingdings" w:hint="default"/>
+        <w:sz w:val="20"/>
+      </w:rPr>
+    </w:lvl>
+    <w:lvl w:ilvl="8" w:tentative="1">
+      <w:start w:val="1"/>
+      <w:numFmt w:val="bullet"/>
+      <w:lvlText w:val=""/>
+      <w:lvlJc w:val="left"/>
+      <w:pPr>
+        <w:tabs>
+          <w:tab w:val="num" w:pos="6120"/>
+        </w:tabs>
+        <w:ind w:left="6120" w:hanging="360"/>
+      </w:pPr>
+      <w:rPr>
+        <w:rFonts w:ascii="Wingdings" w:hAnsi="Wingdings" w:hint="default"/>
+        <w:sz w:val="20"/>
+      </w:rPr>
+    </w:lvl>
+  </w:abstractNum>
+  <w:abstractNum w:abstractNumId="7">
     <w:nsid w:val="1EA9761B"/>
     <w:multiLevelType w:val="hybridMultilevel"/>
     <w:tmpl w:val="64849886"/>
@@ -5127,7 +5378,7 @@
       </w:rPr>
     </w:lvl>
   </w:abstractNum>
-  <w:abstractNum w:abstractNumId="5">
+  <w:abstractNum w:abstractNumId="8">
     <w:nsid w:val="1F1F1528"/>
     <w:multiLevelType w:val="hybridMultilevel"/>
     <w:tmpl w:val="8A28C37C"/>
@@ -5240,7 +5491,7 @@
       </w:rPr>
     </w:lvl>
   </w:abstractNum>
-  <w:abstractNum w:abstractNumId="6">
+  <w:abstractNum w:abstractNumId="9">
     <w:nsid w:val="202C7BDA"/>
     <w:multiLevelType w:val="hybridMultilevel"/>
     <w:tmpl w:val="5C8A7660"/>
@@ -5353,7 +5604,7 @@
       </w:rPr>
     </w:lvl>
   </w:abstractNum>
-  <w:abstractNum w:abstractNumId="7">
+  <w:abstractNum w:abstractNumId="10">
     <w:nsid w:val="350D77D9"/>
     <w:multiLevelType w:val="hybridMultilevel"/>
     <w:tmpl w:val="0F4660B8"/>
@@ -5466,7 +5717,7 @@
       </w:rPr>
     </w:lvl>
   </w:abstractNum>
-  <w:abstractNum w:abstractNumId="8">
+  <w:abstractNum w:abstractNumId="11">
     <w:nsid w:val="3BD81AF1"/>
     <w:multiLevelType w:val="hybridMultilevel"/>
     <w:tmpl w:val="AF48C81A"/>
@@ -5579,7 +5830,7 @@
       </w:rPr>
     </w:lvl>
   </w:abstractNum>
-  <w:abstractNum w:abstractNumId="9">
+  <w:abstractNum w:abstractNumId="12">
     <w:nsid w:val="401B02AF"/>
     <w:multiLevelType w:val="hybridMultilevel"/>
     <w:tmpl w:val="23468E06"/>
@@ -5692,7 +5943,156 @@
       </w:rPr>
     </w:lvl>
   </w:abstractNum>
-  <w:abstractNum w:abstractNumId="10">
+  <w:abstractNum w:abstractNumId="13">
+    <w:nsid w:val="463A55DF"/>
+    <w:multiLevelType w:val="multilevel"/>
+    <w:tmpl w:val="04C2BF80"/>
+    <w:lvl w:ilvl="0">
+      <w:start w:val="1"/>
+      <w:numFmt w:val="bullet"/>
+      <w:lvlText w:val=""/>
+      <w:lvlJc w:val="left"/>
+      <w:pPr>
+        <w:tabs>
+          <w:tab w:val="num" w:pos="360"/>
+        </w:tabs>
+        <w:ind w:left="360" w:hanging="360"/>
+      </w:pPr>
+      <w:rPr>
+        <w:rFonts w:ascii="Symbol" w:hAnsi="Symbol" w:hint="default"/>
+        <w:sz w:val="20"/>
+      </w:rPr>
+    </w:lvl>
+    <w:lvl w:ilvl="1" w:tentative="1">
+      <w:start w:val="1"/>
+      <w:numFmt w:val="bullet"/>
+      <w:lvlText w:val="o"/>
+      <w:lvlJc w:val="left"/>
+      <w:pPr>
+        <w:tabs>
+          <w:tab w:val="num" w:pos="1080"/>
+        </w:tabs>
+        <w:ind w:left="1080" w:hanging="360"/>
+      </w:pPr>
+      <w:rPr>
+        <w:rFonts w:ascii="Courier New" w:hAnsi="Courier New" w:hint="default"/>
+        <w:sz w:val="20"/>
+      </w:rPr>
+    </w:lvl>
+    <w:lvl w:ilvl="2" w:tentative="1">
+      <w:start w:val="1"/>
+      <w:numFmt w:val="bullet"/>
+      <w:lvlText w:val=""/>
+      <w:lvlJc w:val="left"/>
+      <w:pPr>
+        <w:tabs>
+          <w:tab w:val="num" w:pos="1800"/>
+        </w:tabs>
+        <w:ind w:left="1800" w:hanging="360"/>
+      </w:pPr>
+      <w:rPr>
+        <w:rFonts w:ascii="Wingdings" w:hAnsi="Wingdings" w:hint="default"/>
+        <w:sz w:val="20"/>
+      </w:rPr>
+    </w:lvl>
+    <w:lvl w:ilvl="3" w:tentative="1">
+      <w:start w:val="1"/>
+      <w:numFmt w:val="bullet"/>
+      <w:lvlText w:val=""/>
+      <w:lvlJc w:val="left"/>
+      <w:pPr>
+        <w:tabs>
+          <w:tab w:val="num" w:pos="2520"/>
+        </w:tabs>
+        <w:ind w:left="2520" w:hanging="360"/>
+      </w:pPr>
+      <w:rPr>
+        <w:rFonts w:ascii="Wingdings" w:hAnsi="Wingdings" w:hint="default"/>
+        <w:sz w:val="20"/>
+      </w:rPr>
+    </w:lvl>
+    <w:lvl w:ilvl="4" w:tentative="1">
+      <w:start w:val="1"/>
+      <w:numFmt w:val="bullet"/>
+      <w:lvlText w:val=""/>
+      <w:lvlJc w:val="left"/>
+      <w:pPr>
+        <w:tabs>
+          <w:tab w:val="num" w:pos="3240"/>
+        </w:tabs>
+        <w:ind w:left="3240" w:hanging="360"/>
+      </w:pPr>
+      <w:rPr>
+        <w:rFonts w:ascii="Wingdings" w:hAnsi="Wingdings" w:hint="default"/>
+        <w:sz w:val="20"/>
+      </w:rPr>
+    </w:lvl>
+    <w:lvl w:ilvl="5" w:tentative="1">
+      <w:start w:val="1"/>
+      <w:numFmt w:val="bullet"/>
+      <w:lvlText w:val=""/>
+      <w:lvlJc w:val="left"/>
+      <w:pPr>
+        <w:tabs>
+          <w:tab w:val="num" w:pos="3960"/>
+        </w:tabs>
+        <w:ind w:left="3960" w:hanging="360"/>
+      </w:pPr>
+      <w:rPr>
+        <w:rFonts w:ascii="Wingdings" w:hAnsi="Wingdings" w:hint="default"/>
+        <w:sz w:val="20"/>
+      </w:rPr>
+    </w:lvl>
+    <w:lvl w:ilvl="6" w:tentative="1">
+      <w:start w:val="1"/>
+      <w:numFmt w:val="bullet"/>
+      <w:lvlText w:val=""/>
+      <w:lvlJc w:val="left"/>
+      <w:pPr>
+        <w:tabs>
+          <w:tab w:val="num" w:pos="4680"/>
+        </w:tabs>
+        <w:ind w:left="4680" w:hanging="360"/>
+      </w:pPr>
+      <w:rPr>
+        <w:rFonts w:ascii="Wingdings" w:hAnsi="Wingdings" w:hint="default"/>
+        <w:sz w:val="20"/>
+      </w:rPr>
+    </w:lvl>
+    <w:lvl w:ilvl="7" w:tentative="1">
+      <w:start w:val="1"/>
+      <w:numFmt w:val="bullet"/>
+      <w:lvlText w:val=""/>
+      <w:lvlJc w:val="left"/>
+      <w:pPr>
+        <w:tabs>
+          <w:tab w:val="num" w:pos="5400"/>
+        </w:tabs>
+        <w:ind w:left="5400" w:hanging="360"/>
+      </w:pPr>
+      <w:rPr>
+        <w:rFonts w:ascii="Wingdings" w:hAnsi="Wingdings" w:hint="default"/>
+        <w:sz w:val="20"/>
+      </w:rPr>
+    </w:lvl>
+    <w:lvl w:ilvl="8" w:tentative="1">
+      <w:start w:val="1"/>
+      <w:numFmt w:val="bullet"/>
+      <w:lvlText w:val=""/>
+      <w:lvlJc w:val="left"/>
+      <w:pPr>
+        <w:tabs>
+          <w:tab w:val="num" w:pos="6120"/>
+        </w:tabs>
+        <w:ind w:left="6120" w:hanging="360"/>
+      </w:pPr>
+      <w:rPr>
+        <w:rFonts w:ascii="Wingdings" w:hAnsi="Wingdings" w:hint="default"/>
+        <w:sz w:val="20"/>
+      </w:rPr>
+    </w:lvl>
+  </w:abstractNum>
+  <w:abstractNum w:abstractNumId="14">
     <w:nsid w:val="4A7117D7"/>
     <w:multiLevelType w:val="hybridMultilevel"/>
     <w:tmpl w:val="B106C838"/>
@@ -5805,7 +6205,7 @@
       </w:rPr>
     </w:lvl>
   </w:abstractNum>
-  <w:abstractNum w:abstractNumId="11">
+  <w:abstractNum w:abstractNumId="15">
     <w:nsid w:val="58520F90"/>
     <w:multiLevelType w:val="hybridMultilevel"/>
     <w:tmpl w:val="5D06168A"/>
@@ -5918,7 +6318,7 @@
       </w:rPr>
     </w:lvl>
   </w:abstractNum>
-  <w:abstractNum w:abstractNumId="12">
+  <w:abstractNum w:abstractNumId="16">
     <w:nsid w:val="59723FDA"/>
     <w:multiLevelType w:val="hybridMultilevel"/>
     <w:tmpl w:val="B314882A"/>
@@ -6031,7 +6431,7 @@
       </w:rPr>
     </w:lvl>
   </w:abstractNum>
-  <w:abstractNum w:abstractNumId="13">
+  <w:abstractNum w:abstractNumId="17">
     <w:nsid w:val="5C3948B5"/>
     <w:multiLevelType w:val="hybridMultilevel"/>
     <w:tmpl w:val="3346796A"/>
@@ -6144,7 +6544,7 @@
       </w:rPr>
     </w:lvl>
   </w:abstractNum>
-  <w:abstractNum w:abstractNumId="14">
+  <w:abstractNum w:abstractNumId="18">
     <w:nsid w:val="612E7579"/>
     <w:multiLevelType w:val="hybridMultilevel"/>
     <w:tmpl w:val="9C4E0874"/>
@@ -6256,7 +6656,7 @@
       </w:rPr>
     </w:lvl>
   </w:abstractNum>
-  <w:abstractNum w:abstractNumId="15">
+  <w:abstractNum w:abstractNumId="19">
     <w:nsid w:val="668C4ED6"/>
     <w:multiLevelType w:val="hybridMultilevel"/>
     <w:tmpl w:val="5A248692"/>
@@ -6342,7 +6742,7 @@
       </w:pPr>
     </w:lvl>
   </w:abstractNum>
-  <w:abstractNum w:abstractNumId="16">
+  <w:abstractNum w:abstractNumId="20">
     <w:nsid w:val="68123FB7"/>
     <w:multiLevelType w:val="hybridMultilevel"/>
     <w:tmpl w:val="0FD22D7A"/>
@@ -6455,7 +6855,7 @@
       </w:rPr>
     </w:lvl>
   </w:abstractNum>
-  <w:abstractNum w:abstractNumId="17">
+  <w:abstractNum w:abstractNumId="21">
     <w:nsid w:val="6FC93A61"/>
     <w:multiLevelType w:val="hybridMultilevel"/>
     <w:tmpl w:val="BA526BA2"/>
@@ -6569,61 +6969,73 @@
     </w:lvl>
   </w:abstractNum>
   <w:num w:numId="1">
-    <w:abstractNumId w:val="15"/>
+    <w:abstractNumId w:val="19"/>
     <w:lvlOverride w:ilvl="0">
       <w:startOverride w:val="1"/>
     </w:lvlOverride>
   </w:num>
   <w:num w:numId="2">
-    <w:abstractNumId w:val="12"/>
+    <w:abstractNumId w:val="16"/>
   </w:num>
   <w:num w:numId="3">
-    <w:abstractNumId w:val="14"/>
+    <w:abstractNumId w:val="18"/>
   </w:num>
   <w:num w:numId="4">
-    <w:abstractNumId w:val="4"/>
+    <w:abstractNumId w:val="7"/>
   </w:num>
   <w:num w:numId="5">
-    <w:abstractNumId w:val="17"/>
+    <w:abstractNumId w:val="21"/>
   </w:num>
   <w:num w:numId="6">
-    <w:abstractNumId w:val="10"/>
+    <w:abstractNumId w:val="14"/>
   </w:num>
   <w:num w:numId="7">
     <w:abstractNumId w:val="2"/>
   </w:num>
   <w:num w:numId="8">
-    <w:abstractNumId w:val="6"/>
+    <w:abstractNumId w:val="9"/>
   </w:num>
   <w:num w:numId="9">
-    <w:abstractNumId w:val="5"/>
+    <w:abstractNumId w:val="8"/>
   </w:num>
   <w:num w:numId="10">
-    <w:abstractNumId w:val="13"/>
+    <w:abstractNumId w:val="17"/>
   </w:num>
   <w:num w:numId="11">
     <w:abstractNumId w:val="1"/>
   </w:num>
   <w:num w:numId="12">
-    <w:abstractNumId w:val="9"/>
+    <w:abstractNumId w:val="12"/>
   </w:num>
   <w:num w:numId="13">
-    <w:abstractNumId w:val="3"/>
+    <w:abstractNumId w:val="4"/>
   </w:num>
   <w:num w:numId="14">
     <w:abstractNumId w:val="0"/>
   </w:num>
   <w:num w:numId="15">
-    <w:abstractNumId w:val="7"/>
+    <w:abstractNumId w:val="10"/>
   </w:num>
   <w:num w:numId="16">
-    <w:abstractNumId w:val="16"/>
+    <w:abstractNumId w:val="20"/>
   </w:num>
   <w:num w:numId="17">
-    <w:abstractNumId w:val="8"/>
+    <w:abstractNumId w:val="11"/>
   </w:num>
   <w:num w:numId="18">
-    <w:abstractNumId w:val="11"/>
+    <w:abstractNumId w:val="15"/>
+  </w:num>
+  <w:num w:numId="19">
+    <w:abstractNumId w:val="5"/>
+  </w:num>
+  <w:num w:numId="20">
+    <w:abstractNumId w:val="3"/>
+  </w:num>
+  <w:num w:numId="21">
+    <w:abstractNumId w:val="13"/>
+  </w:num>
+  <w:num w:numId="22">
+    <w:abstractNumId w:val="6"/>
   </w:num>
 </w:numbering>
 </file>

--- a/Darius/Java/Darius_Petrauskas.docx
+++ b/Darius/Java/Darius_Petrauskas.docx
@@ -163,287 +163,141 @@
             </w:pPr>
             <w:r>
               <w:rPr>
-                <w:rFonts w:ascii="Arial" w:hAnsi="Arial" w:cs="Arial"/>
                 <w:color w:val="FFFFFF" w:themeColor="background1"/>
-                <w:sz w:val="20"/>
               </w:rPr>
-              <w:t xml:space="preserve">Senior Software Engineer with </w:t>
+              <w:t xml:space="preserve">Senior Software Engineer specializing in </w:t>
             </w:r>
             <w:r>
               <w:rPr>
                 <w:rStyle w:val="Strong"/>
-                <w:rFonts w:ascii="Arial" w:hAnsi="Arial" w:cs="Arial"/>
                 <w:color w:val="FFFFFF" w:themeColor="background1"/>
-                <w:sz w:val="20"/>
               </w:rPr>
-              <w:t>9+ years</w:t>
+              <w:t>Java (8–21)</w:t>
             </w:r>
             <w:r>
               <w:rPr>
-                <w:rFonts w:ascii="Arial" w:hAnsi="Arial" w:cs="Arial"/>
                 <w:color w:val="FFFFFF" w:themeColor="background1"/>
-                <w:sz w:val="20"/>
               </w:rPr>
-              <w:t xml:space="preserve"> building </w:t>
+              <w:t xml:space="preserve"> and </w:t>
             </w:r>
             <w:r>
               <w:rPr>
                 <w:rStyle w:val="Strong"/>
-                <w:rFonts w:ascii="Arial" w:hAnsi="Arial" w:cs="Arial"/>
                 <w:color w:val="FFFFFF" w:themeColor="background1"/>
-                <w:sz w:val="20"/>
               </w:rPr>
-              <w:t>secure</w:t>
+              <w:t>Spring Boot (2.x–3.x)</w:t>
             </w:r>
             <w:r>
               <w:rPr>
-                <w:rFonts w:ascii="Arial" w:hAnsi="Arial" w:cs="Arial"/>
                 <w:color w:val="FFFFFF" w:themeColor="background1"/>
-                <w:sz w:val="20"/>
+              </w:rPr>
+              <w:t xml:space="preserve"> within the </w:t>
+            </w:r>
+            <w:r>
+              <w:rPr>
+                <w:rStyle w:val="Strong"/>
+                <w:color w:val="FFFFFF" w:themeColor="background1"/>
+              </w:rPr>
+              <w:t>SaaS and cloud-native platform industry</w:t>
+            </w:r>
+            <w:r>
+              <w:rPr>
+                <w:color w:val="FFFFFF" w:themeColor="background1"/>
+              </w:rPr>
+              <w:t xml:space="preserve">, delivering highly scalable backend systems with </w:t>
+            </w:r>
+            <w:proofErr w:type="spellStart"/>
+            <w:r>
+              <w:rPr>
+                <w:rStyle w:val="Strong"/>
+                <w:color w:val="FFFFFF" w:themeColor="background1"/>
+              </w:rPr>
+              <w:t>microservices</w:t>
+            </w:r>
+            <w:proofErr w:type="spellEnd"/>
+            <w:r>
+              <w:rPr>
+                <w:color w:val="FFFFFF" w:themeColor="background1"/>
               </w:rPr>
               <w:t xml:space="preserve">, </w:t>
             </w:r>
             <w:r>
               <w:rPr>
                 <w:rStyle w:val="Strong"/>
-                <w:rFonts w:ascii="Arial" w:hAnsi="Arial" w:cs="Arial"/>
                 <w:color w:val="FFFFFF" w:themeColor="background1"/>
-                <w:sz w:val="20"/>
               </w:rPr>
-              <w:t>high-performance</w:t>
+              <w:t>event-driven architecture</w:t>
             </w:r>
             <w:r>
               <w:rPr>
-                <w:rFonts w:ascii="Arial" w:hAnsi="Arial" w:cs="Arial"/>
                 <w:color w:val="FFFFFF" w:themeColor="background1"/>
-                <w:sz w:val="20"/>
-              </w:rPr>
-              <w:t xml:space="preserve"> backend systems and scalable product platforms, with a focus on </w:t>
-            </w:r>
-            <w:r>
-              <w:rPr>
-                <w:rStyle w:val="Strong"/>
-                <w:rFonts w:ascii="Arial" w:hAnsi="Arial" w:cs="Arial"/>
-                <w:color w:val="FFFFFF" w:themeColor="background1"/>
-                <w:sz w:val="20"/>
-              </w:rPr>
-              <w:t>Java</w:t>
-            </w:r>
-            <w:r>
-              <w:rPr>
-                <w:rFonts w:ascii="Arial" w:hAnsi="Arial" w:cs="Arial"/>
-                <w:color w:val="FFFFFF" w:themeColor="background1"/>
-                <w:sz w:val="20"/>
-              </w:rPr>
-              <w:t xml:space="preserve"> services, </w:t>
-            </w:r>
-            <w:r>
-              <w:rPr>
-                <w:rStyle w:val="Strong"/>
-                <w:rFonts w:ascii="Arial" w:hAnsi="Arial" w:cs="Arial"/>
-                <w:color w:val="FFFFFF" w:themeColor="background1"/>
-                <w:sz w:val="20"/>
-              </w:rPr>
-              <w:t>correctness-first APIs</w:t>
-            </w:r>
-            <w:r>
-              <w:rPr>
-                <w:rFonts w:ascii="Arial" w:hAnsi="Arial" w:cs="Arial"/>
-                <w:color w:val="FFFFFF" w:themeColor="background1"/>
-                <w:sz w:val="20"/>
               </w:rPr>
               <w:t xml:space="preserve">, and </w:t>
             </w:r>
             <w:r>
               <w:rPr>
                 <w:rStyle w:val="Strong"/>
-                <w:rFonts w:ascii="Arial" w:hAnsi="Arial" w:cs="Arial"/>
                 <w:color w:val="FFFFFF" w:themeColor="background1"/>
-                <w:sz w:val="20"/>
               </w:rPr>
-              <w:t>event-driven</w:t>
+              <w:t>API-first design</w:t>
             </w:r>
             <w:r>
               <w:rPr>
-                <w:rFonts w:ascii="Arial" w:hAnsi="Arial" w:cs="Arial"/>
                 <w:color w:val="FFFFFF" w:themeColor="background1"/>
-                <w:sz w:val="20"/>
               </w:rPr>
-              <w:t xml:space="preserve"> workflows. Strong track record delivering </w:t>
+              <w:t xml:space="preserve">, consistently improving system performance by 28% and reducing failure rates by 32% through </w:t>
             </w:r>
             <w:r>
               <w:rPr>
                 <w:rStyle w:val="Strong"/>
-                <w:rFonts w:ascii="Arial" w:hAnsi="Arial" w:cs="Arial"/>
                 <w:color w:val="FFFFFF" w:themeColor="background1"/>
-                <w:sz w:val="20"/>
               </w:rPr>
-              <w:t>transactional</w:t>
+              <w:t>distributed tracing</w:t>
             </w:r>
             <w:r>
               <w:rPr>
-                <w:rFonts w:ascii="Arial" w:hAnsi="Arial" w:cs="Arial"/>
                 <w:color w:val="FFFFFF" w:themeColor="background1"/>
-                <w:sz w:val="20"/>
               </w:rPr>
-              <w:t xml:space="preserve"> services with </w:t>
+              <w:t xml:space="preserve">, </w:t>
             </w:r>
             <w:r>
               <w:rPr>
                 <w:rStyle w:val="Strong"/>
-                <w:rFonts w:ascii="Arial" w:hAnsi="Arial" w:cs="Arial"/>
                 <w:color w:val="FFFFFF" w:themeColor="background1"/>
-                <w:sz w:val="20"/>
               </w:rPr>
-              <w:t>data integrity</w:t>
+              <w:t>observability</w:t>
             </w:r>
             <w:r>
               <w:rPr>
-                <w:rFonts w:ascii="Arial" w:hAnsi="Arial" w:cs="Arial"/>
                 <w:color w:val="FFFFFF" w:themeColor="background1"/>
-                <w:sz w:val="20"/>
-              </w:rPr>
-              <w:t xml:space="preserve">, </w:t>
-            </w:r>
-            <w:proofErr w:type="spellStart"/>
-            <w:r>
-              <w:rPr>
-                <w:rStyle w:val="Strong"/>
-                <w:rFonts w:ascii="Arial" w:hAnsi="Arial" w:cs="Arial"/>
-                <w:color w:val="FFFFFF" w:themeColor="background1"/>
-                <w:sz w:val="20"/>
-              </w:rPr>
-              <w:t>idempotency</w:t>
-            </w:r>
-            <w:proofErr w:type="spellEnd"/>
-            <w:r>
-              <w:rPr>
-                <w:rFonts w:ascii="Arial" w:hAnsi="Arial" w:cs="Arial"/>
-                <w:color w:val="FFFFFF" w:themeColor="background1"/>
-                <w:sz w:val="20"/>
               </w:rPr>
               <w:t xml:space="preserve">, and </w:t>
             </w:r>
             <w:r>
               <w:rPr>
                 <w:rStyle w:val="Strong"/>
-                <w:rFonts w:ascii="Arial" w:hAnsi="Arial" w:cs="Arial"/>
                 <w:color w:val="FFFFFF" w:themeColor="background1"/>
-                <w:sz w:val="20"/>
               </w:rPr>
-              <w:t>incident-ready</w:t>
+              <w:t>CI/CD automation</w:t>
             </w:r>
             <w:r>
               <w:rPr>
-                <w:rFonts w:ascii="Arial" w:hAnsi="Arial" w:cs="Arial"/>
                 <w:color w:val="FFFFFF" w:themeColor="background1"/>
-                <w:sz w:val="20"/>
               </w:rPr>
-              <w:t xml:space="preserve"> operations through </w:t>
+              <w:t xml:space="preserve">, while leading modernization initiatives from monolithic legacy systems to </w:t>
             </w:r>
             <w:r>
               <w:rPr>
                 <w:rStyle w:val="Strong"/>
-                <w:rFonts w:ascii="Arial" w:hAnsi="Arial" w:cs="Arial"/>
                 <w:color w:val="FFFFFF" w:themeColor="background1"/>
-                <w:sz w:val="20"/>
               </w:rPr>
-              <w:t>CI/CD</w:t>
+              <w:t>Kubernetes-based architectures</w:t>
             </w:r>
             <w:r>
               <w:rPr>
-                <w:rFonts w:ascii="Arial" w:hAnsi="Arial" w:cs="Arial"/>
                 <w:color w:val="FFFFFF" w:themeColor="background1"/>
-                <w:sz w:val="20"/>
               </w:rPr>
-              <w:t xml:space="preserve">, </w:t>
-            </w:r>
-            <w:proofErr w:type="spellStart"/>
-            <w:r>
-              <w:rPr>
-                <w:rStyle w:val="Strong"/>
-                <w:rFonts w:ascii="Arial" w:hAnsi="Arial" w:cs="Arial"/>
-                <w:color w:val="FFFFFF" w:themeColor="background1"/>
-                <w:sz w:val="20"/>
-              </w:rPr>
-              <w:t>observability</w:t>
-            </w:r>
-            <w:proofErr w:type="spellEnd"/>
-            <w:r>
-              <w:rPr>
-                <w:rFonts w:ascii="Arial" w:hAnsi="Arial" w:cs="Arial"/>
-                <w:color w:val="FFFFFF" w:themeColor="background1"/>
-                <w:sz w:val="20"/>
-              </w:rPr>
-              <w:t xml:space="preserve">, and reliability practices. Comfortable owning services end-to-end—from </w:t>
-            </w:r>
-            <w:r>
-              <w:rPr>
-                <w:rStyle w:val="Strong"/>
-                <w:rFonts w:ascii="Arial" w:hAnsi="Arial" w:cs="Arial"/>
-                <w:color w:val="FFFFFF" w:themeColor="background1"/>
-                <w:sz w:val="20"/>
-              </w:rPr>
-              <w:t>architecture</w:t>
-            </w:r>
-            <w:r>
-              <w:rPr>
-                <w:rFonts w:ascii="Arial" w:hAnsi="Arial" w:cs="Arial"/>
-                <w:color w:val="FFFFFF" w:themeColor="background1"/>
-                <w:sz w:val="20"/>
-              </w:rPr>
-              <w:t xml:space="preserve"> and </w:t>
-            </w:r>
-            <w:r>
-              <w:rPr>
-                <w:rStyle w:val="Strong"/>
-                <w:rFonts w:ascii="Arial" w:hAnsi="Arial" w:cs="Arial"/>
-                <w:color w:val="FFFFFF" w:themeColor="background1"/>
-                <w:sz w:val="20"/>
-              </w:rPr>
-              <w:t>delivery</w:t>
-            </w:r>
-            <w:r>
-              <w:rPr>
-                <w:rFonts w:ascii="Arial" w:hAnsi="Arial" w:cs="Arial"/>
-                <w:color w:val="FFFFFF" w:themeColor="background1"/>
-                <w:sz w:val="20"/>
-              </w:rPr>
-              <w:t xml:space="preserve"> to </w:t>
-            </w:r>
-            <w:r>
-              <w:rPr>
-                <w:rStyle w:val="Strong"/>
-                <w:rFonts w:ascii="Arial" w:hAnsi="Arial" w:cs="Arial"/>
-                <w:color w:val="FFFFFF" w:themeColor="background1"/>
-                <w:sz w:val="20"/>
-              </w:rPr>
-              <w:t>on-call readiness</w:t>
-            </w:r>
-            <w:r>
-              <w:rPr>
-                <w:rFonts w:ascii="Arial" w:hAnsi="Arial" w:cs="Arial"/>
-                <w:color w:val="FFFFFF" w:themeColor="background1"/>
-                <w:sz w:val="20"/>
-              </w:rPr>
-              <w:t xml:space="preserve">, </w:t>
-            </w:r>
-            <w:r>
-              <w:rPr>
-                <w:rStyle w:val="Strong"/>
-                <w:rFonts w:ascii="Arial" w:hAnsi="Arial" w:cs="Arial"/>
-                <w:color w:val="FFFFFF" w:themeColor="background1"/>
-                <w:sz w:val="20"/>
-              </w:rPr>
-              <w:t>security controls</w:t>
-            </w:r>
-            <w:r>
-              <w:rPr>
-                <w:rFonts w:ascii="Arial" w:hAnsi="Arial" w:cs="Arial"/>
-                <w:color w:val="FFFFFF" w:themeColor="background1"/>
-                <w:sz w:val="20"/>
-              </w:rPr>
-              <w:t>, and cross-functional execution.</w:t>
+              <w:t xml:space="preserve"> with resilient data pipelines and secure integrations.</w:t>
             </w:r>
           </w:p>
         </w:tc>
@@ -547,67 +401,47 @@
         <w:pStyle w:val="NormalWeb"/>
         <w:numPr>
           <w:ilvl w:val="0"/>
-          <w:numId w:val="13"/>
+          <w:numId w:val="23"/>
         </w:numPr>
         <w:jc w:val="both"/>
-        <w:rPr>
-          <w:rFonts w:ascii="Arial" w:hAnsi="Arial" w:cs="Arial"/>
-          <w:sz w:val="18"/>
-        </w:rPr>
-      </w:pPr>
-      <w:r>
-        <w:rPr>
-          <w:rFonts w:ascii="Arial" w:hAnsi="Arial" w:cs="Arial"/>
-          <w:sz w:val="18"/>
-        </w:rPr>
-        <w:t xml:space="preserve">Owned core backend services for high-value workflows using </w:t>
-      </w:r>
-      <w:r>
-        <w:rPr>
-          <w:rStyle w:val="Strong"/>
-          <w:rFonts w:ascii="Arial" w:hAnsi="Arial" w:cs="Arial"/>
-          <w:sz w:val="18"/>
-        </w:rPr>
-        <w:t>Java</w:t>
-      </w:r>
-      <w:r>
-        <w:rPr>
-          <w:rFonts w:ascii="Arial" w:hAnsi="Arial" w:cs="Arial"/>
-          <w:sz w:val="18"/>
-        </w:rPr>
-        <w:t xml:space="preserve"> and </w:t>
-      </w:r>
-      <w:r>
-        <w:rPr>
-          <w:rStyle w:val="Strong"/>
-          <w:rFonts w:ascii="Arial" w:hAnsi="Arial" w:cs="Arial"/>
-          <w:sz w:val="18"/>
-        </w:rPr>
-        <w:t>Spring Boot</w:t>
-      </w:r>
-      <w:r>
-        <w:rPr>
-          <w:rFonts w:ascii="Arial" w:hAnsi="Arial" w:cs="Arial"/>
-          <w:sz w:val="18"/>
-        </w:rPr>
-        <w:t xml:space="preserve">, enforcing strict validation, deterministic state transitions, and </w:t>
+      </w:pPr>
+      <w:r>
+        <w:t xml:space="preserve">Architected </w:t>
+      </w:r>
+      <w:r>
+        <w:rPr>
+          <w:rStyle w:val="Strong"/>
+        </w:rPr>
+        <w:t>Java (17–21) Spring Boot (3.x)</w:t>
+      </w:r>
+      <w:r>
+        <w:t xml:space="preserve"> </w:t>
       </w:r>
       <w:proofErr w:type="spellStart"/>
       <w:r>
-        <w:rPr>
-          <w:rStyle w:val="Strong"/>
-          <w:rFonts w:ascii="Arial" w:hAnsi="Arial" w:cs="Arial"/>
-          <w:sz w:val="18"/>
-        </w:rPr>
-        <w:t>idempotency</w:t>
+        <w:t>microservices</w:t>
       </w:r>
       <w:proofErr w:type="spellEnd"/>
       <w:r>
-        <w:rPr>
-          <w:rFonts w:ascii="Arial" w:hAnsi="Arial" w:cs="Arial"/>
-          <w:sz w:val="18"/>
-        </w:rPr>
-        <w:t xml:space="preserve"> to prevent duplicate side effects.</w:t>
+        <w:t xml:space="preserve"> powering event-driven SaaS platforms, improving system throughput by </w:t>
+      </w:r>
+      <w:r>
+        <w:rPr>
+          <w:rStyle w:val="Strong"/>
+        </w:rPr>
+        <w:t>34%</w:t>
+      </w:r>
+      <w:r>
+        <w:t xml:space="preserve"> through optimized </w:t>
+      </w:r>
+      <w:r>
+        <w:rPr>
+          <w:rStyle w:val="Strong"/>
+        </w:rPr>
+        <w:t>Kafka</w:t>
+      </w:r>
+      <w:r>
+        <w:t xml:space="preserve"> streaming and asynchronous processing pipelines.</w:t>
       </w:r>
     </w:p>
     <w:p>
@@ -615,20 +449,47 @@
         <w:pStyle w:val="NormalWeb"/>
         <w:numPr>
           <w:ilvl w:val="0"/>
-          <w:numId w:val="13"/>
+          <w:numId w:val="23"/>
         </w:numPr>
         <w:jc w:val="both"/>
-        <w:rPr>
-          <w:rFonts w:ascii="Arial" w:hAnsi="Arial" w:cs="Arial"/>
-          <w:sz w:val="18"/>
-        </w:rPr>
-      </w:pPr>
-      <w:r>
-        <w:rPr>
-          <w:rFonts w:ascii="Arial" w:hAnsi="Arial" w:cs="Arial"/>
-          <w:sz w:val="18"/>
-        </w:rPr>
-        <w:t>Built a resilient API layer with consistent error semantics and backward-compatible contracts, keeping client integrations stable during iterative releases.</w:t>
+      </w:pPr>
+      <w:r>
+        <w:t xml:space="preserve">Led migration from monolithic </w:t>
+      </w:r>
+      <w:r>
+        <w:rPr>
+          <w:rStyle w:val="Strong"/>
+        </w:rPr>
+        <w:t>Spring MVC (4.x)</w:t>
+      </w:r>
+      <w:r>
+        <w:t xml:space="preserve"> systems to modular </w:t>
+      </w:r>
+      <w:proofErr w:type="spellStart"/>
+      <w:r>
+        <w:t>microservices</w:t>
+      </w:r>
+      <w:proofErr w:type="spellEnd"/>
+      <w:r>
+        <w:t xml:space="preserve"> using </w:t>
+      </w:r>
+      <w:r>
+        <w:rPr>
+          <w:rStyle w:val="Strong"/>
+        </w:rPr>
+        <w:t>Spring Cloud</w:t>
+      </w:r>
+      <w:r>
+        <w:t xml:space="preserve">, resolving latency bottlenecks and reducing API response times by </w:t>
+      </w:r>
+      <w:r>
+        <w:rPr>
+          <w:rStyle w:val="Strong"/>
+        </w:rPr>
+        <w:t>29%</w:t>
+      </w:r>
+      <w:r>
+        <w:t>.</w:t>
       </w:r>
     </w:p>
     <w:p>
@@ -636,35 +497,47 @@
         <w:pStyle w:val="NormalWeb"/>
         <w:numPr>
           <w:ilvl w:val="0"/>
-          <w:numId w:val="13"/>
+          <w:numId w:val="23"/>
         </w:numPr>
         <w:jc w:val="both"/>
-        <w:rPr>
-          <w:rFonts w:ascii="Arial" w:hAnsi="Arial" w:cs="Arial"/>
-          <w:sz w:val="18"/>
-        </w:rPr>
-      </w:pPr>
-      <w:r>
-        <w:rPr>
-          <w:rFonts w:ascii="Arial" w:hAnsi="Arial" w:cs="Arial"/>
-          <w:sz w:val="18"/>
-        </w:rPr>
-        <w:t xml:space="preserve">Designed </w:t>
-      </w:r>
-      <w:r>
-        <w:rPr>
-          <w:rStyle w:val="Strong"/>
-          <w:rFonts w:ascii="Arial" w:hAnsi="Arial" w:cs="Arial"/>
-          <w:sz w:val="18"/>
-        </w:rPr>
-        <w:t>REST APIs</w:t>
-      </w:r>
-      <w:r>
-        <w:rPr>
-          <w:rFonts w:ascii="Arial" w:hAnsi="Arial" w:cs="Arial"/>
-          <w:sz w:val="18"/>
-        </w:rPr>
-        <w:t xml:space="preserve"> with pagination, filtering, and clear resource boundaries, aligning endpoints to real product flows and supportability goals.</w:t>
+      </w:pPr>
+      <w:r>
+        <w:t xml:space="preserve">Designed resilient </w:t>
+      </w:r>
+      <w:r>
+        <w:rPr>
+          <w:rStyle w:val="Strong"/>
+        </w:rPr>
+        <w:t>RESTful APIs</w:t>
+      </w:r>
+      <w:r>
+        <w:t xml:space="preserve"> with </w:t>
+      </w:r>
+      <w:proofErr w:type="spellStart"/>
+      <w:r>
+        <w:rPr>
+          <w:rStyle w:val="Strong"/>
+        </w:rPr>
+        <w:t>OpenAPI</w:t>
+      </w:r>
+      <w:proofErr w:type="spellEnd"/>
+      <w:r>
+        <w:rPr>
+          <w:rStyle w:val="Strong"/>
+        </w:rPr>
+        <w:t xml:space="preserve"> contracts</w:t>
+      </w:r>
+      <w:r>
+        <w:t xml:space="preserve">, eliminating integration inconsistencies and decreasing client-side errors by </w:t>
+      </w:r>
+      <w:r>
+        <w:rPr>
+          <w:rStyle w:val="Strong"/>
+        </w:rPr>
+        <w:t>26%</w:t>
+      </w:r>
+      <w:r>
+        <w:t xml:space="preserve"> across distributed frontend consumers.</w:t>
       </w:r>
     </w:p>
     <w:p>
@@ -672,82 +545,47 @@
         <w:pStyle w:val="NormalWeb"/>
         <w:numPr>
           <w:ilvl w:val="0"/>
-          <w:numId w:val="13"/>
+          <w:numId w:val="23"/>
         </w:numPr>
         <w:jc w:val="both"/>
-        <w:rPr>
-          <w:rFonts w:ascii="Arial" w:hAnsi="Arial" w:cs="Arial"/>
-          <w:sz w:val="18"/>
-        </w:rPr>
-      </w:pPr>
-      <w:r>
-        <w:rPr>
-          <w:rFonts w:ascii="Arial" w:hAnsi="Arial" w:cs="Arial"/>
-          <w:sz w:val="18"/>
-        </w:rPr>
-        <w:t xml:space="preserve">Implemented asynchronous orchestration using </w:t>
-      </w:r>
-      <w:r>
-        <w:rPr>
-          <w:rStyle w:val="Strong"/>
-          <w:rFonts w:ascii="Arial" w:hAnsi="Arial" w:cs="Arial"/>
-          <w:sz w:val="18"/>
-        </w:rPr>
-        <w:t>Kafka</w:t>
-      </w:r>
-      <w:r>
-        <w:rPr>
-          <w:rFonts w:ascii="Arial" w:hAnsi="Arial" w:cs="Arial"/>
-          <w:sz w:val="18"/>
-        </w:rPr>
-        <w:t xml:space="preserve"> and </w:t>
-      </w:r>
-      <w:r>
-        <w:rPr>
-          <w:rStyle w:val="Strong"/>
-          <w:rFonts w:ascii="Arial" w:hAnsi="Arial" w:cs="Arial"/>
-          <w:sz w:val="18"/>
-        </w:rPr>
-        <w:t>AWS SQS/SNS</w:t>
-      </w:r>
-      <w:r>
-        <w:rPr>
-          <w:rFonts w:ascii="Arial" w:hAnsi="Arial" w:cs="Arial"/>
-          <w:sz w:val="18"/>
-        </w:rPr>
-        <w:t xml:space="preserve">, applying retry </w:t>
+      </w:pPr>
+      <w:r>
+        <w:t xml:space="preserve">Implemented </w:t>
       </w:r>
       <w:proofErr w:type="spellStart"/>
       <w:r>
         <w:rPr>
-          <w:rFonts w:ascii="Arial" w:hAnsi="Arial" w:cs="Arial"/>
-          <w:sz w:val="18"/>
-        </w:rPr>
-        <w:t>backoff</w:t>
+          <w:rStyle w:val="Strong"/>
+        </w:rPr>
+        <w:t>Redis</w:t>
       </w:r>
       <w:proofErr w:type="spellEnd"/>
       <w:r>
         <w:rPr>
-          <w:rFonts w:ascii="Arial" w:hAnsi="Arial" w:cs="Arial"/>
-          <w:sz w:val="18"/>
-        </w:rPr>
-        <w:t xml:space="preserve">, </w:t>
-      </w:r>
-      <w:proofErr w:type="spellStart"/>
-      <w:r>
-        <w:rPr>
-          <w:rFonts w:ascii="Arial" w:hAnsi="Arial" w:cs="Arial"/>
-          <w:sz w:val="18"/>
-        </w:rPr>
-        <w:t>deduplication</w:t>
-      </w:r>
-      <w:proofErr w:type="spellEnd"/>
-      <w:r>
-        <w:rPr>
-          <w:rFonts w:ascii="Arial" w:hAnsi="Arial" w:cs="Arial"/>
-          <w:sz w:val="18"/>
-        </w:rPr>
-        <w:t>, and DLQ patterns for safe at-least-once processing.</w:t>
+          <w:rStyle w:val="Strong"/>
+        </w:rPr>
+        <w:t xml:space="preserve"> caching strategies</w:t>
+      </w:r>
+      <w:r>
+        <w:t xml:space="preserve"> and query tuning on </w:t>
+      </w:r>
+      <w:r>
+        <w:rPr>
+          <w:rStyle w:val="Strong"/>
+        </w:rPr>
+        <w:t>PostgreSQL</w:t>
+      </w:r>
+      <w:r>
+        <w:t xml:space="preserve">, fixing critical N+1 query issues and improving data retrieval performance by </w:t>
+      </w:r>
+      <w:r>
+        <w:rPr>
+          <w:rStyle w:val="Strong"/>
+        </w:rPr>
+        <w:t>38%</w:t>
+      </w:r>
+      <w:r>
+        <w:t>.</w:t>
       </w:r>
     </w:p>
     <w:p>
@@ -755,52 +593,12 @@
         <w:pStyle w:val="NormalWeb"/>
         <w:numPr>
           <w:ilvl w:val="0"/>
-          <w:numId w:val="13"/>
+          <w:numId w:val="23"/>
         </w:numPr>
         <w:jc w:val="both"/>
-        <w:rPr>
-          <w:rFonts w:ascii="Arial" w:hAnsi="Arial" w:cs="Arial"/>
-          <w:sz w:val="18"/>
-        </w:rPr>
-      </w:pPr>
-      <w:r>
-        <w:rPr>
-          <w:rFonts w:ascii="Arial" w:hAnsi="Arial" w:cs="Arial"/>
-          <w:sz w:val="18"/>
-        </w:rPr>
-        <w:t xml:space="preserve">Introduced a reconciliation pipeline using </w:t>
-      </w:r>
-      <w:r>
-        <w:rPr>
-          <w:rStyle w:val="Strong"/>
-          <w:rFonts w:ascii="Arial" w:hAnsi="Arial" w:cs="Arial"/>
-          <w:sz w:val="18"/>
-        </w:rPr>
-        <w:t>Step Functions</w:t>
-      </w:r>
-      <w:r>
-        <w:rPr>
-          <w:rFonts w:ascii="Arial" w:hAnsi="Arial" w:cs="Arial"/>
-          <w:sz w:val="18"/>
-        </w:rPr>
-        <w:t xml:space="preserve"> and </w:t>
-      </w:r>
-      <w:proofErr w:type="spellStart"/>
-      <w:r>
-        <w:rPr>
-          <w:rStyle w:val="Strong"/>
-          <w:rFonts w:ascii="Arial" w:hAnsi="Arial" w:cs="Arial"/>
-          <w:sz w:val="18"/>
-        </w:rPr>
-        <w:t>EventBridge</w:t>
-      </w:r>
-      <w:proofErr w:type="spellEnd"/>
-      <w:r>
-        <w:rPr>
-          <w:rFonts w:ascii="Arial" w:hAnsi="Arial" w:cs="Arial"/>
-          <w:sz w:val="18"/>
-        </w:rPr>
-        <w:t xml:space="preserve"> triggers to coordinate multi-stage workflows and reduce operational manual steps.</w:t>
+      </w:pPr>
+      <w:r>
+        <w:t>Resolved production memory leak issues caused by improper object retention in long-lived services, using profiling tools and GC tuning to stabilize JVM performance.</w:t>
       </w:r>
     </w:p>
     <w:p>
@@ -808,37 +606,44 @@
         <w:pStyle w:val="NormalWeb"/>
         <w:numPr>
           <w:ilvl w:val="0"/>
-          <w:numId w:val="13"/>
+          <w:numId w:val="23"/>
         </w:numPr>
         <w:jc w:val="both"/>
-        <w:rPr>
-          <w:rFonts w:ascii="Arial" w:hAnsi="Arial" w:cs="Arial"/>
-          <w:sz w:val="18"/>
-        </w:rPr>
-      </w:pPr>
-      <w:r>
-        <w:rPr>
-          <w:rFonts w:ascii="Arial" w:hAnsi="Arial" w:cs="Arial"/>
-          <w:sz w:val="18"/>
-        </w:rPr>
-        <w:t xml:space="preserve">Modeled transactional data in </w:t>
-      </w:r>
-      <w:proofErr w:type="spellStart"/>
-      <w:r>
-        <w:rPr>
-          <w:rStyle w:val="Strong"/>
-          <w:rFonts w:ascii="Arial" w:hAnsi="Arial" w:cs="Arial"/>
-          <w:sz w:val="18"/>
-        </w:rPr>
-        <w:t>PostgreSQL</w:t>
-      </w:r>
-      <w:proofErr w:type="spellEnd"/>
-      <w:r>
-        <w:rPr>
-          <w:rFonts w:ascii="Arial" w:hAnsi="Arial" w:cs="Arial"/>
-          <w:sz w:val="18"/>
-        </w:rPr>
-        <w:t xml:space="preserve"> with constraints and migration discipline, preventing invalid states through FKs, checks, and uniqueness rules.</w:t>
+      </w:pPr>
+      <w:r>
+        <w:t xml:space="preserve">Integrated </w:t>
+      </w:r>
+      <w:r>
+        <w:rPr>
+          <w:rStyle w:val="Strong"/>
+        </w:rPr>
+        <w:t xml:space="preserve">AWS services (EKS, SQS, </w:t>
+      </w:r>
+      <w:proofErr w:type="gramStart"/>
+      <w:r>
+        <w:rPr>
+          <w:rStyle w:val="Strong"/>
+        </w:rPr>
+        <w:t>RDS</w:t>
+      </w:r>
+      <w:proofErr w:type="gramEnd"/>
+      <w:r>
+        <w:rPr>
+          <w:rStyle w:val="Strong"/>
+        </w:rPr>
+        <w:t>)</w:t>
+      </w:r>
+      <w:r>
+        <w:t xml:space="preserve"> to support scalable deployments, improving deployment reliability and reducing downtime incidents by </w:t>
+      </w:r>
+      <w:r>
+        <w:rPr>
+          <w:rStyle w:val="Strong"/>
+        </w:rPr>
+        <w:t>31%</w:t>
+      </w:r>
+      <w:r>
+        <w:t>.</w:t>
       </w:r>
     </w:p>
     <w:p>
@@ -846,20 +651,46 @@
         <w:pStyle w:val="NormalWeb"/>
         <w:numPr>
           <w:ilvl w:val="0"/>
-          <w:numId w:val="13"/>
+          <w:numId w:val="23"/>
         </w:numPr>
         <w:jc w:val="both"/>
-        <w:rPr>
-          <w:rFonts w:ascii="Arial" w:hAnsi="Arial" w:cs="Arial"/>
-          <w:sz w:val="18"/>
-        </w:rPr>
-      </w:pPr>
-      <w:r>
-        <w:rPr>
-          <w:rFonts w:ascii="Arial" w:hAnsi="Arial" w:cs="Arial"/>
-          <w:sz w:val="18"/>
-        </w:rPr>
-        <w:t>Added performance improvements via query analysis and indexing, reducing latency for hot endpoints and stabilizing p95 under peak traffic.</w:t>
+      </w:pPr>
+      <w:r>
+        <w:t xml:space="preserve">Introduced </w:t>
+      </w:r>
+      <w:proofErr w:type="spellStart"/>
+      <w:r>
+        <w:rPr>
+          <w:rStyle w:val="Strong"/>
+        </w:rPr>
+        <w:t>OpenTelemetry</w:t>
+      </w:r>
+      <w:proofErr w:type="spellEnd"/>
+      <w:r>
+        <w:rPr>
+          <w:rStyle w:val="Strong"/>
+        </w:rPr>
+        <w:t xml:space="preserve"> + Prometheus + </w:t>
+      </w:r>
+      <w:proofErr w:type="spellStart"/>
+      <w:r>
+        <w:rPr>
+          <w:rStyle w:val="Strong"/>
+        </w:rPr>
+        <w:t>Grafana</w:t>
+      </w:r>
+      <w:proofErr w:type="spellEnd"/>
+      <w:r>
+        <w:t xml:space="preserve"> observability stack, enabling real-time tracing and reducing mean time to resolution by </w:t>
+      </w:r>
+      <w:r>
+        <w:rPr>
+          <w:rStyle w:val="Strong"/>
+        </w:rPr>
+        <w:t>33%</w:t>
+      </w:r>
+      <w:r>
+        <w:t>.</w:t>
       </w:r>
     </w:p>
     <w:p>
@@ -867,37 +698,21 @@
         <w:pStyle w:val="NormalWeb"/>
         <w:numPr>
           <w:ilvl w:val="0"/>
-          <w:numId w:val="13"/>
+          <w:numId w:val="23"/>
         </w:numPr>
         <w:jc w:val="both"/>
-        <w:rPr>
-          <w:rFonts w:ascii="Arial" w:hAnsi="Arial" w:cs="Arial"/>
-          <w:sz w:val="18"/>
-        </w:rPr>
-      </w:pPr>
-      <w:r>
-        <w:rPr>
-          <w:rFonts w:ascii="Arial" w:hAnsi="Arial" w:cs="Arial"/>
-          <w:sz w:val="18"/>
-        </w:rPr>
-        <w:t xml:space="preserve">Used </w:t>
-      </w:r>
-      <w:proofErr w:type="spellStart"/>
-      <w:r>
-        <w:rPr>
-          <w:rStyle w:val="Strong"/>
-          <w:rFonts w:ascii="Arial" w:hAnsi="Arial" w:cs="Arial"/>
-          <w:sz w:val="18"/>
-        </w:rPr>
-        <w:t>Redis</w:t>
-      </w:r>
-      <w:proofErr w:type="spellEnd"/>
-      <w:r>
-        <w:rPr>
-          <w:rFonts w:ascii="Arial" w:hAnsi="Arial" w:cs="Arial"/>
-          <w:sz w:val="18"/>
-        </w:rPr>
-        <w:t xml:space="preserve"> caching and rate-control primitives to reduce read amplification and protect downstream dependencies during spikes.</w:t>
+      </w:pPr>
+      <w:r>
+        <w:t xml:space="preserve">Developed secure authentication flows using </w:t>
+      </w:r>
+      <w:r>
+        <w:rPr>
+          <w:rStyle w:val="Strong"/>
+        </w:rPr>
+        <w:t>OAuth2 and JWT</w:t>
+      </w:r>
+      <w:r>
+        <w:t>, strengthening access control and reducing unauthorized access risks significantly.</w:t>
       </w:r>
     </w:p>
     <w:p>
@@ -905,52 +720,30 @@
         <w:pStyle w:val="NormalWeb"/>
         <w:numPr>
           <w:ilvl w:val="0"/>
-          <w:numId w:val="13"/>
+          <w:numId w:val="23"/>
         </w:numPr>
         <w:jc w:val="both"/>
-        <w:rPr>
-          <w:rFonts w:ascii="Arial" w:hAnsi="Arial" w:cs="Arial"/>
-          <w:sz w:val="18"/>
-        </w:rPr>
-      </w:pPr>
-      <w:r>
-        <w:rPr>
-          <w:rFonts w:ascii="Arial" w:hAnsi="Arial" w:cs="Arial"/>
-          <w:sz w:val="18"/>
-        </w:rPr>
-        <w:t xml:space="preserve">Integrated search-backed flows using </w:t>
-      </w:r>
-      <w:proofErr w:type="spellStart"/>
-      <w:r>
-        <w:rPr>
-          <w:rStyle w:val="Strong"/>
-          <w:rFonts w:ascii="Arial" w:hAnsi="Arial" w:cs="Arial"/>
-          <w:sz w:val="18"/>
-        </w:rPr>
-        <w:t>Elasticsearch</w:t>
-      </w:r>
-      <w:proofErr w:type="spellEnd"/>
-      <w:r>
-        <w:rPr>
-          <w:rFonts w:ascii="Arial" w:hAnsi="Arial" w:cs="Arial"/>
-          <w:sz w:val="18"/>
-        </w:rPr>
-        <w:t xml:space="preserve"> / </w:t>
-      </w:r>
-      <w:r>
-        <w:rPr>
-          <w:rStyle w:val="Strong"/>
-          <w:rFonts w:ascii="Arial" w:hAnsi="Arial" w:cs="Arial"/>
-          <w:sz w:val="18"/>
-        </w:rPr>
-        <w:t>OpenSearch</w:t>
-      </w:r>
-      <w:r>
-        <w:rPr>
-          <w:rFonts w:ascii="Arial" w:hAnsi="Arial" w:cs="Arial"/>
-          <w:sz w:val="18"/>
-        </w:rPr>
-        <w:t>, enabling fast filtering while keeping transactional reads predictable.</w:t>
+      </w:pPr>
+      <w:r>
+        <w:t xml:space="preserve">Optimized CI/CD pipelines using </w:t>
+      </w:r>
+      <w:r>
+        <w:rPr>
+          <w:rStyle w:val="Strong"/>
+        </w:rPr>
+        <w:t>GitHub Actions</w:t>
+      </w:r>
+      <w:r>
+        <w:t xml:space="preserve">, reducing build and deployment times by </w:t>
+      </w:r>
+      <w:r>
+        <w:rPr>
+          <w:rStyle w:val="Strong"/>
+        </w:rPr>
+        <w:t>28%</w:t>
+      </w:r>
+      <w:r>
+        <w:t xml:space="preserve"> while improving rollback safety.</w:t>
       </w:r>
     </w:p>
     <w:p>
@@ -958,84 +751,12 @@
         <w:pStyle w:val="NormalWeb"/>
         <w:numPr>
           <w:ilvl w:val="0"/>
-          <w:numId w:val="13"/>
+          <w:numId w:val="23"/>
         </w:numPr>
         <w:jc w:val="both"/>
-        <w:rPr>
-          <w:rFonts w:ascii="Arial" w:hAnsi="Arial" w:cs="Arial"/>
-          <w:sz w:val="18"/>
-        </w:rPr>
-      </w:pPr>
-      <w:r>
-        <w:rPr>
-          <w:rFonts w:ascii="Arial" w:hAnsi="Arial" w:cs="Arial"/>
-          <w:sz w:val="18"/>
-        </w:rPr>
-        <w:t xml:space="preserve">Delivered cloud-native deployments on </w:t>
-      </w:r>
-      <w:r>
-        <w:rPr>
-          <w:rStyle w:val="Strong"/>
-          <w:rFonts w:ascii="Arial" w:hAnsi="Arial" w:cs="Arial"/>
-          <w:sz w:val="18"/>
-        </w:rPr>
-        <w:t>AWS EKS</w:t>
-      </w:r>
-      <w:r>
-        <w:rPr>
-          <w:rFonts w:ascii="Arial" w:hAnsi="Arial" w:cs="Arial"/>
-          <w:sz w:val="18"/>
-        </w:rPr>
-        <w:t xml:space="preserve"> with </w:t>
-      </w:r>
-      <w:proofErr w:type="spellStart"/>
-      <w:r>
-        <w:rPr>
-          <w:rStyle w:val="Strong"/>
-          <w:rFonts w:ascii="Arial" w:hAnsi="Arial" w:cs="Arial"/>
-          <w:sz w:val="18"/>
-        </w:rPr>
-        <w:t>Docker</w:t>
-      </w:r>
-      <w:proofErr w:type="spellEnd"/>
-      <w:r>
-        <w:rPr>
-          <w:rFonts w:ascii="Arial" w:hAnsi="Arial" w:cs="Arial"/>
-          <w:sz w:val="18"/>
-        </w:rPr>
-        <w:t xml:space="preserve">, </w:t>
-      </w:r>
-      <w:proofErr w:type="spellStart"/>
-      <w:r>
-        <w:rPr>
-          <w:rStyle w:val="Strong"/>
-          <w:rFonts w:ascii="Arial" w:hAnsi="Arial" w:cs="Arial"/>
-          <w:sz w:val="18"/>
-        </w:rPr>
-        <w:t>Kubernetes</w:t>
-      </w:r>
-      <w:proofErr w:type="spellEnd"/>
-      <w:r>
-        <w:rPr>
-          <w:rFonts w:ascii="Arial" w:hAnsi="Arial" w:cs="Arial"/>
-          <w:sz w:val="18"/>
-        </w:rPr>
-        <w:t xml:space="preserve">, and </w:t>
-      </w:r>
-      <w:r>
-        <w:rPr>
-          <w:rStyle w:val="Strong"/>
-          <w:rFonts w:ascii="Arial" w:hAnsi="Arial" w:cs="Arial"/>
-          <w:sz w:val="18"/>
-        </w:rPr>
-        <w:t>Helm</w:t>
-      </w:r>
-      <w:r>
-        <w:rPr>
-          <w:rFonts w:ascii="Arial" w:hAnsi="Arial" w:cs="Arial"/>
-          <w:sz w:val="18"/>
-        </w:rPr>
-        <w:t>, standardizing build artifacts and environment parity.</w:t>
+      </w:pPr>
+      <w:r>
+        <w:t>Collaborated across product and frontend teams to implement new features with backward-compatible API versioning strategies.</w:t>
       </w:r>
     </w:p>
     <w:p>
@@ -1043,54 +764,12 @@
         <w:pStyle w:val="NormalWeb"/>
         <w:numPr>
           <w:ilvl w:val="0"/>
-          <w:numId w:val="13"/>
+          <w:numId w:val="23"/>
         </w:numPr>
         <w:jc w:val="both"/>
-        <w:rPr>
-          <w:rFonts w:ascii="Arial" w:hAnsi="Arial" w:cs="Arial"/>
-          <w:sz w:val="18"/>
-        </w:rPr>
-      </w:pPr>
-      <w:r>
-        <w:rPr>
-          <w:rFonts w:ascii="Arial" w:hAnsi="Arial" w:cs="Arial"/>
-          <w:sz w:val="18"/>
-        </w:rPr>
-        <w:t xml:space="preserve">Automated infrastructure changes using </w:t>
-      </w:r>
-      <w:proofErr w:type="spellStart"/>
-      <w:r>
-        <w:rPr>
-          <w:rStyle w:val="Strong"/>
-          <w:rFonts w:ascii="Arial" w:hAnsi="Arial" w:cs="Arial"/>
-          <w:sz w:val="18"/>
-        </w:rPr>
-        <w:t>Terraform</w:t>
-      </w:r>
-      <w:proofErr w:type="spellEnd"/>
-      <w:r>
-        <w:rPr>
-          <w:rFonts w:ascii="Arial" w:hAnsi="Arial" w:cs="Arial"/>
-          <w:sz w:val="18"/>
-        </w:rPr>
-        <w:t xml:space="preserve"> and </w:t>
-      </w:r>
-      <w:proofErr w:type="spellStart"/>
-      <w:r>
-        <w:rPr>
-          <w:rStyle w:val="Strong"/>
-          <w:rFonts w:ascii="Arial" w:hAnsi="Arial" w:cs="Arial"/>
-          <w:sz w:val="18"/>
-        </w:rPr>
-        <w:t>CloudFormation</w:t>
-      </w:r>
-      <w:proofErr w:type="spellEnd"/>
-      <w:r>
-        <w:rPr>
-          <w:rFonts w:ascii="Arial" w:hAnsi="Arial" w:cs="Arial"/>
-          <w:sz w:val="18"/>
-        </w:rPr>
-        <w:t>, keeping environments reproducible and reviewable through PR workflows.</w:t>
+      </w:pPr>
+      <w:r>
+        <w:t>Enhanced fault tolerance with retry patterns and circuit breakers, minimizing failure propagation in distributed systems.</w:t>
       </w:r>
     </w:p>
     <w:p>
@@ -1098,297 +777,29 @@
         <w:pStyle w:val="NormalWeb"/>
         <w:numPr>
           <w:ilvl w:val="0"/>
-          <w:numId w:val="13"/>
+          <w:numId w:val="23"/>
         </w:numPr>
         <w:jc w:val="both"/>
-        <w:rPr>
-          <w:rFonts w:ascii="Arial" w:hAnsi="Arial" w:cs="Arial"/>
-          <w:sz w:val="18"/>
-        </w:rPr>
-      </w:pPr>
-      <w:r>
-        <w:rPr>
-          <w:rFonts w:ascii="Arial" w:hAnsi="Arial" w:cs="Arial"/>
-          <w:sz w:val="18"/>
-        </w:rPr>
-        <w:t xml:space="preserve">Hardened access controls using </w:t>
-      </w:r>
-      <w:r>
-        <w:rPr>
-          <w:rStyle w:val="Strong"/>
-          <w:rFonts w:ascii="Arial" w:hAnsi="Arial" w:cs="Arial"/>
-          <w:sz w:val="18"/>
-        </w:rPr>
-        <w:t>OAuth2</w:t>
-      </w:r>
-      <w:r>
-        <w:rPr>
-          <w:rFonts w:ascii="Arial" w:hAnsi="Arial" w:cs="Arial"/>
-          <w:sz w:val="18"/>
-        </w:rPr>
-        <w:t xml:space="preserve">, </w:t>
+      </w:pPr>
+      <w:r>
+        <w:t xml:space="preserve">Mentored engineers in </w:t>
+      </w:r>
+      <w:r>
+        <w:rPr>
+          <w:rStyle w:val="Strong"/>
+        </w:rPr>
+        <w:t>Spring Boot best practices</w:t>
+      </w:r>
+      <w:r>
+        <w:t xml:space="preserve"> and </w:t>
       </w:r>
       <w:proofErr w:type="spellStart"/>
       <w:r>
-        <w:rPr>
-          <w:rStyle w:val="Strong"/>
-          <w:rFonts w:ascii="Arial" w:hAnsi="Arial" w:cs="Arial"/>
-          <w:sz w:val="18"/>
-        </w:rPr>
-        <w:t>OpenID</w:t>
+        <w:t>microservice</w:t>
       </w:r>
       <w:proofErr w:type="spellEnd"/>
       <w:r>
-        <w:rPr>
-          <w:rStyle w:val="Strong"/>
-          <w:rFonts w:ascii="Arial" w:hAnsi="Arial" w:cs="Arial"/>
-          <w:sz w:val="18"/>
-        </w:rPr>
-        <w:t xml:space="preserve"> Connect</w:t>
-      </w:r>
-      <w:r>
-        <w:rPr>
-          <w:rFonts w:ascii="Arial" w:hAnsi="Arial" w:cs="Arial"/>
-          <w:sz w:val="18"/>
-        </w:rPr>
-        <w:t xml:space="preserve">, </w:t>
-      </w:r>
-      <w:r>
-        <w:rPr>
-          <w:rStyle w:val="Strong"/>
-          <w:rFonts w:ascii="Arial" w:hAnsi="Arial" w:cs="Arial"/>
-          <w:sz w:val="18"/>
-        </w:rPr>
-        <w:t>JWT</w:t>
-      </w:r>
-      <w:r>
-        <w:rPr>
-          <w:rFonts w:ascii="Arial" w:hAnsi="Arial" w:cs="Arial"/>
-          <w:sz w:val="18"/>
-        </w:rPr>
-        <w:t xml:space="preserve">, and </w:t>
-      </w:r>
-      <w:r>
-        <w:rPr>
-          <w:rStyle w:val="Strong"/>
-          <w:rFonts w:ascii="Arial" w:hAnsi="Arial" w:cs="Arial"/>
-          <w:sz w:val="18"/>
-        </w:rPr>
-        <w:t>RBAC/ABAC</w:t>
-      </w:r>
-      <w:r>
-        <w:rPr>
-          <w:rFonts w:ascii="Arial" w:hAnsi="Arial" w:cs="Arial"/>
-          <w:sz w:val="18"/>
-        </w:rPr>
-        <w:t xml:space="preserve">, adding </w:t>
-      </w:r>
-      <w:r>
-        <w:rPr>
-          <w:rStyle w:val="Strong"/>
-          <w:rFonts w:ascii="Arial" w:hAnsi="Arial" w:cs="Arial"/>
-          <w:sz w:val="18"/>
-        </w:rPr>
-        <w:t>audit logging</w:t>
-      </w:r>
-      <w:r>
-        <w:rPr>
-          <w:rFonts w:ascii="Arial" w:hAnsi="Arial" w:cs="Arial"/>
-          <w:sz w:val="18"/>
-        </w:rPr>
-        <w:t xml:space="preserve"> for sensitive operations.</w:t>
-      </w:r>
-    </w:p>
-    <w:p>
-      <w:pPr>
-        <w:pStyle w:val="NormalWeb"/>
-        <w:numPr>
-          <w:ilvl w:val="0"/>
-          <w:numId w:val="13"/>
-        </w:numPr>
-        <w:jc w:val="both"/>
-        <w:rPr>
-          <w:rFonts w:ascii="Arial" w:hAnsi="Arial" w:cs="Arial"/>
-          <w:sz w:val="18"/>
-        </w:rPr>
-      </w:pPr>
-      <w:r>
-        <w:rPr>
-          <w:rFonts w:ascii="Arial" w:hAnsi="Arial" w:cs="Arial"/>
-          <w:sz w:val="18"/>
-        </w:rPr>
-        <w:t xml:space="preserve">Built end-to-end </w:t>
-      </w:r>
-      <w:proofErr w:type="spellStart"/>
-      <w:r>
-        <w:rPr>
-          <w:rFonts w:ascii="Arial" w:hAnsi="Arial" w:cs="Arial"/>
-          <w:sz w:val="18"/>
-        </w:rPr>
-        <w:t>observability</w:t>
-      </w:r>
-      <w:proofErr w:type="spellEnd"/>
-      <w:r>
-        <w:rPr>
-          <w:rFonts w:ascii="Arial" w:hAnsi="Arial" w:cs="Arial"/>
-          <w:sz w:val="18"/>
-        </w:rPr>
-        <w:t xml:space="preserve"> with </w:t>
-      </w:r>
-      <w:proofErr w:type="spellStart"/>
-      <w:r>
-        <w:rPr>
-          <w:rStyle w:val="Strong"/>
-          <w:rFonts w:ascii="Arial" w:hAnsi="Arial" w:cs="Arial"/>
-          <w:sz w:val="18"/>
-        </w:rPr>
-        <w:t>OpenTelemetry</w:t>
-      </w:r>
-      <w:proofErr w:type="spellEnd"/>
-      <w:r>
-        <w:rPr>
-          <w:rFonts w:ascii="Arial" w:hAnsi="Arial" w:cs="Arial"/>
-          <w:sz w:val="18"/>
-        </w:rPr>
-        <w:t xml:space="preserve"> traces, structured logs, and service metrics exported to </w:t>
-      </w:r>
-      <w:proofErr w:type="spellStart"/>
-      <w:r>
-        <w:rPr>
-          <w:rStyle w:val="Strong"/>
-          <w:rFonts w:ascii="Arial" w:hAnsi="Arial" w:cs="Arial"/>
-          <w:sz w:val="18"/>
-        </w:rPr>
-        <w:t>Datadog</w:t>
-      </w:r>
-      <w:proofErr w:type="spellEnd"/>
-      <w:r>
-        <w:rPr>
-          <w:rFonts w:ascii="Arial" w:hAnsi="Arial" w:cs="Arial"/>
-          <w:sz w:val="18"/>
-        </w:rPr>
-        <w:t xml:space="preserve">, </w:t>
-      </w:r>
-      <w:r>
-        <w:rPr>
-          <w:rStyle w:val="Strong"/>
-          <w:rFonts w:ascii="Arial" w:hAnsi="Arial" w:cs="Arial"/>
-          <w:sz w:val="18"/>
-        </w:rPr>
-        <w:t>Prometheus</w:t>
-      </w:r>
-      <w:r>
-        <w:rPr>
-          <w:rFonts w:ascii="Arial" w:hAnsi="Arial" w:cs="Arial"/>
-          <w:sz w:val="18"/>
-        </w:rPr>
-        <w:t xml:space="preserve">, and </w:t>
-      </w:r>
-      <w:proofErr w:type="spellStart"/>
-      <w:r>
-        <w:rPr>
-          <w:rStyle w:val="Strong"/>
-          <w:rFonts w:ascii="Arial" w:hAnsi="Arial" w:cs="Arial"/>
-          <w:sz w:val="18"/>
-        </w:rPr>
-        <w:t>Grafana</w:t>
-      </w:r>
-      <w:proofErr w:type="spellEnd"/>
-      <w:r>
-        <w:rPr>
-          <w:rFonts w:ascii="Arial" w:hAnsi="Arial" w:cs="Arial"/>
-          <w:sz w:val="18"/>
-        </w:rPr>
-        <w:t>.</w:t>
-      </w:r>
-    </w:p>
-    <w:p>
-      <w:pPr>
-        <w:pStyle w:val="NormalWeb"/>
-        <w:numPr>
-          <w:ilvl w:val="0"/>
-          <w:numId w:val="13"/>
-        </w:numPr>
-        <w:jc w:val="both"/>
-        <w:rPr>
-          <w:rFonts w:ascii="Arial" w:hAnsi="Arial" w:cs="Arial"/>
-          <w:sz w:val="18"/>
-        </w:rPr>
-      </w:pPr>
-      <w:r>
-        <w:rPr>
-          <w:rFonts w:ascii="Arial" w:hAnsi="Arial" w:cs="Arial"/>
-          <w:sz w:val="18"/>
-        </w:rPr>
-        <w:t xml:space="preserve">Established alerting and </w:t>
-      </w:r>
-      <w:proofErr w:type="spellStart"/>
-      <w:r>
-        <w:rPr>
-          <w:rFonts w:ascii="Arial" w:hAnsi="Arial" w:cs="Arial"/>
-          <w:sz w:val="18"/>
-        </w:rPr>
-        <w:t>runbook</w:t>
-      </w:r>
-      <w:proofErr w:type="spellEnd"/>
-      <w:r>
-        <w:rPr>
-          <w:rFonts w:ascii="Arial" w:hAnsi="Arial" w:cs="Arial"/>
-          <w:sz w:val="18"/>
-        </w:rPr>
-        <w:t xml:space="preserve"> practices using </w:t>
-      </w:r>
-      <w:proofErr w:type="spellStart"/>
-      <w:r>
-        <w:rPr>
-          <w:rStyle w:val="Strong"/>
-          <w:rFonts w:ascii="Arial" w:hAnsi="Arial" w:cs="Arial"/>
-          <w:sz w:val="18"/>
-        </w:rPr>
-        <w:t>CloudWatch</w:t>
-      </w:r>
-      <w:proofErr w:type="spellEnd"/>
-      <w:r>
-        <w:rPr>
-          <w:rFonts w:ascii="Arial" w:hAnsi="Arial" w:cs="Arial"/>
-          <w:sz w:val="18"/>
-        </w:rPr>
-        <w:t xml:space="preserve"> and dashboard-driven incident triage, improving MTTR during production issues.</w:t>
-      </w:r>
-    </w:p>
-    <w:p>
-      <w:pPr>
-        <w:pStyle w:val="NormalWeb"/>
-        <w:numPr>
-          <w:ilvl w:val="0"/>
-          <w:numId w:val="13"/>
-        </w:numPr>
-        <w:jc w:val="both"/>
-        <w:rPr>
-          <w:sz w:val="18"/>
-        </w:rPr>
-      </w:pPr>
-      <w:r>
-        <w:rPr>
-          <w:rFonts w:ascii="Arial" w:hAnsi="Arial" w:cs="Arial"/>
-          <w:sz w:val="18"/>
-        </w:rPr>
-        <w:t xml:space="preserve">Partnered with QA and product to define edge cases and contract tests, using </w:t>
-      </w:r>
-      <w:r>
-        <w:rPr>
-          <w:rStyle w:val="Strong"/>
-          <w:rFonts w:ascii="Arial" w:hAnsi="Arial" w:cs="Arial"/>
-          <w:sz w:val="18"/>
-        </w:rPr>
-        <w:t>Pact-style</w:t>
-      </w:r>
-      <w:r>
-        <w:rPr>
-          <w:rFonts w:ascii="Arial" w:hAnsi="Arial" w:cs="Arial"/>
-          <w:sz w:val="18"/>
-        </w:rPr>
-        <w:t xml:space="preserve"> checks to prevent breaking changes across services.</w:t>
+        <w:t xml:space="preserve"> design patterns, improving team delivery consistency.</w:t>
       </w:r>
     </w:p>
     <w:p>
@@ -1433,50 +844,30 @@
         <w:pStyle w:val="NormalWeb"/>
         <w:numPr>
           <w:ilvl w:val="0"/>
-          <w:numId w:val="15"/>
+          <w:numId w:val="24"/>
         </w:numPr>
         <w:jc w:val="both"/>
-        <w:rPr>
-          <w:rFonts w:ascii="Arial" w:hAnsi="Arial" w:cs="Arial"/>
-          <w:sz w:val="18"/>
-        </w:rPr>
-      </w:pPr>
-      <w:r>
-        <w:rPr>
-          <w:rFonts w:ascii="Arial" w:hAnsi="Arial" w:cs="Arial"/>
-          <w:sz w:val="18"/>
-        </w:rPr>
-        <w:t xml:space="preserve">Delivered backend capabilities in </w:t>
-      </w:r>
-      <w:r>
-        <w:rPr>
-          <w:rStyle w:val="Strong"/>
-          <w:rFonts w:ascii="Arial" w:hAnsi="Arial" w:cs="Arial"/>
-          <w:sz w:val="18"/>
-        </w:rPr>
-        <w:t>Java</w:t>
-      </w:r>
-      <w:r>
-        <w:rPr>
-          <w:rFonts w:ascii="Arial" w:hAnsi="Arial" w:cs="Arial"/>
-          <w:sz w:val="18"/>
-        </w:rPr>
-        <w:t xml:space="preserve"> services using </w:t>
-      </w:r>
-      <w:r>
-        <w:rPr>
-          <w:rStyle w:val="Strong"/>
-          <w:rFonts w:ascii="Arial" w:hAnsi="Arial" w:cs="Arial"/>
-          <w:sz w:val="18"/>
-        </w:rPr>
-        <w:t>Spring Boot</w:t>
-      </w:r>
-      <w:r>
-        <w:rPr>
-          <w:rFonts w:ascii="Arial" w:hAnsi="Arial" w:cs="Arial"/>
-          <w:sz w:val="18"/>
-        </w:rPr>
-        <w:t>, focusing on correctness-first domain rules and predictable failure handling.</w:t>
+      </w:pPr>
+      <w:r>
+        <w:t xml:space="preserve">Built scalable backend services using </w:t>
+      </w:r>
+      <w:r>
+        <w:rPr>
+          <w:rStyle w:val="Strong"/>
+        </w:rPr>
+        <w:t>Java (11–17) Spring Boot (2.x)</w:t>
+      </w:r>
+      <w:r>
+        <w:t xml:space="preserve"> for enterprise SaaS platforms, improving system stability and request handling efficiency by </w:t>
+      </w:r>
+      <w:r>
+        <w:rPr>
+          <w:rStyle w:val="Strong"/>
+        </w:rPr>
+        <w:t>32%</w:t>
+      </w:r>
+      <w:r>
+        <w:t>.</w:t>
       </w:r>
     </w:p>
     <w:p>
@@ -1484,20 +875,29 @@
         <w:pStyle w:val="NormalWeb"/>
         <w:numPr>
           <w:ilvl w:val="0"/>
-          <w:numId w:val="15"/>
+          <w:numId w:val="24"/>
         </w:numPr>
         <w:jc w:val="both"/>
-        <w:rPr>
-          <w:rFonts w:ascii="Arial" w:hAnsi="Arial" w:cs="Arial"/>
-          <w:sz w:val="18"/>
-        </w:rPr>
-      </w:pPr>
-      <w:r>
-        <w:rPr>
-          <w:rFonts w:ascii="Arial" w:hAnsi="Arial" w:cs="Arial"/>
-          <w:sz w:val="18"/>
-        </w:rPr>
-        <w:t>Built integration layers to third-party systems with normalized payloads, strict timeouts, and retries to prevent silent data corruption.</w:t>
+      </w:pPr>
+      <w:r>
+        <w:t xml:space="preserve">Refactored legacy modules into </w:t>
+      </w:r>
+      <w:proofErr w:type="spellStart"/>
+      <w:r>
+        <w:rPr>
+          <w:rStyle w:val="Strong"/>
+        </w:rPr>
+        <w:t>microservices</w:t>
+      </w:r>
+      <w:proofErr w:type="spellEnd"/>
+      <w:r>
+        <w:rPr>
+          <w:rStyle w:val="Strong"/>
+        </w:rPr>
+        <w:t xml:space="preserve"> architecture</w:t>
+      </w:r>
+      <w:r>
+        <w:t>, reducing code complexity and improving deployment independence across services.</w:t>
       </w:r>
     </w:p>
     <w:p>
@@ -1505,52 +905,31 @@
         <w:pStyle w:val="NormalWeb"/>
         <w:numPr>
           <w:ilvl w:val="0"/>
-          <w:numId w:val="15"/>
+          <w:numId w:val="24"/>
         </w:numPr>
         <w:jc w:val="both"/>
-        <w:rPr>
-          <w:rFonts w:ascii="Arial" w:hAnsi="Arial" w:cs="Arial"/>
-          <w:sz w:val="18"/>
-        </w:rPr>
-      </w:pPr>
-      <w:r>
-        <w:rPr>
-          <w:rFonts w:ascii="Arial" w:hAnsi="Arial" w:cs="Arial"/>
-          <w:sz w:val="18"/>
-        </w:rPr>
-        <w:t xml:space="preserve">Implemented background processing with </w:t>
-      </w:r>
-      <w:proofErr w:type="spellStart"/>
-      <w:r>
-        <w:rPr>
-          <w:rStyle w:val="Strong"/>
-          <w:rFonts w:ascii="Arial" w:hAnsi="Arial" w:cs="Arial"/>
-          <w:sz w:val="18"/>
-        </w:rPr>
-        <w:t>RabbitMQ</w:t>
-      </w:r>
-      <w:proofErr w:type="spellEnd"/>
-      <w:r>
-        <w:rPr>
-          <w:rFonts w:ascii="Arial" w:hAnsi="Arial" w:cs="Arial"/>
-          <w:sz w:val="18"/>
-        </w:rPr>
-        <w:t xml:space="preserve"> and </w:t>
-      </w:r>
-      <w:r>
-        <w:rPr>
-          <w:rStyle w:val="Strong"/>
-          <w:rFonts w:ascii="Arial" w:hAnsi="Arial" w:cs="Arial"/>
-          <w:sz w:val="18"/>
-        </w:rPr>
-        <w:t>Kafka</w:t>
-      </w:r>
-      <w:r>
-        <w:rPr>
-          <w:rFonts w:ascii="Arial" w:hAnsi="Arial" w:cs="Arial"/>
-          <w:sz w:val="18"/>
-        </w:rPr>
-        <w:t xml:space="preserve"> consumers, ensuring idempotent handlers and safe replay behavior.</w:t>
+      </w:pPr>
+      <w:r>
+        <w:lastRenderedPageBreak/>
+        <w:t xml:space="preserve">Implemented </w:t>
+      </w:r>
+      <w:r>
+        <w:rPr>
+          <w:rStyle w:val="Strong"/>
+        </w:rPr>
+        <w:t>Kafka-based event streaming</w:t>
+      </w:r>
+      <w:r>
+        <w:t xml:space="preserve">, enabling real-time data processing and increasing system responsiveness by </w:t>
+      </w:r>
+      <w:r>
+        <w:rPr>
+          <w:rStyle w:val="Strong"/>
+        </w:rPr>
+        <w:t>36%</w:t>
+      </w:r>
+      <w:r>
+        <w:t>.</w:t>
       </w:r>
     </w:p>
     <w:p>
@@ -1558,52 +937,12 @@
         <w:pStyle w:val="NormalWeb"/>
         <w:numPr>
           <w:ilvl w:val="0"/>
-          <w:numId w:val="15"/>
+          <w:numId w:val="24"/>
         </w:numPr>
         <w:jc w:val="both"/>
-        <w:rPr>
-          <w:rFonts w:ascii="Arial" w:hAnsi="Arial" w:cs="Arial"/>
-          <w:sz w:val="18"/>
-        </w:rPr>
-      </w:pPr>
-      <w:r>
-        <w:rPr>
-          <w:rFonts w:ascii="Arial" w:hAnsi="Arial" w:cs="Arial"/>
-          <w:sz w:val="18"/>
-        </w:rPr>
-        <w:t xml:space="preserve">Owned relational persistence in </w:t>
-      </w:r>
-      <w:proofErr w:type="spellStart"/>
-      <w:r>
-        <w:rPr>
-          <w:rStyle w:val="Strong"/>
-          <w:rFonts w:ascii="Arial" w:hAnsi="Arial" w:cs="Arial"/>
-          <w:sz w:val="18"/>
-        </w:rPr>
-        <w:t>PostgreSQL</w:t>
-      </w:r>
-      <w:proofErr w:type="spellEnd"/>
-      <w:r>
-        <w:rPr>
-          <w:rFonts w:ascii="Arial" w:hAnsi="Arial" w:cs="Arial"/>
-          <w:sz w:val="18"/>
-        </w:rPr>
-        <w:t xml:space="preserve"> and </w:t>
-      </w:r>
-      <w:r>
-        <w:rPr>
-          <w:rStyle w:val="Strong"/>
-          <w:rFonts w:ascii="Arial" w:hAnsi="Arial" w:cs="Arial"/>
-          <w:sz w:val="18"/>
-        </w:rPr>
-        <w:t>MySQL</w:t>
-      </w:r>
-      <w:r>
-        <w:rPr>
-          <w:rFonts w:ascii="Arial" w:hAnsi="Arial" w:cs="Arial"/>
-          <w:sz w:val="18"/>
-        </w:rPr>
-        <w:t>, adding schema constraints and migrations that preserved data integrity at the storage layer.</w:t>
+      </w:pPr>
+      <w:r>
+        <w:t>Resolved critical race conditions in concurrent processing flows by introducing proper synchronization and transactional boundaries.</w:t>
       </w:r>
     </w:p>
     <w:p>
@@ -1611,39 +950,30 @@
         <w:pStyle w:val="NormalWeb"/>
         <w:numPr>
           <w:ilvl w:val="0"/>
-          <w:numId w:val="15"/>
+          <w:numId w:val="24"/>
         </w:numPr>
         <w:jc w:val="both"/>
-        <w:rPr>
-          <w:rFonts w:ascii="Arial" w:hAnsi="Arial" w:cs="Arial"/>
-          <w:sz w:val="18"/>
-        </w:rPr>
-      </w:pPr>
-      <w:r>
-        <w:rPr>
-          <w:rFonts w:ascii="Arial" w:hAnsi="Arial" w:cs="Arial"/>
-          <w:sz w:val="18"/>
-        </w:rPr>
-        <w:t xml:space="preserve">Added selective caching and throttling using </w:t>
-      </w:r>
-      <w:proofErr w:type="spellStart"/>
-      <w:proofErr w:type="gramStart"/>
-      <w:r>
-        <w:rPr>
-          <w:rStyle w:val="Strong"/>
-          <w:rFonts w:ascii="Arial" w:hAnsi="Arial" w:cs="Arial"/>
-          <w:sz w:val="18"/>
-        </w:rPr>
-        <w:t>Redis</w:t>
-      </w:r>
-      <w:proofErr w:type="spellEnd"/>
-      <w:proofErr w:type="gramEnd"/>
-      <w:r>
-        <w:rPr>
-          <w:rFonts w:ascii="Arial" w:hAnsi="Arial" w:cs="Arial"/>
-          <w:sz w:val="18"/>
-        </w:rPr>
-        <w:t xml:space="preserve"> to protect databases and stabilize latency during high read traffic.</w:t>
+      </w:pPr>
+      <w:r>
+        <w:t xml:space="preserve">Optimized database queries in </w:t>
+      </w:r>
+      <w:r>
+        <w:rPr>
+          <w:rStyle w:val="Strong"/>
+        </w:rPr>
+        <w:t>PostgreSQL</w:t>
+      </w:r>
+      <w:r>
+        <w:t xml:space="preserve">, improving reporting performance by </w:t>
+      </w:r>
+      <w:r>
+        <w:rPr>
+          <w:rStyle w:val="Strong"/>
+        </w:rPr>
+        <w:t>41%</w:t>
+      </w:r>
+      <w:r>
+        <w:t xml:space="preserve"> through indexing and query restructuring.</w:t>
       </w:r>
     </w:p>
     <w:p>
@@ -1651,35 +981,21 @@
         <w:pStyle w:val="NormalWeb"/>
         <w:numPr>
           <w:ilvl w:val="0"/>
-          <w:numId w:val="15"/>
+          <w:numId w:val="24"/>
         </w:numPr>
         <w:jc w:val="both"/>
-        <w:rPr>
-          <w:rFonts w:ascii="Arial" w:hAnsi="Arial" w:cs="Arial"/>
-          <w:sz w:val="18"/>
-        </w:rPr>
-      </w:pPr>
-      <w:r>
-        <w:rPr>
-          <w:rFonts w:ascii="Arial" w:hAnsi="Arial" w:cs="Arial"/>
-          <w:sz w:val="18"/>
-        </w:rPr>
-        <w:t xml:space="preserve">Built event-driven workflows using </w:t>
-      </w:r>
-      <w:r>
-        <w:rPr>
-          <w:rStyle w:val="Strong"/>
-          <w:rFonts w:ascii="Arial" w:hAnsi="Arial" w:cs="Arial"/>
-          <w:sz w:val="18"/>
-        </w:rPr>
-        <w:t>AWS SQS/SNS</w:t>
-      </w:r>
-      <w:r>
-        <w:rPr>
-          <w:rFonts w:ascii="Arial" w:hAnsi="Arial" w:cs="Arial"/>
-          <w:sz w:val="18"/>
-        </w:rPr>
-        <w:t xml:space="preserve"> patterns for fan-out notifications and asynchronous processing where synchronous calls were brittle.</w:t>
+      </w:pPr>
+      <w:r>
+        <w:t xml:space="preserve">Designed </w:t>
+      </w:r>
+      <w:r>
+        <w:rPr>
+          <w:rStyle w:val="Strong"/>
+        </w:rPr>
+        <w:t>REST APIs</w:t>
+      </w:r>
+      <w:r>
+        <w:t xml:space="preserve"> with strict contract validation, eliminating inconsistencies and improving integration reliability.</w:t>
       </w:r>
     </w:p>
     <w:p>
@@ -1687,37 +1003,30 @@
         <w:pStyle w:val="NormalWeb"/>
         <w:numPr>
           <w:ilvl w:val="0"/>
-          <w:numId w:val="15"/>
+          <w:numId w:val="24"/>
         </w:numPr>
         <w:jc w:val="both"/>
-        <w:rPr>
-          <w:rFonts w:ascii="Arial" w:hAnsi="Arial" w:cs="Arial"/>
-          <w:sz w:val="18"/>
-        </w:rPr>
-      </w:pPr>
-      <w:r>
-        <w:rPr>
-          <w:rFonts w:ascii="Arial" w:hAnsi="Arial" w:cs="Arial"/>
-          <w:sz w:val="18"/>
-        </w:rPr>
-        <w:t xml:space="preserve">Delivered search-driven endpoints with </w:t>
-      </w:r>
-      <w:proofErr w:type="spellStart"/>
-      <w:r>
-        <w:rPr>
-          <w:rStyle w:val="Strong"/>
-          <w:rFonts w:ascii="Arial" w:hAnsi="Arial" w:cs="Arial"/>
-          <w:sz w:val="18"/>
-        </w:rPr>
-        <w:t>Elasticsearch</w:t>
-      </w:r>
-      <w:proofErr w:type="spellEnd"/>
-      <w:r>
-        <w:rPr>
-          <w:rFonts w:ascii="Arial" w:hAnsi="Arial" w:cs="Arial"/>
-          <w:sz w:val="18"/>
-        </w:rPr>
-        <w:t xml:space="preserve"> to support fast filtering and user-facing discovery at scale.</w:t>
+      </w:pPr>
+      <w:r>
+        <w:t xml:space="preserve">Integrated </w:t>
+      </w:r>
+      <w:r>
+        <w:rPr>
+          <w:rStyle w:val="Strong"/>
+        </w:rPr>
+        <w:t>Docker-based containerization</w:t>
+      </w:r>
+      <w:r>
+        <w:t xml:space="preserve"> and deployed services on </w:t>
+      </w:r>
+      <w:r>
+        <w:rPr>
+          <w:rStyle w:val="Strong"/>
+        </w:rPr>
+        <w:t>AWS ECS</w:t>
+      </w:r>
+      <w:r>
+        <w:t>, enhancing scalability and environment consistency.</w:t>
       </w:r>
     </w:p>
     <w:p>
@@ -1725,53 +1034,12 @@
         <w:pStyle w:val="NormalWeb"/>
         <w:numPr>
           <w:ilvl w:val="0"/>
-          <w:numId w:val="15"/>
+          <w:numId w:val="24"/>
         </w:numPr>
         <w:jc w:val="both"/>
-        <w:rPr>
-          <w:rFonts w:ascii="Arial" w:hAnsi="Arial" w:cs="Arial"/>
-          <w:sz w:val="18"/>
-        </w:rPr>
-      </w:pPr>
-      <w:r>
-        <w:rPr>
-          <w:rFonts w:ascii="Arial" w:hAnsi="Arial" w:cs="Arial"/>
-          <w:sz w:val="18"/>
-        </w:rPr>
-        <w:lastRenderedPageBreak/>
-        <w:t xml:space="preserve">Supported analytics exports by integrating operational events into </w:t>
-      </w:r>
-      <w:r>
-        <w:rPr>
-          <w:rStyle w:val="Strong"/>
-          <w:rFonts w:ascii="Arial" w:hAnsi="Arial" w:cs="Arial"/>
-          <w:sz w:val="18"/>
-        </w:rPr>
-        <w:t>Redshift</w:t>
-      </w:r>
-      <w:r>
-        <w:rPr>
-          <w:rFonts w:ascii="Arial" w:hAnsi="Arial" w:cs="Arial"/>
-          <w:sz w:val="18"/>
-        </w:rPr>
-        <w:t xml:space="preserve"> and consuming partner datasets from </w:t>
-      </w:r>
-      <w:proofErr w:type="spellStart"/>
-      <w:r>
-        <w:rPr>
-          <w:rStyle w:val="Strong"/>
-          <w:rFonts w:ascii="Arial" w:hAnsi="Arial" w:cs="Arial"/>
-          <w:sz w:val="18"/>
-        </w:rPr>
-        <w:t>BigQuery</w:t>
-      </w:r>
-      <w:proofErr w:type="spellEnd"/>
-      <w:r>
-        <w:rPr>
-          <w:rFonts w:ascii="Arial" w:hAnsi="Arial" w:cs="Arial"/>
-          <w:sz w:val="18"/>
-        </w:rPr>
-        <w:t xml:space="preserve"> pipelines.</w:t>
+      </w:pPr>
+      <w:r>
+        <w:t>Developed background job processing using queue-based systems, improving handling of long-running tasks and reducing API latency.</w:t>
       </w:r>
     </w:p>
     <w:p>
@@ -1779,54 +1047,21 @@
         <w:pStyle w:val="NormalWeb"/>
         <w:numPr>
           <w:ilvl w:val="0"/>
-          <w:numId w:val="15"/>
+          <w:numId w:val="24"/>
         </w:numPr>
         <w:jc w:val="both"/>
-        <w:rPr>
-          <w:rFonts w:ascii="Arial" w:hAnsi="Arial" w:cs="Arial"/>
-          <w:sz w:val="18"/>
-        </w:rPr>
-      </w:pPr>
-      <w:r>
-        <w:rPr>
-          <w:rFonts w:ascii="Arial" w:hAnsi="Arial" w:cs="Arial"/>
-          <w:sz w:val="18"/>
-        </w:rPr>
-        <w:t xml:space="preserve">Deployed containerized services with </w:t>
-      </w:r>
-      <w:proofErr w:type="spellStart"/>
-      <w:r>
-        <w:rPr>
-          <w:rStyle w:val="Strong"/>
-          <w:rFonts w:ascii="Arial" w:hAnsi="Arial" w:cs="Arial"/>
-          <w:sz w:val="18"/>
-        </w:rPr>
-        <w:t>Docker</w:t>
-      </w:r>
-      <w:proofErr w:type="spellEnd"/>
-      <w:r>
-        <w:rPr>
-          <w:rFonts w:ascii="Arial" w:hAnsi="Arial" w:cs="Arial"/>
-          <w:sz w:val="18"/>
-        </w:rPr>
-        <w:t xml:space="preserve"> and </w:t>
-      </w:r>
-      <w:proofErr w:type="spellStart"/>
-      <w:r>
-        <w:rPr>
-          <w:rStyle w:val="Strong"/>
-          <w:rFonts w:ascii="Arial" w:hAnsi="Arial" w:cs="Arial"/>
-          <w:sz w:val="18"/>
-        </w:rPr>
-        <w:t>Kubernetes</w:t>
-      </w:r>
-      <w:proofErr w:type="spellEnd"/>
-      <w:r>
-        <w:rPr>
-          <w:rFonts w:ascii="Arial" w:hAnsi="Arial" w:cs="Arial"/>
-          <w:sz w:val="18"/>
-        </w:rPr>
-        <w:t>, coordinating release rollouts with health checks and rollback-friendly practices.</w:t>
+      </w:pPr>
+      <w:r>
+        <w:t xml:space="preserve">Implemented centralized logging and monitoring using </w:t>
+      </w:r>
+      <w:r>
+        <w:rPr>
+          <w:rStyle w:val="Strong"/>
+        </w:rPr>
+        <w:t>ELK stack</w:t>
+      </w:r>
+      <w:r>
+        <w:t>, enabling faster debugging and operational visibility.</w:t>
       </w:r>
     </w:p>
     <w:p>
@@ -1834,70 +1069,21 @@
         <w:pStyle w:val="NormalWeb"/>
         <w:numPr>
           <w:ilvl w:val="0"/>
-          <w:numId w:val="15"/>
+          <w:numId w:val="24"/>
         </w:numPr>
         <w:jc w:val="both"/>
-        <w:rPr>
-          <w:rFonts w:ascii="Arial" w:hAnsi="Arial" w:cs="Arial"/>
-          <w:sz w:val="18"/>
-        </w:rPr>
-      </w:pPr>
-      <w:r>
-        <w:rPr>
-          <w:rFonts w:ascii="Arial" w:hAnsi="Arial" w:cs="Arial"/>
-          <w:sz w:val="18"/>
-        </w:rPr>
-        <w:t xml:space="preserve">Implemented CI quality gates using </w:t>
-      </w:r>
-      <w:proofErr w:type="spellStart"/>
-      <w:r>
-        <w:rPr>
-          <w:rStyle w:val="Strong"/>
-          <w:rFonts w:ascii="Arial" w:hAnsi="Arial" w:cs="Arial"/>
-          <w:sz w:val="18"/>
-        </w:rPr>
-        <w:t>GitHub</w:t>
-      </w:r>
-      <w:proofErr w:type="spellEnd"/>
-      <w:r>
-        <w:rPr>
-          <w:rStyle w:val="Strong"/>
-          <w:rFonts w:ascii="Arial" w:hAnsi="Arial" w:cs="Arial"/>
-          <w:sz w:val="18"/>
-        </w:rPr>
-        <w:t xml:space="preserve"> Actions</w:t>
-      </w:r>
-      <w:r>
-        <w:rPr>
-          <w:rFonts w:ascii="Arial" w:hAnsi="Arial" w:cs="Arial"/>
-          <w:sz w:val="18"/>
-        </w:rPr>
-        <w:t xml:space="preserve"> and </w:t>
-      </w:r>
-      <w:proofErr w:type="spellStart"/>
-      <w:r>
-        <w:rPr>
-          <w:rStyle w:val="Strong"/>
-          <w:rFonts w:ascii="Arial" w:hAnsi="Arial" w:cs="Arial"/>
-          <w:sz w:val="18"/>
-        </w:rPr>
-        <w:t>GitLab</w:t>
-      </w:r>
-      <w:proofErr w:type="spellEnd"/>
-      <w:r>
-        <w:rPr>
-          <w:rStyle w:val="Strong"/>
-          <w:rFonts w:ascii="Arial" w:hAnsi="Arial" w:cs="Arial"/>
-          <w:sz w:val="18"/>
-        </w:rPr>
-        <w:t xml:space="preserve"> CI</w:t>
-      </w:r>
-      <w:r>
-        <w:rPr>
-          <w:rFonts w:ascii="Arial" w:hAnsi="Arial" w:cs="Arial"/>
-          <w:sz w:val="18"/>
-        </w:rPr>
-        <w:t>, standardizing tests, static checks, and artifact publishing.</w:t>
+      </w:pPr>
+      <w:r>
+        <w:t xml:space="preserve">Migrated older authentication systems to </w:t>
+      </w:r>
+      <w:r>
+        <w:rPr>
+          <w:rStyle w:val="Strong"/>
+        </w:rPr>
+        <w:t>JWT-based security</w:t>
+      </w:r>
+      <w:r>
+        <w:t>, improving scalability and stateless session handling.</w:t>
       </w:r>
     </w:p>
     <w:p>
@@ -1905,180 +1091,12 @@
         <w:pStyle w:val="NormalWeb"/>
         <w:numPr>
           <w:ilvl w:val="0"/>
-          <w:numId w:val="15"/>
+          <w:numId w:val="24"/>
         </w:numPr>
         <w:jc w:val="both"/>
-        <w:rPr>
-          <w:rFonts w:ascii="Arial" w:hAnsi="Arial" w:cs="Arial"/>
-          <w:sz w:val="18"/>
-        </w:rPr>
-      </w:pPr>
-      <w:r>
-        <w:rPr>
-          <w:rFonts w:ascii="Arial" w:hAnsi="Arial" w:cs="Arial"/>
-          <w:sz w:val="18"/>
-        </w:rPr>
-        <w:t xml:space="preserve">Improved </w:t>
-      </w:r>
-      <w:proofErr w:type="spellStart"/>
-      <w:r>
-        <w:rPr>
-          <w:rFonts w:ascii="Arial" w:hAnsi="Arial" w:cs="Arial"/>
-          <w:sz w:val="18"/>
-        </w:rPr>
-        <w:t>observability</w:t>
-      </w:r>
-      <w:proofErr w:type="spellEnd"/>
-      <w:r>
-        <w:rPr>
-          <w:rFonts w:ascii="Arial" w:hAnsi="Arial" w:cs="Arial"/>
-          <w:sz w:val="18"/>
-        </w:rPr>
-        <w:t xml:space="preserve"> using </w:t>
-      </w:r>
-      <w:r>
-        <w:rPr>
-          <w:rStyle w:val="Strong"/>
-          <w:rFonts w:ascii="Arial" w:hAnsi="Arial" w:cs="Arial"/>
-          <w:sz w:val="18"/>
-        </w:rPr>
-        <w:t>ELK/EFK</w:t>
-      </w:r>
-      <w:r>
-        <w:rPr>
-          <w:rFonts w:ascii="Arial" w:hAnsi="Arial" w:cs="Arial"/>
-          <w:sz w:val="18"/>
-        </w:rPr>
-        <w:t xml:space="preserve"> and </w:t>
-      </w:r>
-      <w:proofErr w:type="spellStart"/>
-      <w:r>
-        <w:rPr>
-          <w:rStyle w:val="Strong"/>
-          <w:rFonts w:ascii="Arial" w:hAnsi="Arial" w:cs="Arial"/>
-          <w:sz w:val="18"/>
-        </w:rPr>
-        <w:t>CloudWatch</w:t>
-      </w:r>
-      <w:proofErr w:type="spellEnd"/>
-      <w:r>
-        <w:rPr>
-          <w:rFonts w:ascii="Arial" w:hAnsi="Arial" w:cs="Arial"/>
-          <w:sz w:val="18"/>
-        </w:rPr>
-        <w:t xml:space="preserve"> logs, adding correlation IDs to trace failures across API and worker boundaries.</w:t>
-      </w:r>
-    </w:p>
-    <w:p>
-      <w:pPr>
-        <w:pStyle w:val="NormalWeb"/>
-        <w:numPr>
-          <w:ilvl w:val="0"/>
-          <w:numId w:val="15"/>
-        </w:numPr>
-        <w:jc w:val="both"/>
-        <w:rPr>
-          <w:rFonts w:ascii="Arial" w:hAnsi="Arial" w:cs="Arial"/>
-          <w:sz w:val="18"/>
-        </w:rPr>
-      </w:pPr>
-      <w:r>
-        <w:rPr>
-          <w:rFonts w:ascii="Arial" w:hAnsi="Arial" w:cs="Arial"/>
-          <w:sz w:val="18"/>
-        </w:rPr>
-        <w:t xml:space="preserve">Enforced security with </w:t>
-      </w:r>
-      <w:proofErr w:type="spellStart"/>
-      <w:r>
-        <w:rPr>
-          <w:rStyle w:val="Strong"/>
-          <w:rFonts w:ascii="Arial" w:hAnsi="Arial" w:cs="Arial"/>
-          <w:sz w:val="18"/>
-        </w:rPr>
-        <w:t>Okta</w:t>
-      </w:r>
-      <w:proofErr w:type="spellEnd"/>
-      <w:r>
-        <w:rPr>
-          <w:rStyle w:val="Strong"/>
-          <w:rFonts w:ascii="Arial" w:hAnsi="Arial" w:cs="Arial"/>
-          <w:sz w:val="18"/>
-        </w:rPr>
-        <w:t>/Auth0</w:t>
-      </w:r>
-      <w:r>
-        <w:rPr>
-          <w:rFonts w:ascii="Arial" w:hAnsi="Arial" w:cs="Arial"/>
-          <w:sz w:val="18"/>
-        </w:rPr>
-        <w:t xml:space="preserve"> integrations and </w:t>
-      </w:r>
-      <w:r>
-        <w:rPr>
-          <w:rStyle w:val="Strong"/>
-          <w:rFonts w:ascii="Arial" w:hAnsi="Arial" w:cs="Arial"/>
-          <w:sz w:val="18"/>
-        </w:rPr>
-        <w:t>JWT</w:t>
-      </w:r>
-      <w:r>
-        <w:rPr>
-          <w:rFonts w:ascii="Arial" w:hAnsi="Arial" w:cs="Arial"/>
-          <w:sz w:val="18"/>
-        </w:rPr>
-        <w:t xml:space="preserve"> validation, adding rate limiting to reduce abuse and protect critical endpoints.</w:t>
-      </w:r>
-    </w:p>
-    <w:p>
-      <w:pPr>
-        <w:pStyle w:val="NormalWeb"/>
-        <w:numPr>
-          <w:ilvl w:val="0"/>
-          <w:numId w:val="15"/>
-        </w:numPr>
-        <w:jc w:val="both"/>
-        <w:rPr>
-          <w:rFonts w:ascii="Arial" w:hAnsi="Arial" w:cs="Arial"/>
-          <w:sz w:val="18"/>
-        </w:rPr>
-      </w:pPr>
-      <w:r>
-        <w:rPr>
-          <w:rFonts w:ascii="Arial" w:hAnsi="Arial" w:cs="Arial"/>
-          <w:sz w:val="18"/>
-        </w:rPr>
-        <w:t xml:space="preserve">Raised code quality through focused tests and regression prevention, using </w:t>
-      </w:r>
-      <w:r>
-        <w:rPr>
-          <w:rStyle w:val="Strong"/>
-          <w:rFonts w:ascii="Arial" w:hAnsi="Arial" w:cs="Arial"/>
-          <w:sz w:val="18"/>
-        </w:rPr>
-        <w:t>Mocha/Chai</w:t>
-      </w:r>
-      <w:r>
-        <w:rPr>
-          <w:rFonts w:ascii="Arial" w:hAnsi="Arial" w:cs="Arial"/>
-          <w:sz w:val="18"/>
-        </w:rPr>
-        <w:t xml:space="preserve"> and </w:t>
-      </w:r>
-      <w:r>
-        <w:rPr>
-          <w:rStyle w:val="Strong"/>
-          <w:rFonts w:ascii="Arial" w:hAnsi="Arial" w:cs="Arial"/>
-          <w:sz w:val="18"/>
-        </w:rPr>
-        <w:t>Jest</w:t>
-      </w:r>
-      <w:r>
-        <w:rPr>
-          <w:rFonts w:ascii="Arial" w:hAnsi="Arial" w:cs="Arial"/>
-          <w:sz w:val="18"/>
-        </w:rPr>
-        <w:t xml:space="preserve"> where platform tooling required it.</w:t>
+      </w:pPr>
+      <w:r>
+        <w:t>Collaborated with frontend teams to deliver seamless API integrations and optimize payload structures.</w:t>
       </w:r>
     </w:p>
     <w:p>
@@ -2110,50 +1128,21 @@
         <w:pStyle w:val="NormalWeb"/>
         <w:numPr>
           <w:ilvl w:val="0"/>
-          <w:numId w:val="16"/>
+          <w:numId w:val="29"/>
         </w:numPr>
         <w:jc w:val="both"/>
-        <w:rPr>
-          <w:rFonts w:ascii="Arial" w:hAnsi="Arial" w:cs="Arial"/>
-          <w:sz w:val="18"/>
-        </w:rPr>
-      </w:pPr>
-      <w:r>
-        <w:rPr>
-          <w:rFonts w:ascii="Arial" w:hAnsi="Arial" w:cs="Arial"/>
-          <w:sz w:val="18"/>
-        </w:rPr>
-        <w:t xml:space="preserve">Built reliable backend services in </w:t>
-      </w:r>
-      <w:r>
-        <w:rPr>
-          <w:rStyle w:val="Strong"/>
-          <w:rFonts w:ascii="Arial" w:hAnsi="Arial" w:cs="Arial"/>
-          <w:sz w:val="18"/>
-        </w:rPr>
-        <w:t>Java</w:t>
-      </w:r>
-      <w:r>
-        <w:rPr>
-          <w:rFonts w:ascii="Arial" w:hAnsi="Arial" w:cs="Arial"/>
-          <w:sz w:val="18"/>
-        </w:rPr>
-        <w:t xml:space="preserve"> with </w:t>
-      </w:r>
-      <w:r>
-        <w:rPr>
-          <w:rStyle w:val="Strong"/>
-          <w:rFonts w:ascii="Arial" w:hAnsi="Arial" w:cs="Arial"/>
-          <w:sz w:val="18"/>
-        </w:rPr>
-        <w:t>Spring Boot</w:t>
-      </w:r>
-      <w:r>
-        <w:rPr>
-          <w:rFonts w:ascii="Arial" w:hAnsi="Arial" w:cs="Arial"/>
-          <w:sz w:val="18"/>
-        </w:rPr>
-        <w:t>, delivering stable APIs with strong validation and predictable error contracts.</w:t>
+      </w:pPr>
+      <w:r>
+        <w:t xml:space="preserve">Built backend services using </w:t>
+      </w:r>
+      <w:r>
+        <w:rPr>
+          <w:rStyle w:val="Strong"/>
+        </w:rPr>
+        <w:t>Java (8–11) and Spring Boot (1.x–2.x)</w:t>
+      </w:r>
+      <w:r>
+        <w:t xml:space="preserve"> for scalable web applications, improving response time by 22% through efficient service design.</w:t>
       </w:r>
     </w:p>
     <w:p>
@@ -2161,52 +1150,12 @@
         <w:pStyle w:val="NormalWeb"/>
         <w:numPr>
           <w:ilvl w:val="0"/>
-          <w:numId w:val="16"/>
+          <w:numId w:val="29"/>
         </w:numPr>
         <w:jc w:val="both"/>
-        <w:rPr>
-          <w:rFonts w:ascii="Arial" w:hAnsi="Arial" w:cs="Arial"/>
-          <w:sz w:val="18"/>
-        </w:rPr>
-      </w:pPr>
-      <w:r>
-        <w:rPr>
-          <w:rFonts w:ascii="Arial" w:hAnsi="Arial" w:cs="Arial"/>
-          <w:sz w:val="18"/>
-        </w:rPr>
-        <w:t xml:space="preserve">Implemented asynchronous workloads using </w:t>
-      </w:r>
-      <w:proofErr w:type="spellStart"/>
-      <w:r>
-        <w:rPr>
-          <w:rStyle w:val="Strong"/>
-          <w:rFonts w:ascii="Arial" w:hAnsi="Arial" w:cs="Arial"/>
-          <w:sz w:val="18"/>
-        </w:rPr>
-        <w:t>RabbitMQ</w:t>
-      </w:r>
-      <w:proofErr w:type="spellEnd"/>
-      <w:r>
-        <w:rPr>
-          <w:rFonts w:ascii="Arial" w:hAnsi="Arial" w:cs="Arial"/>
-          <w:sz w:val="18"/>
-        </w:rPr>
-        <w:t xml:space="preserve"> and </w:t>
-      </w:r>
-      <w:r>
-        <w:rPr>
-          <w:rStyle w:val="Strong"/>
-          <w:rFonts w:ascii="Arial" w:hAnsi="Arial" w:cs="Arial"/>
-          <w:sz w:val="18"/>
-        </w:rPr>
-        <w:t>Kafka</w:t>
-      </w:r>
-      <w:r>
-        <w:rPr>
-          <w:rFonts w:ascii="Arial" w:hAnsi="Arial" w:cs="Arial"/>
-          <w:sz w:val="18"/>
-        </w:rPr>
-        <w:t>, adding DLQ patterns and replay-safe consumers to handle spikes.</w:t>
+      </w:pPr>
+      <w:r>
+        <w:t>Developed RESTful APIs with proper pagination and filtering, improving data delivery efficiency and reducing frontend load.</w:t>
       </w:r>
     </w:p>
     <w:p>
@@ -2214,52 +1163,29 @@
         <w:pStyle w:val="NormalWeb"/>
         <w:numPr>
           <w:ilvl w:val="0"/>
-          <w:numId w:val="16"/>
+          <w:numId w:val="29"/>
         </w:numPr>
         <w:jc w:val="both"/>
-        <w:rPr>
-          <w:rFonts w:ascii="Arial" w:hAnsi="Arial" w:cs="Arial"/>
-          <w:sz w:val="18"/>
-        </w:rPr>
-      </w:pPr>
-      <w:r>
-        <w:rPr>
-          <w:rFonts w:ascii="Arial" w:hAnsi="Arial" w:cs="Arial"/>
-          <w:sz w:val="18"/>
-        </w:rPr>
-        <w:t xml:space="preserve">Optimized data access for operational endpoints in </w:t>
+      </w:pPr>
+      <w:r>
+        <w:t xml:space="preserve">Fixed critical </w:t>
+      </w:r>
+      <w:r>
+        <w:rPr>
+          <w:rStyle w:val="Strong"/>
+        </w:rPr>
+        <w:t>stale cache issue</w:t>
+      </w:r>
+      <w:r>
+        <w:t xml:space="preserve"> affecting user data visibility by redesigning cache invalidation strategy using </w:t>
       </w:r>
       <w:proofErr w:type="spellStart"/>
       <w:r>
-        <w:rPr>
-          <w:rStyle w:val="Strong"/>
-          <w:rFonts w:ascii="Arial" w:hAnsi="Arial" w:cs="Arial"/>
-          <w:sz w:val="18"/>
-        </w:rPr>
-        <w:t>PostgreSQL</w:t>
+        <w:t>Redis</w:t>
       </w:r>
       <w:proofErr w:type="spellEnd"/>
       <w:r>
-        <w:rPr>
-          <w:rFonts w:ascii="Arial" w:hAnsi="Arial" w:cs="Arial"/>
-          <w:sz w:val="18"/>
-        </w:rPr>
-        <w:t xml:space="preserve"> and </w:t>
-      </w:r>
-      <w:r>
-        <w:rPr>
-          <w:rStyle w:val="Strong"/>
-          <w:rFonts w:ascii="Arial" w:hAnsi="Arial" w:cs="Arial"/>
-          <w:sz w:val="18"/>
-        </w:rPr>
-        <w:t>SQL Server</w:t>
-      </w:r>
-      <w:r>
-        <w:rPr>
-          <w:rFonts w:ascii="Arial" w:hAnsi="Arial" w:cs="Arial"/>
-          <w:sz w:val="18"/>
-        </w:rPr>
-        <w:t>, improving query plans and indexing for consistent performance.</w:t>
+        <w:t>, improving data consistency by 30%.</w:t>
       </w:r>
     </w:p>
     <w:p>
@@ -2267,39 +1193,20 @@
         <w:pStyle w:val="NormalWeb"/>
         <w:numPr>
           <w:ilvl w:val="0"/>
-          <w:numId w:val="16"/>
+          <w:numId w:val="29"/>
         </w:numPr>
         <w:jc w:val="both"/>
-        <w:rPr>
-          <w:rFonts w:ascii="Arial" w:hAnsi="Arial" w:cs="Arial"/>
-          <w:sz w:val="18"/>
-        </w:rPr>
-      </w:pPr>
-      <w:r>
-        <w:rPr>
-          <w:rFonts w:ascii="Arial" w:hAnsi="Arial" w:cs="Arial"/>
-          <w:sz w:val="18"/>
-        </w:rPr>
-        <w:t xml:space="preserve">Added caching strategies using </w:t>
+      </w:pPr>
+      <w:r>
+        <w:t xml:space="preserve">Implemented message-driven architecture using </w:t>
       </w:r>
       <w:proofErr w:type="spellStart"/>
-      <w:proofErr w:type="gramStart"/>
-      <w:r>
-        <w:rPr>
-          <w:rStyle w:val="Strong"/>
-          <w:rFonts w:ascii="Arial" w:hAnsi="Arial" w:cs="Arial"/>
-          <w:sz w:val="18"/>
-        </w:rPr>
-        <w:t>Redis</w:t>
+      <w:r>
+        <w:t>RabbitMQ</w:t>
       </w:r>
       <w:proofErr w:type="spellEnd"/>
-      <w:proofErr w:type="gramEnd"/>
-      <w:r>
-        <w:rPr>
-          <w:rFonts w:ascii="Arial" w:hAnsi="Arial" w:cs="Arial"/>
-          <w:sz w:val="18"/>
-        </w:rPr>
-        <w:t xml:space="preserve"> to reduce database load and stabilize high-read paths under peak traffic.</w:t>
+      <w:r>
+        <w:t>, improving system decoupling and reliability by 26%.</w:t>
       </w:r>
     </w:p>
     <w:p>
@@ -2307,95 +1214,12 @@
         <w:pStyle w:val="NormalWeb"/>
         <w:numPr>
           <w:ilvl w:val="0"/>
-          <w:numId w:val="16"/>
+          <w:numId w:val="29"/>
         </w:numPr>
         <w:jc w:val="both"/>
-        <w:rPr>
-          <w:rFonts w:ascii="Arial" w:hAnsi="Arial" w:cs="Arial"/>
-          <w:sz w:val="18"/>
-        </w:rPr>
-      </w:pPr>
-      <w:r>
-        <w:rPr>
-          <w:rFonts w:ascii="Arial" w:hAnsi="Arial" w:cs="Arial"/>
-          <w:sz w:val="18"/>
-        </w:rPr>
-        <w:t xml:space="preserve">Integrated </w:t>
-      </w:r>
-      <w:r>
-        <w:rPr>
-          <w:rStyle w:val="Strong"/>
-          <w:rFonts w:ascii="Arial" w:hAnsi="Arial" w:cs="Arial"/>
-          <w:sz w:val="18"/>
-        </w:rPr>
-        <w:t>AWS</w:t>
-      </w:r>
-      <w:r>
-        <w:rPr>
-          <w:rFonts w:ascii="Arial" w:hAnsi="Arial" w:cs="Arial"/>
-          <w:sz w:val="18"/>
-        </w:rPr>
-        <w:t xml:space="preserve"> services including </w:t>
-      </w:r>
-      <w:r>
-        <w:rPr>
-          <w:rStyle w:val="Strong"/>
-          <w:rFonts w:ascii="Arial" w:hAnsi="Arial" w:cs="Arial"/>
-          <w:sz w:val="18"/>
-        </w:rPr>
-        <w:t>S3</w:t>
-      </w:r>
-      <w:r>
-        <w:rPr>
-          <w:rFonts w:ascii="Arial" w:hAnsi="Arial" w:cs="Arial"/>
-          <w:sz w:val="18"/>
-        </w:rPr>
-        <w:t xml:space="preserve">, </w:t>
-      </w:r>
-      <w:r>
-        <w:rPr>
-          <w:rStyle w:val="Strong"/>
-          <w:rFonts w:ascii="Arial" w:hAnsi="Arial" w:cs="Arial"/>
-          <w:sz w:val="18"/>
-        </w:rPr>
-        <w:t>RDS</w:t>
-      </w:r>
-      <w:r>
-        <w:rPr>
-          <w:rFonts w:ascii="Arial" w:hAnsi="Arial" w:cs="Arial"/>
-          <w:sz w:val="18"/>
-        </w:rPr>
-        <w:t xml:space="preserve">, and </w:t>
-      </w:r>
-      <w:r>
-        <w:rPr>
-          <w:rStyle w:val="Strong"/>
-          <w:rFonts w:ascii="Arial" w:hAnsi="Arial" w:cs="Arial"/>
-          <w:sz w:val="18"/>
-        </w:rPr>
-        <w:t>API Gateway</w:t>
-      </w:r>
-      <w:r>
-        <w:rPr>
-          <w:rFonts w:ascii="Arial" w:hAnsi="Arial" w:cs="Arial"/>
-          <w:sz w:val="18"/>
-        </w:rPr>
-        <w:t xml:space="preserve"> for storage and API exposure, keeping access scoped with </w:t>
-      </w:r>
-      <w:r>
-        <w:rPr>
-          <w:rStyle w:val="Strong"/>
-          <w:rFonts w:ascii="Arial" w:hAnsi="Arial" w:cs="Arial"/>
-          <w:sz w:val="18"/>
-        </w:rPr>
-        <w:t>IAM</w:t>
-      </w:r>
-      <w:r>
-        <w:rPr>
-          <w:rFonts w:ascii="Arial" w:hAnsi="Arial" w:cs="Arial"/>
-          <w:sz w:val="18"/>
-        </w:rPr>
-        <w:t xml:space="preserve"> controls.</w:t>
+      </w:pPr>
+      <w:r>
+        <w:t>Enhanced SQL query performance with indexing and normalization, improving database efficiency by 28%.</w:t>
       </w:r>
     </w:p>
     <w:p>
@@ -2403,37 +1227,12 @@
         <w:pStyle w:val="NormalWeb"/>
         <w:numPr>
           <w:ilvl w:val="0"/>
-          <w:numId w:val="16"/>
+          <w:numId w:val="29"/>
         </w:numPr>
         <w:jc w:val="both"/>
-        <w:rPr>
-          <w:rFonts w:ascii="Arial" w:hAnsi="Arial" w:cs="Arial"/>
-          <w:sz w:val="18"/>
-        </w:rPr>
-      </w:pPr>
-      <w:r>
-        <w:rPr>
-          <w:rFonts w:ascii="Arial" w:hAnsi="Arial" w:cs="Arial"/>
-          <w:sz w:val="18"/>
-        </w:rPr>
-        <w:t xml:space="preserve">Introduced search indexing via </w:t>
-      </w:r>
-      <w:proofErr w:type="spellStart"/>
-      <w:r>
-        <w:rPr>
-          <w:rStyle w:val="Strong"/>
-          <w:rFonts w:ascii="Arial" w:hAnsi="Arial" w:cs="Arial"/>
-          <w:sz w:val="18"/>
-        </w:rPr>
-        <w:t>Elasticsearch</w:t>
-      </w:r>
-      <w:proofErr w:type="spellEnd"/>
-      <w:r>
-        <w:rPr>
-          <w:rFonts w:ascii="Arial" w:hAnsi="Arial" w:cs="Arial"/>
-          <w:sz w:val="18"/>
-        </w:rPr>
-        <w:t xml:space="preserve"> to enable fast lookups without degrading transactional workloads.</w:t>
+      </w:pPr>
+      <w:r>
+        <w:t>Developed role-based access control system, improving security and reducing unauthorized actions by 21%.</w:t>
       </w:r>
     </w:p>
     <w:p>
@@ -2441,54 +1240,12 @@
         <w:pStyle w:val="NormalWeb"/>
         <w:numPr>
           <w:ilvl w:val="0"/>
-          <w:numId w:val="16"/>
+          <w:numId w:val="29"/>
         </w:numPr>
         <w:jc w:val="both"/>
-        <w:rPr>
-          <w:rFonts w:ascii="Arial" w:hAnsi="Arial" w:cs="Arial"/>
-          <w:sz w:val="18"/>
-        </w:rPr>
-      </w:pPr>
-      <w:r>
-        <w:rPr>
-          <w:rFonts w:ascii="Arial" w:hAnsi="Arial" w:cs="Arial"/>
-          <w:sz w:val="18"/>
-        </w:rPr>
-        <w:t xml:space="preserve">Containerized services with </w:t>
-      </w:r>
-      <w:proofErr w:type="spellStart"/>
-      <w:r>
-        <w:rPr>
-          <w:rStyle w:val="Strong"/>
-          <w:rFonts w:ascii="Arial" w:hAnsi="Arial" w:cs="Arial"/>
-          <w:sz w:val="18"/>
-        </w:rPr>
-        <w:t>Docker</w:t>
-      </w:r>
-      <w:proofErr w:type="spellEnd"/>
-      <w:r>
-        <w:rPr>
-          <w:rFonts w:ascii="Arial" w:hAnsi="Arial" w:cs="Arial"/>
-          <w:sz w:val="18"/>
-        </w:rPr>
-        <w:t xml:space="preserve"> and supported early </w:t>
-      </w:r>
-      <w:proofErr w:type="spellStart"/>
-      <w:r>
-        <w:rPr>
-          <w:rStyle w:val="Strong"/>
-          <w:rFonts w:ascii="Arial" w:hAnsi="Arial" w:cs="Arial"/>
-          <w:sz w:val="18"/>
-        </w:rPr>
-        <w:t>Kubernetes</w:t>
-      </w:r>
-      <w:proofErr w:type="spellEnd"/>
-      <w:r>
-        <w:rPr>
-          <w:rFonts w:ascii="Arial" w:hAnsi="Arial" w:cs="Arial"/>
-          <w:sz w:val="18"/>
-        </w:rPr>
-        <w:t xml:space="preserve"> adoption patterns for consistent deployments across environments.</w:t>
+      </w:pPr>
+      <w:r>
+        <w:t>Handled external API integrations with retry mechanisms and fallback logic, improving system resilience.</w:t>
       </w:r>
     </w:p>
     <w:p>
@@ -2496,52 +1253,12 @@
         <w:pStyle w:val="NormalWeb"/>
         <w:numPr>
           <w:ilvl w:val="0"/>
-          <w:numId w:val="16"/>
+          <w:numId w:val="29"/>
         </w:numPr>
         <w:jc w:val="both"/>
-        <w:rPr>
-          <w:rFonts w:ascii="Arial" w:hAnsi="Arial" w:cs="Arial"/>
-          <w:sz w:val="18"/>
-        </w:rPr>
-      </w:pPr>
-      <w:r>
-        <w:rPr>
-          <w:rFonts w:ascii="Arial" w:hAnsi="Arial" w:cs="Arial"/>
-          <w:sz w:val="18"/>
-        </w:rPr>
-        <w:t xml:space="preserve">Improved monitoring with </w:t>
-      </w:r>
-      <w:r>
-        <w:rPr>
-          <w:rStyle w:val="Strong"/>
-          <w:rFonts w:ascii="Arial" w:hAnsi="Arial" w:cs="Arial"/>
-          <w:sz w:val="18"/>
-        </w:rPr>
-        <w:t>Prometheus</w:t>
-      </w:r>
-      <w:r>
-        <w:rPr>
-          <w:rFonts w:ascii="Arial" w:hAnsi="Arial" w:cs="Arial"/>
-          <w:sz w:val="18"/>
-        </w:rPr>
-        <w:t xml:space="preserve">, </w:t>
-      </w:r>
-      <w:proofErr w:type="spellStart"/>
-      <w:r>
-        <w:rPr>
-          <w:rStyle w:val="Strong"/>
-          <w:rFonts w:ascii="Arial" w:hAnsi="Arial" w:cs="Arial"/>
-          <w:sz w:val="18"/>
-        </w:rPr>
-        <w:t>Grafana</w:t>
-      </w:r>
-      <w:proofErr w:type="spellEnd"/>
-      <w:r>
-        <w:rPr>
-          <w:rFonts w:ascii="Arial" w:hAnsi="Arial" w:cs="Arial"/>
-          <w:sz w:val="18"/>
-        </w:rPr>
-        <w:t>, and structured logging, making incident triage faster and more actionable.</w:t>
+      </w:pPr>
+      <w:r>
+        <w:t>Improved application logging and monitoring using centralized logging tools, reducing debugging time by 24%.</w:t>
       </w:r>
     </w:p>
     <w:p>
@@ -2549,35 +1266,12 @@
         <w:pStyle w:val="NormalWeb"/>
         <w:numPr>
           <w:ilvl w:val="0"/>
-          <w:numId w:val="16"/>
+          <w:numId w:val="29"/>
         </w:numPr>
         <w:jc w:val="both"/>
-        <w:rPr>
-          <w:rFonts w:ascii="Arial" w:hAnsi="Arial" w:cs="Arial"/>
-          <w:sz w:val="18"/>
-        </w:rPr>
-      </w:pPr>
-      <w:r>
-        <w:rPr>
-          <w:rFonts w:ascii="Arial" w:hAnsi="Arial" w:cs="Arial"/>
-          <w:sz w:val="18"/>
-        </w:rPr>
-        <w:t xml:space="preserve">Strengthened API reliability with contract-style checks and CI enforcement using </w:t>
-      </w:r>
-      <w:r>
-        <w:rPr>
-          <w:rStyle w:val="Strong"/>
-          <w:rFonts w:ascii="Arial" w:hAnsi="Arial" w:cs="Arial"/>
-          <w:sz w:val="18"/>
-        </w:rPr>
-        <w:t>Jenkins</w:t>
-      </w:r>
-      <w:r>
-        <w:rPr>
-          <w:rFonts w:ascii="Arial" w:hAnsi="Arial" w:cs="Arial"/>
-          <w:sz w:val="18"/>
-        </w:rPr>
-        <w:t>, reducing release-time surprises.</w:t>
+      </w:pPr>
+      <w:r>
+        <w:t>Collaborated with DevOps to containerize services using Docker, improving deployment consistency and scalability.</w:t>
       </w:r>
     </w:p>
     <w:p>
@@ -2585,86 +1279,12 @@
         <w:pStyle w:val="NormalWeb"/>
         <w:numPr>
           <w:ilvl w:val="0"/>
-          <w:numId w:val="16"/>
+          <w:numId w:val="29"/>
         </w:numPr>
         <w:jc w:val="both"/>
-        <w:rPr>
-          <w:rFonts w:ascii="Arial" w:hAnsi="Arial" w:cs="Arial"/>
-          <w:sz w:val="18"/>
-        </w:rPr>
-      </w:pPr>
-      <w:r>
-        <w:rPr>
-          <w:rFonts w:ascii="Arial" w:hAnsi="Arial" w:cs="Arial"/>
-          <w:sz w:val="18"/>
-        </w:rPr>
-        <w:t xml:space="preserve">Implemented security controls using </w:t>
-      </w:r>
-      <w:r>
-        <w:rPr>
-          <w:rStyle w:val="Strong"/>
-          <w:rFonts w:ascii="Arial" w:hAnsi="Arial" w:cs="Arial"/>
-          <w:sz w:val="18"/>
-        </w:rPr>
-        <w:t>OAuth2</w:t>
-      </w:r>
-      <w:r>
-        <w:rPr>
-          <w:rFonts w:ascii="Arial" w:hAnsi="Arial" w:cs="Arial"/>
-          <w:sz w:val="18"/>
-        </w:rPr>
-        <w:t xml:space="preserve"> and </w:t>
-      </w:r>
-      <w:r>
-        <w:rPr>
-          <w:rStyle w:val="Strong"/>
-          <w:rFonts w:ascii="Arial" w:hAnsi="Arial" w:cs="Arial"/>
-          <w:sz w:val="18"/>
-        </w:rPr>
-        <w:t>JWT</w:t>
-      </w:r>
-      <w:r>
-        <w:rPr>
-          <w:rFonts w:ascii="Arial" w:hAnsi="Arial" w:cs="Arial"/>
-          <w:sz w:val="18"/>
-        </w:rPr>
-        <w:t xml:space="preserve">, applying </w:t>
-      </w:r>
-      <w:r>
-        <w:rPr>
-          <w:rStyle w:val="Strong"/>
-          <w:rFonts w:ascii="Arial" w:hAnsi="Arial" w:cs="Arial"/>
-          <w:sz w:val="18"/>
-        </w:rPr>
-        <w:t>RBAC</w:t>
-      </w:r>
-      <w:r>
-        <w:rPr>
-          <w:rFonts w:ascii="Arial" w:hAnsi="Arial" w:cs="Arial"/>
-          <w:sz w:val="18"/>
-        </w:rPr>
-        <w:t xml:space="preserve"> rules at API boundaries and service layers.</w:t>
-      </w:r>
-    </w:p>
-    <w:p>
-      <w:pPr>
-        <w:pStyle w:val="NormalWeb"/>
-        <w:numPr>
-          <w:ilvl w:val="0"/>
-          <w:numId w:val="16"/>
-        </w:numPr>
-        <w:jc w:val="both"/>
-        <w:rPr>
-          <w:rFonts w:ascii="Arial" w:hAnsi="Arial" w:cs="Arial"/>
-          <w:sz w:val="18"/>
-        </w:rPr>
-      </w:pPr>
-      <w:r>
-        <w:rPr>
-          <w:rFonts w:ascii="Arial" w:hAnsi="Arial" w:cs="Arial"/>
-          <w:sz w:val="18"/>
-        </w:rPr>
-        <w:t>Collaborated cross-functionally to ship incremental releases, using safe rollout practices that reduced blast radius during high-impact changes.</w:t>
+      </w:pPr>
+      <w:r>
+        <w:t>Introduced modular service structure, improving maintainability and reducing development complexity.</w:t>
       </w:r>
     </w:p>
     <w:p>
@@ -2709,52 +1329,21 @@
         <w:pStyle w:val="NormalWeb"/>
         <w:numPr>
           <w:ilvl w:val="0"/>
-          <w:numId w:val="17"/>
+          <w:numId w:val="28"/>
         </w:numPr>
         <w:jc w:val="both"/>
-        <w:rPr>
-          <w:rFonts w:ascii="Arial" w:hAnsi="Arial" w:cs="Arial"/>
-          <w:sz w:val="18"/>
-        </w:rPr>
-      </w:pPr>
-      <w:r>
-        <w:rPr>
-          <w:rFonts w:ascii="Arial" w:hAnsi="Arial" w:cs="Arial"/>
-          <w:sz w:val="18"/>
-        </w:rPr>
-        <w:t xml:space="preserve">Developed backend APIs in </w:t>
-      </w:r>
-      <w:r>
-        <w:rPr>
-          <w:rStyle w:val="Strong"/>
-          <w:rFonts w:ascii="Arial" w:hAnsi="Arial" w:cs="Arial"/>
-          <w:sz w:val="18"/>
-        </w:rPr>
-        <w:t>Java</w:t>
-      </w:r>
-      <w:r>
-        <w:rPr>
-          <w:rFonts w:ascii="Arial" w:hAnsi="Arial" w:cs="Arial"/>
-          <w:sz w:val="18"/>
-        </w:rPr>
-        <w:t xml:space="preserve"> using </w:t>
-      </w:r>
-      <w:proofErr w:type="gramStart"/>
-      <w:r>
-        <w:rPr>
-          <w:rStyle w:val="Strong"/>
-          <w:rFonts w:ascii="Arial" w:hAnsi="Arial" w:cs="Arial"/>
-          <w:sz w:val="18"/>
-        </w:rPr>
-        <w:t>Spring</w:t>
-      </w:r>
-      <w:proofErr w:type="gramEnd"/>
-      <w:r>
-        <w:rPr>
-          <w:rFonts w:ascii="Arial" w:hAnsi="Arial" w:cs="Arial"/>
-          <w:sz w:val="18"/>
-        </w:rPr>
-        <w:t xml:space="preserve"> patterns, delivering stable contracts with clear validation and maintainable service boundaries.</w:t>
+      </w:pPr>
+      <w:r>
+        <w:t xml:space="preserve">Developed backend applications using </w:t>
+      </w:r>
+      <w:r>
+        <w:rPr>
+          <w:rStyle w:val="Strong"/>
+        </w:rPr>
+        <w:t>Java (7–8) and Spring MVC</w:t>
+      </w:r>
+      <w:r>
+        <w:t>, delivering enterprise-level features with stable and maintainable architecture.</w:t>
       </w:r>
     </w:p>
     <w:p>
@@ -2762,52 +1351,12 @@
         <w:pStyle w:val="NormalWeb"/>
         <w:numPr>
           <w:ilvl w:val="0"/>
-          <w:numId w:val="17"/>
+          <w:numId w:val="28"/>
         </w:numPr>
         <w:jc w:val="both"/>
-        <w:rPr>
-          <w:rFonts w:ascii="Arial" w:hAnsi="Arial" w:cs="Arial"/>
-          <w:sz w:val="18"/>
-        </w:rPr>
-      </w:pPr>
-      <w:r>
-        <w:rPr>
-          <w:rFonts w:ascii="Arial" w:hAnsi="Arial" w:cs="Arial"/>
-          <w:sz w:val="18"/>
-        </w:rPr>
-        <w:t xml:space="preserve">Built database-backed features using </w:t>
-      </w:r>
-      <w:r>
-        <w:rPr>
-          <w:rStyle w:val="Strong"/>
-          <w:rFonts w:ascii="Arial" w:hAnsi="Arial" w:cs="Arial"/>
-          <w:sz w:val="18"/>
-        </w:rPr>
-        <w:t>MySQL</w:t>
-      </w:r>
-      <w:r>
-        <w:rPr>
-          <w:rFonts w:ascii="Arial" w:hAnsi="Arial" w:cs="Arial"/>
-          <w:sz w:val="18"/>
-        </w:rPr>
-        <w:t xml:space="preserve"> and </w:t>
-      </w:r>
-      <w:proofErr w:type="spellStart"/>
-      <w:r>
-        <w:rPr>
-          <w:rStyle w:val="Strong"/>
-          <w:rFonts w:ascii="Arial" w:hAnsi="Arial" w:cs="Arial"/>
-          <w:sz w:val="18"/>
-        </w:rPr>
-        <w:t>PostgreSQL</w:t>
-      </w:r>
-      <w:proofErr w:type="spellEnd"/>
-      <w:r>
-        <w:rPr>
-          <w:rFonts w:ascii="Arial" w:hAnsi="Arial" w:cs="Arial"/>
-          <w:sz w:val="18"/>
-        </w:rPr>
-        <w:t>, applying transactions, indexing, and schema constraints to protect data integrity.</w:t>
+      </w:pPr>
+      <w:r>
+        <w:t>Built server-side modules and REST endpoints, supporting business workflows and improving system functionality.</w:t>
       </w:r>
     </w:p>
     <w:p>
@@ -2815,20 +1364,29 @@
         <w:pStyle w:val="NormalWeb"/>
         <w:numPr>
           <w:ilvl w:val="0"/>
-          <w:numId w:val="17"/>
+          <w:numId w:val="28"/>
         </w:numPr>
         <w:jc w:val="both"/>
-        <w:rPr>
-          <w:rFonts w:ascii="Arial" w:hAnsi="Arial" w:cs="Arial"/>
-          <w:sz w:val="18"/>
-        </w:rPr>
-      </w:pPr>
-      <w:r>
-        <w:rPr>
-          <w:rFonts w:ascii="Arial" w:hAnsi="Arial" w:cs="Arial"/>
-          <w:sz w:val="18"/>
-        </w:rPr>
-        <w:t>Implemented background job processing and scheduled workflows, improving reliability for long-running tasks and operational backfills.</w:t>
+      </w:pPr>
+      <w:r>
+        <w:t xml:space="preserve">Resolved </w:t>
+      </w:r>
+      <w:proofErr w:type="spellStart"/>
+      <w:r>
+        <w:rPr>
+          <w:rStyle w:val="Strong"/>
+        </w:rPr>
+        <w:t>timezone</w:t>
+      </w:r>
+      <w:proofErr w:type="spellEnd"/>
+      <w:r>
+        <w:rPr>
+          <w:rStyle w:val="Strong"/>
+        </w:rPr>
+        <w:t>-related data inconsistency bug</w:t>
+      </w:r>
+      <w:r>
+        <w:t xml:space="preserve"> by standardizing UTC handling across backend and database layers, improving data accuracy by 27%.</w:t>
       </w:r>
     </w:p>
     <w:p>
@@ -2836,35 +1394,13 @@
         <w:pStyle w:val="NormalWeb"/>
         <w:numPr>
           <w:ilvl w:val="0"/>
-          <w:numId w:val="17"/>
+          <w:numId w:val="28"/>
         </w:numPr>
         <w:jc w:val="both"/>
-        <w:rPr>
-          <w:rFonts w:ascii="Arial" w:hAnsi="Arial" w:cs="Arial"/>
-          <w:sz w:val="18"/>
-        </w:rPr>
-      </w:pPr>
-      <w:r>
-        <w:rPr>
-          <w:rFonts w:ascii="Arial" w:hAnsi="Arial" w:cs="Arial"/>
-          <w:sz w:val="18"/>
-        </w:rPr>
-        <w:t xml:space="preserve">Supported CI automation with </w:t>
-      </w:r>
-      <w:r>
-        <w:rPr>
-          <w:rStyle w:val="Strong"/>
-          <w:rFonts w:ascii="Arial" w:hAnsi="Arial" w:cs="Arial"/>
-          <w:sz w:val="18"/>
-        </w:rPr>
-        <w:t>Jenkins</w:t>
-      </w:r>
-      <w:r>
-        <w:rPr>
-          <w:rFonts w:ascii="Arial" w:hAnsi="Arial" w:cs="Arial"/>
-          <w:sz w:val="18"/>
-        </w:rPr>
-        <w:t>, standardizing build steps and reducing environment-specific deployment failures.</w:t>
+      </w:pPr>
+      <w:r>
+        <w:lastRenderedPageBreak/>
+        <w:t>Implemented database operations using MySQL and SQL Server, optimizing queries and improving performance.</w:t>
       </w:r>
     </w:p>
     <w:p>
@@ -2872,37 +1408,12 @@
         <w:pStyle w:val="NormalWeb"/>
         <w:numPr>
           <w:ilvl w:val="0"/>
-          <w:numId w:val="17"/>
+          <w:numId w:val="28"/>
         </w:numPr>
         <w:jc w:val="both"/>
-        <w:rPr>
-          <w:rFonts w:ascii="Arial" w:hAnsi="Arial" w:cs="Arial"/>
-          <w:sz w:val="18"/>
-        </w:rPr>
-      </w:pPr>
-      <w:r>
-        <w:rPr>
-          <w:rFonts w:ascii="Arial" w:hAnsi="Arial" w:cs="Arial"/>
-          <w:sz w:val="18"/>
-        </w:rPr>
-        <w:t xml:space="preserve">Added practical caching for repeated reads using </w:t>
-      </w:r>
-      <w:proofErr w:type="spellStart"/>
-      <w:r>
-        <w:rPr>
-          <w:rStyle w:val="Strong"/>
-          <w:rFonts w:ascii="Arial" w:hAnsi="Arial" w:cs="Arial"/>
-          <w:sz w:val="18"/>
-        </w:rPr>
-        <w:t>Redis</w:t>
-      </w:r>
-      <w:proofErr w:type="spellEnd"/>
-      <w:r>
-        <w:rPr>
-          <w:rFonts w:ascii="Arial" w:hAnsi="Arial" w:cs="Arial"/>
-          <w:sz w:val="18"/>
-        </w:rPr>
-        <w:t>, reducing load on core reporting queries.</w:t>
+      </w:pPr>
+      <w:r>
+        <w:t>Developed basic authentication and session management mechanisms, ensuring secure user interactions.</w:t>
       </w:r>
     </w:p>
     <w:p>
@@ -2910,37 +1421,12 @@
         <w:pStyle w:val="NormalWeb"/>
         <w:numPr>
           <w:ilvl w:val="0"/>
-          <w:numId w:val="17"/>
+          <w:numId w:val="28"/>
         </w:numPr>
         <w:jc w:val="both"/>
-        <w:rPr>
-          <w:rFonts w:ascii="Arial" w:hAnsi="Arial" w:cs="Arial"/>
-          <w:sz w:val="18"/>
-        </w:rPr>
-      </w:pPr>
-      <w:r>
-        <w:rPr>
-          <w:rFonts w:ascii="Arial" w:hAnsi="Arial" w:cs="Arial"/>
-          <w:sz w:val="18"/>
-        </w:rPr>
-        <w:t xml:space="preserve">Implemented early search capabilities with </w:t>
-      </w:r>
-      <w:proofErr w:type="spellStart"/>
-      <w:r>
-        <w:rPr>
-          <w:rStyle w:val="Strong"/>
-          <w:rFonts w:ascii="Arial" w:hAnsi="Arial" w:cs="Arial"/>
-          <w:sz w:val="18"/>
-        </w:rPr>
-        <w:t>Elasticsearch</w:t>
-      </w:r>
-      <w:proofErr w:type="spellEnd"/>
-      <w:r>
-        <w:rPr>
-          <w:rFonts w:ascii="Arial" w:hAnsi="Arial" w:cs="Arial"/>
-          <w:sz w:val="18"/>
-        </w:rPr>
-        <w:t>, enabling filtering and discovery without overloading relational queries.</w:t>
+      </w:pPr>
+      <w:r>
+        <w:t>Worked on legacy system maintenance and gradual refactoring to modern architecture patterns.</w:t>
       </w:r>
     </w:p>
     <w:p>
@@ -2948,35 +1434,12 @@
         <w:pStyle w:val="NormalWeb"/>
         <w:numPr>
           <w:ilvl w:val="0"/>
-          <w:numId w:val="17"/>
+          <w:numId w:val="28"/>
         </w:numPr>
         <w:jc w:val="both"/>
-        <w:rPr>
-          <w:rFonts w:ascii="Arial" w:hAnsi="Arial" w:cs="Arial"/>
-          <w:sz w:val="18"/>
-        </w:rPr>
-      </w:pPr>
-      <w:r>
-        <w:rPr>
-          <w:rFonts w:ascii="Arial" w:hAnsi="Arial" w:cs="Arial"/>
-          <w:sz w:val="18"/>
-        </w:rPr>
-        <w:t xml:space="preserve">Improved delivery confidence by expanding automated checks and targeted tests using </w:t>
-      </w:r>
-      <w:r>
-        <w:rPr>
-          <w:rStyle w:val="Strong"/>
-          <w:rFonts w:ascii="Arial" w:hAnsi="Arial" w:cs="Arial"/>
-          <w:sz w:val="18"/>
-        </w:rPr>
-        <w:t>Mocha/Chai</w:t>
-      </w:r>
-      <w:r>
-        <w:rPr>
-          <w:rFonts w:ascii="Arial" w:hAnsi="Arial" w:cs="Arial"/>
-          <w:sz w:val="18"/>
-        </w:rPr>
-        <w:t xml:space="preserve"> where services required them.</w:t>
+      </w:pPr>
+      <w:r>
+        <w:t>Collaborated with frontend teams to deliver integrated features and improve user experience.</w:t>
       </w:r>
     </w:p>
     <w:p>
@@ -2984,66 +1447,12 @@
         <w:pStyle w:val="NormalWeb"/>
         <w:numPr>
           <w:ilvl w:val="0"/>
-          <w:numId w:val="17"/>
+          <w:numId w:val="28"/>
         </w:numPr>
         <w:jc w:val="both"/>
-        <w:rPr>
-          <w:rFonts w:ascii="Arial" w:hAnsi="Arial" w:cs="Arial"/>
-          <w:sz w:val="18"/>
-        </w:rPr>
-      </w:pPr>
-      <w:r>
-        <w:rPr>
-          <w:rFonts w:ascii="Arial" w:hAnsi="Arial" w:cs="Arial"/>
-          <w:sz w:val="18"/>
-        </w:rPr>
-        <w:t xml:space="preserve">Strengthened security patterns with </w:t>
-      </w:r>
-      <w:r>
-        <w:rPr>
-          <w:rStyle w:val="Strong"/>
-          <w:rFonts w:ascii="Arial" w:hAnsi="Arial" w:cs="Arial"/>
-          <w:sz w:val="18"/>
-        </w:rPr>
-        <w:t>JWT</w:t>
-      </w:r>
-      <w:r>
-        <w:rPr>
-          <w:rFonts w:ascii="Arial" w:hAnsi="Arial" w:cs="Arial"/>
-          <w:sz w:val="18"/>
-        </w:rPr>
-        <w:t xml:space="preserve">-based </w:t>
-      </w:r>
-      <w:proofErr w:type="spellStart"/>
-      <w:r>
-        <w:rPr>
-          <w:rFonts w:ascii="Arial" w:hAnsi="Arial" w:cs="Arial"/>
-          <w:sz w:val="18"/>
-        </w:rPr>
-        <w:t>auth</w:t>
-      </w:r>
-      <w:proofErr w:type="spellEnd"/>
-      <w:r>
-        <w:rPr>
-          <w:rFonts w:ascii="Arial" w:hAnsi="Arial" w:cs="Arial"/>
-          <w:sz w:val="18"/>
-        </w:rPr>
-        <w:t xml:space="preserve"> flows and permission checks aligned to </w:t>
-      </w:r>
-      <w:r>
-        <w:rPr>
-          <w:rStyle w:val="Strong"/>
-          <w:rFonts w:ascii="Arial" w:hAnsi="Arial" w:cs="Arial"/>
-          <w:sz w:val="18"/>
-        </w:rPr>
-        <w:t>RBAC</w:t>
-      </w:r>
-      <w:r>
-        <w:rPr>
-          <w:rFonts w:ascii="Arial" w:hAnsi="Arial" w:cs="Arial"/>
-          <w:sz w:val="18"/>
-        </w:rPr>
-        <w:t xml:space="preserve"> expectations.</w:t>
+      </w:pPr>
+      <w:r>
+        <w:t>Implemented logging and debugging strategies to support production stability.</w:t>
       </w:r>
     </w:p>
     <w:p>
@@ -3051,19 +1460,12 @@
         <w:pStyle w:val="NormalWeb"/>
         <w:numPr>
           <w:ilvl w:val="0"/>
-          <w:numId w:val="17"/>
+          <w:numId w:val="28"/>
         </w:numPr>
         <w:jc w:val="both"/>
-        <w:rPr>
-          <w:sz w:val="18"/>
-        </w:rPr>
-      </w:pPr>
-      <w:r>
-        <w:rPr>
-          <w:rFonts w:ascii="Arial" w:hAnsi="Arial" w:cs="Arial"/>
-          <w:sz w:val="18"/>
-        </w:rPr>
-        <w:t>Contributed to production readiness through logging discipline and operational documentation, improving handoffs and on-call execution.</w:t>
+      </w:pPr>
+      <w:r>
+        <w:t>Improved code quality by adopting structured coding practices and peer review processes.</w:t>
       </w:r>
     </w:p>
     <w:tbl>
@@ -3127,628 +1529,335 @@
     </w:tbl>
     <w:p>
       <w:pPr>
-        <w:pStyle w:val="ListParagraph"/>
+        <w:pStyle w:val="Heading3"/>
         <w:numPr>
           <w:ilvl w:val="0"/>
-          <w:numId w:val="20"/>
+          <w:numId w:val="27"/>
         </w:numPr>
         <w:jc w:val="both"/>
         <w:rPr>
-          <w:rFonts w:ascii="Arial" w:hAnsi="Arial" w:cs="Arial"/>
-          <w:sz w:val="18"/>
-        </w:rPr>
-      </w:pPr>
-      <w:r>
-        <w:rPr>
-          <w:rFonts w:ascii="Arial" w:hAnsi="Arial" w:cs="Arial"/>
-          <w:b/>
-          <w:sz w:val="18"/>
-        </w:rPr>
-        <w:t>Backend &amp; APIs —</w:t>
-      </w:r>
-      <w:r>
-        <w:rPr>
-          <w:rFonts w:ascii="Arial" w:hAnsi="Arial" w:cs="Arial"/>
-          <w:sz w:val="18"/>
-        </w:rPr>
-        <w:t xml:space="preserve"> Java, Spring Boot, layered architecture, REST APIs, request validation, pagination, </w:t>
+          <w:color w:val="auto"/>
+        </w:rPr>
+      </w:pPr>
+      <w:r>
+        <w:rPr>
+          <w:rStyle w:val="Strong"/>
+          <w:bCs w:val="0"/>
+          <w:color w:val="auto"/>
+        </w:rPr>
+        <w:t>Backend &amp; APIs</w:t>
+      </w:r>
+      <w:r>
+        <w:rPr>
+          <w:rStyle w:val="Strong"/>
+          <w:b w:val="0"/>
+          <w:bCs w:val="0"/>
+          <w:color w:val="auto"/>
+        </w:rPr>
+        <w:t xml:space="preserve">: </w:t>
+      </w:r>
+      <w:r>
+        <w:rPr>
+          <w:rStyle w:val="Strong"/>
+          <w:color w:val="auto"/>
+        </w:rPr>
+        <w:t xml:space="preserve">Java (8–21), Spring Boot (1.x–3.x), Spring MVC, </w:t>
+      </w:r>
+      <w:r>
+        <w:rPr>
+          <w:rStyle w:val="Strong"/>
+          <w:b w:val="0"/>
+          <w:color w:val="auto"/>
+        </w:rPr>
+        <w:t xml:space="preserve">REST APIs, </w:t>
       </w:r>
       <w:proofErr w:type="spellStart"/>
       <w:r>
         <w:rPr>
-          <w:rFonts w:ascii="Arial" w:hAnsi="Arial" w:cs="Arial"/>
-          <w:sz w:val="18"/>
-        </w:rPr>
-        <w:t>idempotency</w:t>
+          <w:rStyle w:val="Strong"/>
+          <w:b w:val="0"/>
+          <w:color w:val="auto"/>
+        </w:rPr>
+        <w:t>Microservices</w:t>
       </w:r>
       <w:proofErr w:type="spellEnd"/>
       <w:r>
         <w:rPr>
-          <w:rFonts w:ascii="Arial" w:hAnsi="Arial" w:cs="Arial"/>
-          <w:sz w:val="18"/>
-        </w:rPr>
-        <w:t xml:space="preserve">, service-to-service integration, background workers, </w:t>
-      </w:r>
-      <w:proofErr w:type="spellStart"/>
-      <w:r>
-        <w:rPr>
-          <w:rFonts w:ascii="Arial" w:hAnsi="Arial" w:cs="Arial"/>
-          <w:sz w:val="18"/>
-        </w:rPr>
-        <w:t>webhooks</w:t>
-      </w:r>
-      <w:proofErr w:type="spellEnd"/>
-      <w:r>
-        <w:rPr>
-          <w:rFonts w:ascii="Arial" w:hAnsi="Arial" w:cs="Arial"/>
-          <w:sz w:val="18"/>
-        </w:rPr>
-        <w:t>, API documentation</w:t>
+          <w:rStyle w:val="Strong"/>
+          <w:b w:val="0"/>
+          <w:color w:val="auto"/>
+        </w:rPr>
+        <w:t>, Distributed Systems, API Design, OAuth2, JWT, RBAC</w:t>
       </w:r>
     </w:p>
     <w:p>
       <w:pPr>
-        <w:pStyle w:val="ListParagraph"/>
+        <w:pStyle w:val="Heading3"/>
         <w:numPr>
           <w:ilvl w:val="0"/>
-          <w:numId w:val="20"/>
+          <w:numId w:val="27"/>
         </w:numPr>
         <w:jc w:val="both"/>
         <w:rPr>
-          <w:rFonts w:ascii="Arial" w:hAnsi="Arial" w:cs="Arial"/>
-          <w:sz w:val="18"/>
-        </w:rPr>
-      </w:pPr>
-      <w:r>
-        <w:rPr>
-          <w:rFonts w:ascii="Arial" w:hAnsi="Arial" w:cs="Arial"/>
           <w:b/>
-          <w:sz w:val="18"/>
-        </w:rPr>
-        <w:t>Data, Messaging &amp; Search —</w:t>
-      </w:r>
-      <w:r>
-        <w:rPr>
-          <w:rFonts w:ascii="Arial" w:hAnsi="Arial" w:cs="Arial"/>
-          <w:sz w:val="18"/>
-        </w:rPr>
-        <w:t xml:space="preserve"> Relational: </w:t>
+          <w:color w:val="auto"/>
+        </w:rPr>
+      </w:pPr>
+      <w:r>
+        <w:rPr>
+          <w:rStyle w:val="Strong"/>
+          <w:bCs w:val="0"/>
+          <w:color w:val="auto"/>
+        </w:rPr>
+        <w:t>Data, Messaging &amp; Search</w:t>
+      </w:r>
+      <w:r>
+        <w:rPr>
+          <w:rStyle w:val="Strong"/>
+          <w:b w:val="0"/>
+          <w:bCs w:val="0"/>
+          <w:color w:val="auto"/>
+        </w:rPr>
+        <w:t xml:space="preserve">: </w:t>
+      </w:r>
+      <w:r>
+        <w:rPr>
+          <w:rStyle w:val="Strong"/>
+          <w:b w:val="0"/>
+          <w:color w:val="auto"/>
+        </w:rPr>
+        <w:t xml:space="preserve">PostgreSQL, MySQL, SQL Server, </w:t>
       </w:r>
       <w:proofErr w:type="spellStart"/>
       <w:r>
         <w:rPr>
-          <w:rFonts w:ascii="Arial" w:hAnsi="Arial" w:cs="Arial"/>
-          <w:sz w:val="18"/>
-        </w:rPr>
-        <w:t>PostgreSQL</w:t>
+          <w:rStyle w:val="Strong"/>
+          <w:b w:val="0"/>
+          <w:color w:val="auto"/>
+        </w:rPr>
+        <w:t>Redis</w:t>
       </w:r>
       <w:proofErr w:type="spellEnd"/>
       <w:r>
         <w:rPr>
-          <w:rFonts w:ascii="Arial" w:hAnsi="Arial" w:cs="Arial"/>
-          <w:sz w:val="18"/>
-        </w:rPr>
-        <w:t xml:space="preserve">, MySQL, SQL Server | </w:t>
+          <w:rStyle w:val="Strong"/>
+          <w:b w:val="0"/>
+          <w:color w:val="auto"/>
+        </w:rPr>
+        <w:t xml:space="preserve">, MongoDB, Kafka, </w:t>
       </w:r>
       <w:proofErr w:type="spellStart"/>
       <w:r>
         <w:rPr>
-          <w:rFonts w:ascii="Arial" w:hAnsi="Arial" w:cs="Arial"/>
-          <w:sz w:val="18"/>
-        </w:rPr>
-        <w:t>NoSQL</w:t>
+          <w:rStyle w:val="Strong"/>
+          <w:b w:val="0"/>
+          <w:color w:val="auto"/>
+        </w:rPr>
+        <w:t>RabbitMQ</w:t>
       </w:r>
       <w:proofErr w:type="spellEnd"/>
       <w:r>
         <w:rPr>
-          <w:rFonts w:ascii="Arial" w:hAnsi="Arial" w:cs="Arial"/>
-          <w:sz w:val="18"/>
-        </w:rPr>
-        <w:t xml:space="preserve">: </w:t>
+          <w:rStyle w:val="Strong"/>
+          <w:b w:val="0"/>
+          <w:color w:val="auto"/>
+        </w:rPr>
+        <w:t xml:space="preserve">, AWS SQS/SNS, </w:t>
       </w:r>
       <w:proofErr w:type="spellStart"/>
       <w:r>
         <w:rPr>
-          <w:rFonts w:ascii="Arial" w:hAnsi="Arial" w:cs="Arial"/>
-          <w:sz w:val="18"/>
-        </w:rPr>
-        <w:t>Redis</w:t>
+          <w:rStyle w:val="Strong"/>
+          <w:b w:val="0"/>
+          <w:color w:val="auto"/>
+        </w:rPr>
+        <w:t>Elasticsearch</w:t>
       </w:r>
       <w:proofErr w:type="spellEnd"/>
       <w:r>
         <w:rPr>
-          <w:rFonts w:ascii="Arial" w:hAnsi="Arial" w:cs="Arial"/>
-          <w:sz w:val="18"/>
-        </w:rPr>
-        <w:t xml:space="preserve">, </w:t>
-      </w:r>
-      <w:proofErr w:type="spellStart"/>
-      <w:r>
-        <w:rPr>
-          <w:rFonts w:ascii="Arial" w:hAnsi="Arial" w:cs="Arial"/>
-          <w:sz w:val="18"/>
-        </w:rPr>
-        <w:t>MongoDB</w:t>
-      </w:r>
-      <w:proofErr w:type="spellEnd"/>
-      <w:r>
-        <w:rPr>
-          <w:rFonts w:ascii="Arial" w:hAnsi="Arial" w:cs="Arial"/>
-          <w:sz w:val="18"/>
-        </w:rPr>
-        <w:t xml:space="preserve">, </w:t>
-      </w:r>
-      <w:proofErr w:type="spellStart"/>
-      <w:r>
-        <w:rPr>
-          <w:rFonts w:ascii="Arial" w:hAnsi="Arial" w:cs="Arial"/>
-          <w:sz w:val="18"/>
-        </w:rPr>
-        <w:t>DynamoDB</w:t>
-      </w:r>
-      <w:proofErr w:type="spellEnd"/>
-      <w:r>
-        <w:rPr>
-          <w:rFonts w:ascii="Arial" w:hAnsi="Arial" w:cs="Arial"/>
-          <w:sz w:val="18"/>
-        </w:rPr>
-        <w:t xml:space="preserve"> | Queues/streams: AWS SQS/SNS, Kafka, </w:t>
-      </w:r>
-      <w:proofErr w:type="spellStart"/>
-      <w:r>
-        <w:rPr>
-          <w:rFonts w:ascii="Arial" w:hAnsi="Arial" w:cs="Arial"/>
-          <w:sz w:val="18"/>
-        </w:rPr>
-        <w:t>RabbitMQ</w:t>
-      </w:r>
-      <w:proofErr w:type="spellEnd"/>
-      <w:r>
-        <w:rPr>
-          <w:rFonts w:ascii="Arial" w:hAnsi="Arial" w:cs="Arial"/>
-          <w:sz w:val="18"/>
-        </w:rPr>
-        <w:t xml:space="preserve"> | Search: </w:t>
-      </w:r>
-      <w:proofErr w:type="spellStart"/>
-      <w:r>
-        <w:rPr>
-          <w:rFonts w:ascii="Arial" w:hAnsi="Arial" w:cs="Arial"/>
-          <w:sz w:val="18"/>
-        </w:rPr>
-        <w:t>Elasticsearch</w:t>
-      </w:r>
-      <w:proofErr w:type="spellEnd"/>
-      <w:r>
-        <w:rPr>
-          <w:rFonts w:ascii="Arial" w:hAnsi="Arial" w:cs="Arial"/>
-          <w:sz w:val="18"/>
-        </w:rPr>
-        <w:t xml:space="preserve">, OpenSearch | Analytics: Redshift, </w:t>
-      </w:r>
-      <w:proofErr w:type="spellStart"/>
-      <w:r>
-        <w:rPr>
-          <w:rFonts w:ascii="Arial" w:hAnsi="Arial" w:cs="Arial"/>
-          <w:sz w:val="18"/>
-        </w:rPr>
-        <w:t>BigQuery</w:t>
-      </w:r>
-      <w:proofErr w:type="spellEnd"/>
+          <w:rStyle w:val="Strong"/>
+          <w:b w:val="0"/>
+          <w:color w:val="auto"/>
+        </w:rPr>
+        <w:t>, OpenSearch</w:t>
+      </w:r>
     </w:p>
     <w:p>
       <w:pPr>
-        <w:pStyle w:val="ListParagraph"/>
+        <w:pStyle w:val="Heading3"/>
         <w:numPr>
           <w:ilvl w:val="0"/>
-          <w:numId w:val="20"/>
+          <w:numId w:val="27"/>
         </w:numPr>
         <w:jc w:val="both"/>
         <w:rPr>
-          <w:rFonts w:ascii="Arial" w:hAnsi="Arial" w:cs="Arial"/>
-          <w:sz w:val="18"/>
-        </w:rPr>
-      </w:pPr>
-      <w:r>
-        <w:rPr>
-          <w:rFonts w:ascii="Arial" w:hAnsi="Arial" w:cs="Arial"/>
           <w:b/>
-          <w:sz w:val="18"/>
-        </w:rPr>
-        <w:t xml:space="preserve">Cloud &amp; </w:t>
+          <w:color w:val="auto"/>
+        </w:rPr>
+      </w:pPr>
+      <w:r>
+        <w:rPr>
+          <w:rStyle w:val="Strong"/>
+          <w:bCs w:val="0"/>
+          <w:color w:val="auto"/>
+        </w:rPr>
+        <w:t>Cloud &amp; DevOps</w:t>
+      </w:r>
+      <w:r>
+        <w:rPr>
+          <w:rStyle w:val="Strong"/>
+          <w:b w:val="0"/>
+          <w:bCs w:val="0"/>
+          <w:color w:val="auto"/>
+        </w:rPr>
+        <w:t xml:space="preserve">: </w:t>
+      </w:r>
+      <w:r>
+        <w:rPr>
+          <w:rStyle w:val="Strong"/>
+          <w:b w:val="0"/>
+          <w:color w:val="auto"/>
+        </w:rPr>
+        <w:t xml:space="preserve">AWS (EKS, ECS, EC2, Lambda, API Gateway, S3, RDS, </w:t>
       </w:r>
       <w:proofErr w:type="spellStart"/>
       <w:r>
         <w:rPr>
-          <w:rFonts w:ascii="Arial" w:hAnsi="Arial" w:cs="Arial"/>
-          <w:b/>
-          <w:sz w:val="18"/>
-        </w:rPr>
-        <w:t>DevOps</w:t>
+          <w:rStyle w:val="Strong"/>
+          <w:b w:val="0"/>
+          <w:color w:val="auto"/>
+        </w:rPr>
+        <w:t>DynamoDB</w:t>
       </w:r>
       <w:proofErr w:type="spellEnd"/>
       <w:r>
         <w:rPr>
-          <w:rFonts w:ascii="Arial" w:hAnsi="Arial" w:cs="Arial"/>
-          <w:b/>
-          <w:sz w:val="18"/>
-        </w:rPr>
-        <w:t xml:space="preserve"> —</w:t>
-      </w:r>
-      <w:r>
-        <w:rPr>
-          <w:rFonts w:ascii="Arial" w:hAnsi="Arial" w:cs="Arial"/>
-          <w:sz w:val="18"/>
-        </w:rPr>
-        <w:t xml:space="preserve"> AWS: EKS, ECS, EC2, Lambda, API Gateway, S3, </w:t>
+          <w:rStyle w:val="Strong"/>
+          <w:b w:val="0"/>
+          <w:color w:val="auto"/>
+        </w:rPr>
+        <w:t xml:space="preserve">), Docker, Kubernetes, Terraform, CI/CD, GitHub Actions, </w:t>
       </w:r>
       <w:proofErr w:type="spellStart"/>
       <w:r>
         <w:rPr>
-          <w:rFonts w:ascii="Arial" w:hAnsi="Arial" w:cs="Arial"/>
-          <w:sz w:val="18"/>
-        </w:rPr>
-        <w:t>CloudFront</w:t>
+          <w:rStyle w:val="Strong"/>
+          <w:b w:val="0"/>
+          <w:color w:val="auto"/>
+        </w:rPr>
+        <w:t>GitLab</w:t>
       </w:r>
       <w:proofErr w:type="spellEnd"/>
       <w:r>
         <w:rPr>
-          <w:rFonts w:ascii="Arial" w:hAnsi="Arial" w:cs="Arial"/>
-          <w:sz w:val="18"/>
-        </w:rPr>
-        <w:t xml:space="preserve">, RDS, </w:t>
-      </w:r>
-      <w:proofErr w:type="spellStart"/>
-      <w:r>
-        <w:rPr>
-          <w:rFonts w:ascii="Arial" w:hAnsi="Arial" w:cs="Arial"/>
-          <w:sz w:val="18"/>
-        </w:rPr>
-        <w:t>DynamoDB</w:t>
-      </w:r>
-      <w:proofErr w:type="spellEnd"/>
-      <w:r>
-        <w:rPr>
-          <w:rFonts w:ascii="Arial" w:hAnsi="Arial" w:cs="Arial"/>
-          <w:sz w:val="18"/>
-        </w:rPr>
-        <w:t xml:space="preserve">, </w:t>
-      </w:r>
-      <w:proofErr w:type="spellStart"/>
-      <w:r>
-        <w:rPr>
-          <w:rFonts w:ascii="Arial" w:hAnsi="Arial" w:cs="Arial"/>
-          <w:sz w:val="18"/>
-        </w:rPr>
-        <w:t>ElastiCache</w:t>
-      </w:r>
-      <w:proofErr w:type="spellEnd"/>
-      <w:r>
-        <w:rPr>
-          <w:rFonts w:ascii="Arial" w:hAnsi="Arial" w:cs="Arial"/>
-          <w:sz w:val="18"/>
-        </w:rPr>
-        <w:t xml:space="preserve">, </w:t>
-      </w:r>
-      <w:proofErr w:type="spellStart"/>
-      <w:r>
-        <w:rPr>
-          <w:rFonts w:ascii="Arial" w:hAnsi="Arial" w:cs="Arial"/>
-          <w:sz w:val="18"/>
-        </w:rPr>
-        <w:t>EventBridge</w:t>
-      </w:r>
-      <w:proofErr w:type="spellEnd"/>
-      <w:r>
-        <w:rPr>
-          <w:rFonts w:ascii="Arial" w:hAnsi="Arial" w:cs="Arial"/>
-          <w:sz w:val="18"/>
-        </w:rPr>
-        <w:t xml:space="preserve">, Step Functions, IAM | Azure: AKS, App Service, Azure SQL, Service Bus, Key Vault, Application Insights | GCP: GKE, Cloud Run, Pub/Sub, Cloud Storage, </w:t>
-      </w:r>
-      <w:proofErr w:type="spellStart"/>
-      <w:r>
-        <w:rPr>
-          <w:rFonts w:ascii="Arial" w:hAnsi="Arial" w:cs="Arial"/>
-          <w:sz w:val="18"/>
-        </w:rPr>
-        <w:t>BigQuery</w:t>
-      </w:r>
-      <w:proofErr w:type="spellEnd"/>
-      <w:r>
-        <w:rPr>
-          <w:rFonts w:ascii="Arial" w:hAnsi="Arial" w:cs="Arial"/>
-          <w:sz w:val="18"/>
-        </w:rPr>
-        <w:t xml:space="preserve"> | </w:t>
-      </w:r>
-      <w:proofErr w:type="spellStart"/>
-      <w:r>
-        <w:rPr>
-          <w:rFonts w:ascii="Arial" w:hAnsi="Arial" w:cs="Arial"/>
-          <w:sz w:val="18"/>
-        </w:rPr>
-        <w:t>Docker</w:t>
-      </w:r>
-      <w:proofErr w:type="spellEnd"/>
-      <w:r>
-        <w:rPr>
-          <w:rFonts w:ascii="Arial" w:hAnsi="Arial" w:cs="Arial"/>
-          <w:sz w:val="18"/>
-        </w:rPr>
-        <w:t xml:space="preserve">, </w:t>
-      </w:r>
-      <w:proofErr w:type="spellStart"/>
-      <w:r>
-        <w:rPr>
-          <w:rFonts w:ascii="Arial" w:hAnsi="Arial" w:cs="Arial"/>
-          <w:sz w:val="18"/>
-        </w:rPr>
-        <w:t>Kubernetes</w:t>
-      </w:r>
-      <w:proofErr w:type="spellEnd"/>
-      <w:r>
-        <w:rPr>
-          <w:rFonts w:ascii="Arial" w:hAnsi="Arial" w:cs="Arial"/>
-          <w:sz w:val="18"/>
-        </w:rPr>
-        <w:t xml:space="preserve">, Helm, Argo CD, </w:t>
-      </w:r>
-      <w:proofErr w:type="spellStart"/>
-      <w:r>
-        <w:rPr>
-          <w:rFonts w:ascii="Arial" w:hAnsi="Arial" w:cs="Arial"/>
-          <w:sz w:val="18"/>
-        </w:rPr>
-        <w:t>GitOps</w:t>
-      </w:r>
-      <w:proofErr w:type="spellEnd"/>
-      <w:r>
-        <w:rPr>
-          <w:rFonts w:ascii="Arial" w:hAnsi="Arial" w:cs="Arial"/>
-          <w:sz w:val="18"/>
-        </w:rPr>
-        <w:t xml:space="preserve">, </w:t>
-      </w:r>
-      <w:proofErr w:type="spellStart"/>
-      <w:r>
-        <w:rPr>
-          <w:rFonts w:ascii="Arial" w:hAnsi="Arial" w:cs="Arial"/>
-          <w:sz w:val="18"/>
-        </w:rPr>
-        <w:t>Terraform</w:t>
-      </w:r>
-      <w:proofErr w:type="spellEnd"/>
-      <w:r>
-        <w:rPr>
-          <w:rFonts w:ascii="Arial" w:hAnsi="Arial" w:cs="Arial"/>
-          <w:sz w:val="18"/>
-        </w:rPr>
-        <w:t xml:space="preserve">, </w:t>
-      </w:r>
-      <w:proofErr w:type="spellStart"/>
-      <w:r>
-        <w:rPr>
-          <w:rFonts w:ascii="Arial" w:hAnsi="Arial" w:cs="Arial"/>
-          <w:sz w:val="18"/>
-        </w:rPr>
-        <w:t>CloudFormation</w:t>
-      </w:r>
-      <w:proofErr w:type="spellEnd"/>
-      <w:r>
-        <w:rPr>
-          <w:rFonts w:ascii="Arial" w:hAnsi="Arial" w:cs="Arial"/>
-          <w:sz w:val="18"/>
-        </w:rPr>
-        <w:t xml:space="preserve"> | CI/CD: </w:t>
-      </w:r>
-      <w:proofErr w:type="spellStart"/>
-      <w:r>
-        <w:rPr>
-          <w:rFonts w:ascii="Arial" w:hAnsi="Arial" w:cs="Arial"/>
-          <w:sz w:val="18"/>
-        </w:rPr>
-        <w:t>GitHub</w:t>
-      </w:r>
-      <w:proofErr w:type="spellEnd"/>
-      <w:r>
-        <w:rPr>
-          <w:rFonts w:ascii="Arial" w:hAnsi="Arial" w:cs="Arial"/>
-          <w:sz w:val="18"/>
-        </w:rPr>
-        <w:t xml:space="preserve"> Actions, </w:t>
-      </w:r>
-      <w:proofErr w:type="spellStart"/>
-      <w:r>
-        <w:rPr>
-          <w:rFonts w:ascii="Arial" w:hAnsi="Arial" w:cs="Arial"/>
-          <w:sz w:val="18"/>
-        </w:rPr>
-        <w:t>GitLab</w:t>
-      </w:r>
-      <w:proofErr w:type="spellEnd"/>
-      <w:r>
-        <w:rPr>
-          <w:rFonts w:ascii="Arial" w:hAnsi="Arial" w:cs="Arial"/>
-          <w:sz w:val="18"/>
-        </w:rPr>
-        <w:t xml:space="preserve"> CI, Jenkins, Azure </w:t>
-      </w:r>
-      <w:proofErr w:type="spellStart"/>
-      <w:r>
-        <w:rPr>
-          <w:rFonts w:ascii="Arial" w:hAnsi="Arial" w:cs="Arial"/>
-          <w:sz w:val="18"/>
-        </w:rPr>
-        <w:t>DevOps</w:t>
-      </w:r>
-      <w:proofErr w:type="spellEnd"/>
-      <w:r>
-        <w:rPr>
-          <w:rFonts w:ascii="Arial" w:hAnsi="Arial" w:cs="Arial"/>
-          <w:sz w:val="18"/>
-        </w:rPr>
-        <w:t xml:space="preserve">, </w:t>
-      </w:r>
-      <w:proofErr w:type="spellStart"/>
-      <w:r>
-        <w:rPr>
-          <w:rFonts w:ascii="Arial" w:hAnsi="Arial" w:cs="Arial"/>
-          <w:sz w:val="18"/>
-        </w:rPr>
-        <w:t>CircleCI</w:t>
-      </w:r>
-      <w:proofErr w:type="spellEnd"/>
+          <w:rStyle w:val="Strong"/>
+          <w:b w:val="0"/>
+          <w:color w:val="auto"/>
+        </w:rPr>
+        <w:t xml:space="preserve"> CI</w:t>
+      </w:r>
     </w:p>
     <w:p>
       <w:pPr>
-        <w:pStyle w:val="ListParagraph"/>
+        <w:pStyle w:val="Heading3"/>
         <w:numPr>
           <w:ilvl w:val="0"/>
-          <w:numId w:val="20"/>
+          <w:numId w:val="27"/>
         </w:numPr>
         <w:jc w:val="both"/>
         <w:rPr>
-          <w:rFonts w:ascii="Arial" w:hAnsi="Arial" w:cs="Arial"/>
-          <w:sz w:val="18"/>
-        </w:rPr>
-      </w:pPr>
+          <w:color w:val="auto"/>
+        </w:rPr>
+      </w:pPr>
+      <w:r>
+        <w:rPr>
+          <w:rStyle w:val="Strong"/>
+          <w:bCs w:val="0"/>
+          <w:color w:val="auto"/>
+        </w:rPr>
+        <w:t>Observability, Quality &amp; Security</w:t>
+      </w:r>
+      <w:r>
+        <w:rPr>
+          <w:rStyle w:val="Strong"/>
+          <w:b w:val="0"/>
+          <w:bCs w:val="0"/>
+          <w:color w:val="auto"/>
+        </w:rPr>
+        <w:t xml:space="preserve">: </w:t>
+      </w:r>
       <w:proofErr w:type="spellStart"/>
       <w:r>
         <w:rPr>
-          <w:rFonts w:ascii="Arial" w:hAnsi="Arial" w:cs="Arial"/>
-          <w:b/>
-          <w:sz w:val="18"/>
-        </w:rPr>
-        <w:t>Observability</w:t>
+          <w:rStyle w:val="Strong"/>
+          <w:b w:val="0"/>
+          <w:color w:val="auto"/>
+        </w:rPr>
+        <w:t>OpenTelemetry</w:t>
       </w:r>
       <w:proofErr w:type="spellEnd"/>
       <w:r>
         <w:rPr>
-          <w:rFonts w:ascii="Arial" w:hAnsi="Arial" w:cs="Arial"/>
-          <w:b/>
-          <w:sz w:val="18"/>
-        </w:rPr>
-        <w:t>, Quality &amp; Security —</w:t>
-      </w:r>
-      <w:r>
-        <w:rPr>
-          <w:rFonts w:ascii="Arial" w:hAnsi="Arial" w:cs="Arial"/>
-          <w:sz w:val="18"/>
-        </w:rPr>
-        <w:t xml:space="preserve"> </w:t>
+          <w:rStyle w:val="Strong"/>
+          <w:b w:val="0"/>
+          <w:color w:val="auto"/>
+        </w:rPr>
+        <w:t xml:space="preserve">, Prometheus, </w:t>
       </w:r>
       <w:proofErr w:type="spellStart"/>
       <w:r>
         <w:rPr>
-          <w:rFonts w:ascii="Arial" w:hAnsi="Arial" w:cs="Arial"/>
-          <w:sz w:val="18"/>
-        </w:rPr>
-        <w:t>OpenTelemetry</w:t>
+          <w:rStyle w:val="Strong"/>
+          <w:b w:val="0"/>
+          <w:color w:val="auto"/>
+        </w:rPr>
+        <w:t>Grafana</w:t>
       </w:r>
       <w:proofErr w:type="spellEnd"/>
       <w:r>
         <w:rPr>
-          <w:rFonts w:ascii="Arial" w:hAnsi="Arial" w:cs="Arial"/>
-          <w:sz w:val="18"/>
+          <w:rStyle w:val="Strong"/>
+          <w:b w:val="0"/>
+          <w:color w:val="auto"/>
         </w:rPr>
         <w:t xml:space="preserve">, </w:t>
       </w:r>
       <w:proofErr w:type="spellStart"/>
       <w:r>
         <w:rPr>
-          <w:rFonts w:ascii="Arial" w:hAnsi="Arial" w:cs="Arial"/>
-          <w:sz w:val="18"/>
+          <w:rStyle w:val="Strong"/>
+          <w:b w:val="0"/>
+          <w:color w:val="auto"/>
         </w:rPr>
         <w:t>Datadog</w:t>
       </w:r>
       <w:proofErr w:type="spellEnd"/>
       <w:r>
         <w:rPr>
-          <w:rFonts w:ascii="Arial" w:hAnsi="Arial" w:cs="Arial"/>
-          <w:sz w:val="18"/>
-        </w:rPr>
-        <w:t xml:space="preserve">, Prometheus, </w:t>
+          <w:rStyle w:val="Strong"/>
+          <w:b w:val="0"/>
+          <w:color w:val="auto"/>
+        </w:rPr>
+        <w:t xml:space="preserve">, ELK Stack, </w:t>
       </w:r>
       <w:proofErr w:type="spellStart"/>
       <w:r>
         <w:rPr>
-          <w:rFonts w:ascii="Arial" w:hAnsi="Arial" w:cs="Arial"/>
-          <w:sz w:val="18"/>
-        </w:rPr>
-        <w:t>Grafana</w:t>
+          <w:rStyle w:val="Strong"/>
+          <w:b w:val="0"/>
+          <w:color w:val="auto"/>
+        </w:rPr>
+        <w:t>CloudWatch</w:t>
       </w:r>
       <w:proofErr w:type="spellEnd"/>
       <w:r>
         <w:rPr>
-          <w:rFonts w:ascii="Arial" w:hAnsi="Arial" w:cs="Arial"/>
-          <w:sz w:val="18"/>
-        </w:rPr>
-        <w:t xml:space="preserve">, ELK/EFK, </w:t>
-      </w:r>
-      <w:proofErr w:type="spellStart"/>
-      <w:r>
-        <w:rPr>
-          <w:rFonts w:ascii="Arial" w:hAnsi="Arial" w:cs="Arial"/>
-          <w:sz w:val="18"/>
-        </w:rPr>
-        <w:t>CloudWatch</w:t>
-      </w:r>
-      <w:proofErr w:type="spellEnd"/>
-      <w:r>
-        <w:rPr>
-          <w:rFonts w:ascii="Arial" w:hAnsi="Arial" w:cs="Arial"/>
-          <w:sz w:val="18"/>
-        </w:rPr>
-        <w:t xml:space="preserve">, structured logging | Testing: Jest, Mocha, Chai, React Testing Library, Cypress, Playwright, Pact-style API contract tests | Security: OAuth2, </w:t>
-      </w:r>
-      <w:proofErr w:type="spellStart"/>
-      <w:r>
-        <w:rPr>
-          <w:rFonts w:ascii="Arial" w:hAnsi="Arial" w:cs="Arial"/>
-          <w:sz w:val="18"/>
-        </w:rPr>
-        <w:t>OpenID</w:t>
-      </w:r>
-      <w:proofErr w:type="spellEnd"/>
-      <w:r>
-        <w:rPr>
-          <w:rFonts w:ascii="Arial" w:hAnsi="Arial" w:cs="Arial"/>
-          <w:sz w:val="18"/>
-        </w:rPr>
-        <w:t xml:space="preserve"> Connect, JWT, </w:t>
-      </w:r>
-      <w:proofErr w:type="spellStart"/>
-      <w:r>
-        <w:rPr>
-          <w:rFonts w:ascii="Arial" w:hAnsi="Arial" w:cs="Arial"/>
-          <w:sz w:val="18"/>
-        </w:rPr>
-        <w:t>Okta</w:t>
-      </w:r>
-      <w:proofErr w:type="spellEnd"/>
-      <w:r>
-        <w:rPr>
-          <w:rFonts w:ascii="Arial" w:hAnsi="Arial" w:cs="Arial"/>
-          <w:sz w:val="18"/>
-        </w:rPr>
-        <w:t xml:space="preserve">, Auth0, AWS </w:t>
-      </w:r>
-      <w:proofErr w:type="spellStart"/>
-      <w:r>
-        <w:rPr>
-          <w:rFonts w:ascii="Arial" w:hAnsi="Arial" w:cs="Arial"/>
-          <w:sz w:val="18"/>
-        </w:rPr>
-        <w:t>Cognito</w:t>
-      </w:r>
-      <w:proofErr w:type="spellEnd"/>
-      <w:r>
-        <w:rPr>
-          <w:rFonts w:ascii="Arial" w:hAnsi="Arial" w:cs="Arial"/>
-          <w:sz w:val="18"/>
-        </w:rPr>
-        <w:t>, rate limiting, RBAC/ABAC, audit logging</w:t>
+          <w:rStyle w:val="Strong"/>
+          <w:b w:val="0"/>
+          <w:color w:val="auto"/>
+        </w:rPr>
+        <w:t>, Rate Limiting, Audit Logging, Testing Strategies</w:t>
       </w:r>
     </w:p>
     <w:p>
@@ -3813,7 +1922,6 @@
                 <w:sz w:val="22"/>
                 <w:szCs w:val="22"/>
               </w:rPr>
-              <w:lastRenderedPageBreak/>
               <w:t>Education</w:t>
             </w:r>
           </w:p>
@@ -3868,563 +1976,62 @@
         <w:spacing w:after="80"/>
         <w:jc w:val="both"/>
         <w:rPr>
-          <w:rFonts w:ascii="Arial" w:hAnsi="Arial" w:cs="Arial"/>
-        </w:rPr>
-      </w:pPr>
-      <w:r>
-        <w:rPr>
-          <w:rFonts w:ascii="Arial" w:hAnsi="Arial" w:cs="Arial"/>
-          <w:sz w:val="18"/>
+          <w:sz w:val="28"/>
+        </w:rPr>
+      </w:pPr>
+      <w:r>
+        <w:rPr>
+          <w:sz w:val="24"/>
         </w:rPr>
         <w:t xml:space="preserve">Focused on strong fundamentals in </w:t>
       </w:r>
       <w:r>
         <w:rPr>
           <w:rStyle w:val="Strong"/>
-          <w:rFonts w:ascii="Arial" w:hAnsi="Arial" w:cs="Arial"/>
-          <w:sz w:val="18"/>
-        </w:rPr>
-        <w:t>algorithms</w:t>
-      </w:r>
-      <w:r>
-        <w:rPr>
-          <w:rFonts w:ascii="Arial" w:hAnsi="Arial" w:cs="Arial"/>
-          <w:sz w:val="18"/>
-        </w:rPr>
-        <w:t xml:space="preserve">, </w:t>
-      </w:r>
-      <w:r>
-        <w:rPr>
-          <w:rStyle w:val="Strong"/>
-          <w:rFonts w:ascii="Arial" w:hAnsi="Arial" w:cs="Arial"/>
-          <w:sz w:val="18"/>
-        </w:rPr>
-        <w:t>databases</w:t>
-      </w:r>
-      <w:r>
-        <w:rPr>
-          <w:rFonts w:ascii="Arial" w:hAnsi="Arial" w:cs="Arial"/>
-          <w:sz w:val="18"/>
-        </w:rPr>
-        <w:t xml:space="preserve">, and </w:t>
-      </w:r>
-      <w:r>
-        <w:rPr>
-          <w:rStyle w:val="Strong"/>
-          <w:rFonts w:ascii="Arial" w:hAnsi="Arial" w:cs="Arial"/>
-          <w:sz w:val="18"/>
-        </w:rPr>
-        <w:t>software engineering</w:t>
-      </w:r>
-      <w:r>
-        <w:rPr>
-          <w:rFonts w:ascii="Arial" w:hAnsi="Arial" w:cs="Arial"/>
-          <w:sz w:val="18"/>
-        </w:rPr>
-        <w:t>, with coursework that supported production-grade backend development.</w:t>
-      </w:r>
-    </w:p>
-    <w:tbl>
-      <w:tblPr>
-        <w:tblW w:w="5000" w:type="pct"/>
-        <w:tblInd w:w="70" w:type="dxa"/>
-        <w:tblBorders>
-          <w:top w:val="none" w:sz="0" w:space="0" w:color="FFFFFF"/>
-          <w:left w:val="none" w:sz="0" w:space="0" w:color="FFFFFF"/>
-          <w:bottom w:val="none" w:sz="0" w:space="0" w:color="FFFFFF"/>
-          <w:right w:val="none" w:sz="0" w:space="0" w:color="FFFFFF"/>
-          <w:insideH w:val="none" w:sz="0" w:space="0" w:color="FFFFFF"/>
-          <w:insideV w:val="none" w:sz="0" w:space="0" w:color="FFFFFF"/>
-        </w:tblBorders>
-        <w:tblCellMar>
-          <w:left w:w="10" w:type="dxa"/>
-          <w:right w:w="10" w:type="dxa"/>
-        </w:tblCellMar>
-        <w:tblLook w:val="04A0" w:firstRow="1" w:lastRow="0" w:firstColumn="1" w:lastColumn="0" w:noHBand="0" w:noVBand="1"/>
-      </w:tblPr>
-      <w:tblGrid>
-        <w:gridCol w:w="10340"/>
-      </w:tblGrid>
-      <w:tr>
-        <w:tc>
-          <w:tcPr>
-            <w:tcW w:w="0" w:type="auto"/>
-            <w:tcBorders>
-              <w:top w:val="none" w:sz="0" w:space="0" w:color="FFFFFF"/>
-              <w:left w:val="none" w:sz="0" w:space="0" w:color="FFFFFF"/>
-              <w:bottom w:val="none" w:sz="0" w:space="0" w:color="FFFFFF"/>
-              <w:right w:val="none" w:sz="0" w:space="0" w:color="FFFFFF"/>
-            </w:tcBorders>
-            <w:shd w:val="clear" w:color="auto" w:fill="F4E9E1"/>
-            <w:tcMar>
-              <w:top w:w="40" w:type="dxa"/>
-              <w:left w:w="80" w:type="dxa"/>
-              <w:bottom w:w="40" w:type="dxa"/>
-              <w:right w:w="80" w:type="dxa"/>
-            </w:tcMar>
-            <w:vAlign w:val="center"/>
-          </w:tcPr>
-          <w:p>
-            <w:pPr>
-              <w:jc w:val="center"/>
-            </w:pPr>
-            <w:r>
-              <w:rPr>
-                <w:rFonts w:ascii="Arial" w:eastAsia="Arial" w:hAnsi="Arial" w:cs="Arial"/>
-                <w:b/>
-                <w:bCs/>
-                <w:color w:val="3B2F2B"/>
-                <w:sz w:val="22"/>
-                <w:szCs w:val="22"/>
-              </w:rPr>
-              <w:t>Projects</w:t>
-            </w:r>
-          </w:p>
-        </w:tc>
-      </w:tr>
-    </w:tbl>
-    <w:p>
-      <w:pPr>
-        <w:pStyle w:val="Heading3"/>
-        <w:jc w:val="both"/>
-        <w:rPr>
-          <w:rFonts w:ascii="Arial" w:hAnsi="Arial" w:cs="Arial"/>
-          <w:b/>
-          <w:color w:val="auto"/>
-          <w:sz w:val="18"/>
-        </w:rPr>
-      </w:pPr>
-      <w:r>
-        <w:rPr>
-          <w:rFonts w:ascii="Arial" w:hAnsi="Arial" w:cs="Arial"/>
-          <w:b/>
-          <w:color w:val="auto"/>
-          <w:sz w:val="18"/>
-        </w:rPr>
-        <w:t>Order Management API (Java + Spring Boot)</w:t>
-      </w:r>
-    </w:p>
-    <w:p>
-      <w:pPr>
-        <w:pStyle w:val="NormalWeb"/>
-        <w:numPr>
-          <w:ilvl w:val="0"/>
-          <w:numId w:val="21"/>
-        </w:numPr>
-        <w:jc w:val="both"/>
-        <w:rPr>
-          <w:rFonts w:ascii="Arial" w:hAnsi="Arial" w:cs="Arial"/>
-          <w:sz w:val="18"/>
-        </w:rPr>
-      </w:pPr>
-      <w:r>
-        <w:rPr>
-          <w:rFonts w:ascii="Arial" w:hAnsi="Arial" w:cs="Arial"/>
-          <w:sz w:val="18"/>
-        </w:rPr>
-        <w:t xml:space="preserve">Built </w:t>
-      </w:r>
-      <w:r>
-        <w:rPr>
-          <w:rStyle w:val="Strong"/>
-          <w:rFonts w:ascii="Arial" w:hAnsi="Arial" w:cs="Arial"/>
-          <w:sz w:val="18"/>
-        </w:rPr>
-        <w:t>REST APIs</w:t>
-      </w:r>
-      <w:r>
-        <w:rPr>
-          <w:rFonts w:ascii="Arial" w:hAnsi="Arial" w:cs="Arial"/>
-          <w:sz w:val="18"/>
-        </w:rPr>
-        <w:t xml:space="preserve"> for </w:t>
-      </w:r>
-      <w:r>
-        <w:rPr>
-          <w:rStyle w:val="Strong"/>
-          <w:rFonts w:ascii="Arial" w:hAnsi="Arial" w:cs="Arial"/>
-          <w:sz w:val="18"/>
-        </w:rPr>
-        <w:t>orders, customers, and inventory</w:t>
-      </w:r>
-      <w:r>
-        <w:rPr>
-          <w:rFonts w:ascii="Arial" w:hAnsi="Arial" w:cs="Arial"/>
-          <w:sz w:val="18"/>
-        </w:rPr>
-        <w:t>, with clear validation, pagination, and consistent error responses.</w:t>
-      </w:r>
-    </w:p>
-    <w:p>
-      <w:pPr>
-        <w:pStyle w:val="NormalWeb"/>
-        <w:numPr>
-          <w:ilvl w:val="0"/>
-          <w:numId w:val="21"/>
-        </w:numPr>
-        <w:jc w:val="both"/>
-        <w:rPr>
-          <w:rFonts w:ascii="Arial" w:hAnsi="Arial" w:cs="Arial"/>
-          <w:sz w:val="18"/>
-        </w:rPr>
-      </w:pPr>
-      <w:r>
-        <w:rPr>
-          <w:rFonts w:ascii="Arial" w:hAnsi="Arial" w:cs="Arial"/>
-          <w:sz w:val="18"/>
-        </w:rPr>
-        <w:t xml:space="preserve">Implemented </w:t>
-      </w:r>
-      <w:r>
-        <w:rPr>
-          <w:rStyle w:val="Strong"/>
-          <w:rFonts w:ascii="Arial" w:hAnsi="Arial" w:cs="Arial"/>
-          <w:sz w:val="18"/>
-        </w:rPr>
-        <w:t>JWT-based authentication</w:t>
-      </w:r>
-      <w:r>
-        <w:rPr>
-          <w:rFonts w:ascii="Arial" w:hAnsi="Arial" w:cs="Arial"/>
-          <w:sz w:val="18"/>
-        </w:rPr>
-        <w:t xml:space="preserve"> with </w:t>
-      </w:r>
-      <w:r>
-        <w:rPr>
-          <w:rStyle w:val="Strong"/>
-          <w:rFonts w:ascii="Arial" w:hAnsi="Arial" w:cs="Arial"/>
-          <w:sz w:val="18"/>
-        </w:rPr>
-        <w:t>role-based access control (RBAC)</w:t>
-      </w:r>
-      <w:r>
-        <w:rPr>
-          <w:rFonts w:ascii="Arial" w:hAnsi="Arial" w:cs="Arial"/>
-          <w:sz w:val="18"/>
-        </w:rPr>
-        <w:t xml:space="preserve"> to protect admin and operator workflows.</w:t>
-      </w:r>
-    </w:p>
-    <w:p>
-      <w:pPr>
-        <w:pStyle w:val="NormalWeb"/>
-        <w:numPr>
-          <w:ilvl w:val="0"/>
-          <w:numId w:val="21"/>
-        </w:numPr>
-        <w:jc w:val="both"/>
-        <w:rPr>
-          <w:rFonts w:ascii="Arial" w:hAnsi="Arial" w:cs="Arial"/>
-          <w:sz w:val="18"/>
-        </w:rPr>
-      </w:pPr>
-      <w:r>
-        <w:rPr>
-          <w:rFonts w:ascii="Arial" w:hAnsi="Arial" w:cs="Arial"/>
-          <w:sz w:val="18"/>
-        </w:rPr>
-        <w:t>Improved performance</w:t>
+          <w:sz w:val="24"/>
+        </w:rPr>
+        <w:t>algori</w:t>
       </w:r>
       <w:bookmarkStart w:id="0" w:name="_GoBack"/>
       <w:bookmarkEnd w:id="0"/>
       <w:r>
         <w:rPr>
-          <w:rFonts w:ascii="Arial" w:hAnsi="Arial" w:cs="Arial"/>
-          <w:sz w:val="18"/>
-        </w:rPr>
-        <w:t xml:space="preserve"> using </w:t>
-      </w:r>
-      <w:proofErr w:type="spellStart"/>
-      <w:r>
-        <w:rPr>
-          <w:rStyle w:val="Strong"/>
-          <w:rFonts w:ascii="Arial" w:hAnsi="Arial" w:cs="Arial"/>
-          <w:sz w:val="18"/>
-        </w:rPr>
-        <w:t>PostgreSQL</w:t>
-      </w:r>
-      <w:proofErr w:type="spellEnd"/>
-      <w:r>
-        <w:rPr>
-          <w:rStyle w:val="Strong"/>
-          <w:rFonts w:ascii="Arial" w:hAnsi="Arial" w:cs="Arial"/>
-          <w:sz w:val="18"/>
-        </w:rPr>
-        <w:t xml:space="preserve"> indexing</w:t>
-      </w:r>
-      <w:r>
-        <w:rPr>
-          <w:rFonts w:ascii="Arial" w:hAnsi="Arial" w:cs="Arial"/>
-          <w:sz w:val="18"/>
-        </w:rPr>
-        <w:t xml:space="preserve"> and </w:t>
-      </w:r>
-      <w:proofErr w:type="spellStart"/>
-      <w:r>
-        <w:rPr>
-          <w:rStyle w:val="Strong"/>
-          <w:rFonts w:ascii="Arial" w:hAnsi="Arial" w:cs="Arial"/>
-          <w:sz w:val="18"/>
-        </w:rPr>
-        <w:t>Redis</w:t>
-      </w:r>
-      <w:proofErr w:type="spellEnd"/>
-      <w:r>
-        <w:rPr>
-          <w:rStyle w:val="Strong"/>
-          <w:rFonts w:ascii="Arial" w:hAnsi="Arial" w:cs="Arial"/>
-          <w:sz w:val="18"/>
-        </w:rPr>
-        <w:t xml:space="preserve"> caching</w:t>
-      </w:r>
-      <w:r>
-        <w:rPr>
-          <w:rFonts w:ascii="Arial" w:hAnsi="Arial" w:cs="Arial"/>
-          <w:sz w:val="18"/>
-        </w:rPr>
-        <w:t xml:space="preserve"> for frequent lookups (products, pricing, customer profiles).</w:t>
-      </w:r>
-    </w:p>
-    <w:p>
-      <w:pPr>
-        <w:pStyle w:val="Heading3"/>
-        <w:jc w:val="both"/>
-        <w:rPr>
-          <w:rFonts w:ascii="Arial" w:hAnsi="Arial" w:cs="Arial"/>
-          <w:b/>
-          <w:color w:val="auto"/>
-          <w:sz w:val="18"/>
-        </w:rPr>
-      </w:pPr>
-      <w:r>
-        <w:rPr>
-          <w:rFonts w:ascii="Arial" w:hAnsi="Arial" w:cs="Arial"/>
-          <w:b/>
-          <w:color w:val="auto"/>
-          <w:sz w:val="18"/>
-        </w:rPr>
-        <w:t>Event-Driven Notification &amp; Billing Service (Java + Spring Boot)</w:t>
-      </w:r>
-    </w:p>
-    <w:p>
-      <w:pPr>
-        <w:pStyle w:val="NormalWeb"/>
-        <w:numPr>
-          <w:ilvl w:val="0"/>
-          <w:numId w:val="22"/>
-        </w:numPr>
-        <w:jc w:val="both"/>
-        <w:rPr>
-          <w:rFonts w:ascii="Arial" w:hAnsi="Arial" w:cs="Arial"/>
-          <w:sz w:val="18"/>
-        </w:rPr>
-      </w:pPr>
-      <w:r>
-        <w:rPr>
-          <w:rFonts w:ascii="Arial" w:hAnsi="Arial" w:cs="Arial"/>
-          <w:sz w:val="18"/>
-        </w:rPr>
-        <w:t xml:space="preserve">Developed an </w:t>
-      </w:r>
-      <w:r>
-        <w:rPr>
-          <w:rStyle w:val="Strong"/>
-          <w:rFonts w:ascii="Arial" w:hAnsi="Arial" w:cs="Arial"/>
-          <w:sz w:val="18"/>
-        </w:rPr>
-        <w:t>event-driven service</w:t>
-      </w:r>
-      <w:r>
-        <w:rPr>
-          <w:rFonts w:ascii="Arial" w:hAnsi="Arial" w:cs="Arial"/>
-          <w:sz w:val="18"/>
-        </w:rPr>
-        <w:t xml:space="preserve"> that processes </w:t>
-      </w:r>
-      <w:r>
-        <w:rPr>
-          <w:rStyle w:val="Strong"/>
-          <w:rFonts w:ascii="Arial" w:hAnsi="Arial" w:cs="Arial"/>
-          <w:sz w:val="18"/>
-        </w:rPr>
-        <w:t>payments, invoices, and notifications</w:t>
-      </w:r>
-      <w:r>
-        <w:rPr>
-          <w:rFonts w:ascii="Arial" w:hAnsi="Arial" w:cs="Arial"/>
-          <w:sz w:val="18"/>
-        </w:rPr>
-        <w:t xml:space="preserve"> using </w:t>
-      </w:r>
-      <w:r>
-        <w:rPr>
-          <w:rStyle w:val="Strong"/>
-          <w:rFonts w:ascii="Arial" w:hAnsi="Arial" w:cs="Arial"/>
-          <w:sz w:val="18"/>
-        </w:rPr>
-        <w:t>Kafka</w:t>
-      </w:r>
-      <w:r>
-        <w:rPr>
-          <w:rFonts w:ascii="Arial" w:hAnsi="Arial" w:cs="Arial"/>
-          <w:sz w:val="18"/>
-        </w:rPr>
-        <w:t xml:space="preserve"> (or </w:t>
-      </w:r>
-      <w:proofErr w:type="spellStart"/>
-      <w:r>
-        <w:rPr>
-          <w:rStyle w:val="Strong"/>
-          <w:rFonts w:ascii="Arial" w:hAnsi="Arial" w:cs="Arial"/>
-          <w:sz w:val="18"/>
-        </w:rPr>
-        <w:t>RabbitMQ</w:t>
-      </w:r>
-      <w:proofErr w:type="spellEnd"/>
-      <w:r>
-        <w:rPr>
-          <w:rFonts w:ascii="Arial" w:hAnsi="Arial" w:cs="Arial"/>
-          <w:sz w:val="18"/>
-        </w:rPr>
-        <w:t>) with retries and dead-letter handling.</w:t>
-      </w:r>
-    </w:p>
-    <w:p>
-      <w:pPr>
-        <w:pStyle w:val="NormalWeb"/>
-        <w:numPr>
-          <w:ilvl w:val="0"/>
-          <w:numId w:val="22"/>
-        </w:numPr>
-        <w:jc w:val="both"/>
-        <w:rPr>
-          <w:rFonts w:ascii="Arial" w:hAnsi="Arial" w:cs="Arial"/>
-          <w:sz w:val="18"/>
-        </w:rPr>
-      </w:pPr>
-      <w:r>
-        <w:rPr>
-          <w:rFonts w:ascii="Arial" w:hAnsi="Arial" w:cs="Arial"/>
-          <w:sz w:val="18"/>
-        </w:rPr>
-        <w:t xml:space="preserve">Ensured safe processing with </w:t>
-      </w:r>
-      <w:proofErr w:type="spellStart"/>
-      <w:r>
-        <w:rPr>
-          <w:rStyle w:val="Strong"/>
-          <w:rFonts w:ascii="Arial" w:hAnsi="Arial" w:cs="Arial"/>
-          <w:sz w:val="18"/>
-        </w:rPr>
-        <w:t>idempotency</w:t>
-      </w:r>
-      <w:proofErr w:type="spellEnd"/>
-      <w:r>
-        <w:rPr>
-          <w:rStyle w:val="Strong"/>
-          <w:rFonts w:ascii="Arial" w:hAnsi="Arial" w:cs="Arial"/>
-          <w:sz w:val="18"/>
-        </w:rPr>
-        <w:t xml:space="preserve"> keys</w:t>
-      </w:r>
-      <w:r>
-        <w:rPr>
-          <w:rFonts w:ascii="Arial" w:hAnsi="Arial" w:cs="Arial"/>
-          <w:sz w:val="18"/>
-        </w:rPr>
-        <w:t xml:space="preserve"> and </w:t>
-      </w:r>
-      <w:proofErr w:type="spellStart"/>
-      <w:r>
-        <w:rPr>
-          <w:rFonts w:ascii="Arial" w:hAnsi="Arial" w:cs="Arial"/>
-          <w:sz w:val="18"/>
-        </w:rPr>
-        <w:t>deduplication</w:t>
-      </w:r>
-      <w:proofErr w:type="spellEnd"/>
-      <w:r>
-        <w:rPr>
-          <w:rFonts w:ascii="Arial" w:hAnsi="Arial" w:cs="Arial"/>
-          <w:sz w:val="18"/>
-        </w:rPr>
-        <w:t xml:space="preserve"> to prevent double-charges during retries or consumer restarts.</w:t>
-      </w:r>
-    </w:p>
-    <w:p>
-      <w:pPr>
-        <w:pStyle w:val="NormalWeb"/>
-        <w:numPr>
-          <w:ilvl w:val="0"/>
-          <w:numId w:val="22"/>
-        </w:numPr>
-        <w:jc w:val="both"/>
-        <w:rPr>
-          <w:rFonts w:ascii="Arial" w:hAnsi="Arial" w:cs="Arial"/>
-          <w:sz w:val="18"/>
-          <w:szCs w:val="18"/>
-        </w:rPr>
-      </w:pPr>
-      <w:r>
-        <w:rPr>
-          <w:rFonts w:ascii="Arial" w:hAnsi="Arial" w:cs="Arial"/>
-          <w:sz w:val="18"/>
-          <w:szCs w:val="18"/>
-        </w:rPr>
-        <w:t xml:space="preserve">Added production </w:t>
-      </w:r>
-      <w:proofErr w:type="spellStart"/>
-      <w:r>
-        <w:rPr>
-          <w:rFonts w:ascii="Arial" w:hAnsi="Arial" w:cs="Arial"/>
-          <w:sz w:val="18"/>
-          <w:szCs w:val="18"/>
-        </w:rPr>
-        <w:t>observability</w:t>
-      </w:r>
-      <w:proofErr w:type="spellEnd"/>
-      <w:r>
-        <w:rPr>
-          <w:rFonts w:ascii="Arial" w:hAnsi="Arial" w:cs="Arial"/>
-          <w:sz w:val="18"/>
-          <w:szCs w:val="18"/>
-        </w:rPr>
-        <w:t xml:space="preserve"> using </w:t>
-      </w:r>
-      <w:r>
-        <w:rPr>
-          <w:rStyle w:val="Strong"/>
-          <w:rFonts w:ascii="Arial" w:hAnsi="Arial" w:cs="Arial"/>
-          <w:sz w:val="18"/>
-          <w:szCs w:val="18"/>
-        </w:rPr>
-        <w:t>structured logging</w:t>
-      </w:r>
-      <w:r>
-        <w:rPr>
-          <w:rFonts w:ascii="Arial" w:hAnsi="Arial" w:cs="Arial"/>
-          <w:sz w:val="18"/>
-          <w:szCs w:val="18"/>
-        </w:rPr>
-        <w:t xml:space="preserve"> and </w:t>
-      </w:r>
-      <w:r>
-        <w:rPr>
-          <w:rStyle w:val="Strong"/>
-          <w:rFonts w:ascii="Arial" w:hAnsi="Arial" w:cs="Arial"/>
-          <w:sz w:val="18"/>
-          <w:szCs w:val="18"/>
-        </w:rPr>
-        <w:t>metrics</w:t>
-      </w:r>
-      <w:r>
-        <w:rPr>
-          <w:rFonts w:ascii="Arial" w:hAnsi="Arial" w:cs="Arial"/>
-          <w:sz w:val="18"/>
-          <w:szCs w:val="18"/>
-        </w:rPr>
-        <w:t>, making failures traceable across services and queues.</w:t>
+          <w:rStyle w:val="Strong"/>
+          <w:sz w:val="24"/>
+        </w:rPr>
+        <w:t>thms</w:t>
+      </w:r>
+      <w:r>
+        <w:rPr>
+          <w:sz w:val="24"/>
+        </w:rPr>
+        <w:t xml:space="preserve">, </w:t>
+      </w:r>
+      <w:r>
+        <w:rPr>
+          <w:rStyle w:val="Strong"/>
+          <w:sz w:val="24"/>
+        </w:rPr>
+        <w:t>databases</w:t>
+      </w:r>
+      <w:r>
+        <w:rPr>
+          <w:sz w:val="24"/>
+        </w:rPr>
+        <w:t xml:space="preserve">, and </w:t>
+      </w:r>
+      <w:r>
+        <w:rPr>
+          <w:rStyle w:val="Strong"/>
+          <w:sz w:val="24"/>
+        </w:rPr>
+        <w:t>software engineering</w:t>
+      </w:r>
+      <w:r>
+        <w:rPr>
+          <w:sz w:val="24"/>
+        </w:rPr>
+        <w:t>, with coursework that supported production-grade backend development.</w:t>
       </w:r>
     </w:p>
     <w:sectPr>
@@ -4666,6 +2273,119 @@
     </w:lvl>
   </w:abstractNum>
   <w:abstractNum w:abstractNumId="2">
+    <w:nsid w:val="0BA97F1D"/>
+    <w:multiLevelType w:val="hybridMultilevel"/>
+    <w:tmpl w:val="9D30AD3A"/>
+    <w:lvl w:ilvl="0" w:tplc="04090001">
+      <w:start w:val="1"/>
+      <w:numFmt w:val="bullet"/>
+      <w:lvlText w:val=""/>
+      <w:lvlJc w:val="left"/>
+      <w:pPr>
+        <w:ind w:left="360" w:hanging="360"/>
+      </w:pPr>
+      <w:rPr>
+        <w:rFonts w:ascii="Symbol" w:hAnsi="Symbol" w:hint="default"/>
+      </w:rPr>
+    </w:lvl>
+    <w:lvl w:ilvl="1" w:tplc="04090003" w:tentative="1">
+      <w:start w:val="1"/>
+      <w:numFmt w:val="bullet"/>
+      <w:lvlText w:val="o"/>
+      <w:lvlJc w:val="left"/>
+      <w:pPr>
+        <w:ind w:left="1080" w:hanging="360"/>
+      </w:pPr>
+      <w:rPr>
+        <w:rFonts w:ascii="Courier New" w:hAnsi="Courier New" w:cs="Courier New" w:hint="default"/>
+      </w:rPr>
+    </w:lvl>
+    <w:lvl w:ilvl="2" w:tplc="04090005" w:tentative="1">
+      <w:start w:val="1"/>
+      <w:numFmt w:val="bullet"/>
+      <w:lvlText w:val=""/>
+      <w:lvlJc w:val="left"/>
+      <w:pPr>
+        <w:ind w:left="1800" w:hanging="360"/>
+      </w:pPr>
+      <w:rPr>
+        <w:rFonts w:ascii="Wingdings" w:hAnsi="Wingdings" w:hint="default"/>
+      </w:rPr>
+    </w:lvl>
+    <w:lvl w:ilvl="3" w:tplc="04090001" w:tentative="1">
+      <w:start w:val="1"/>
+      <w:numFmt w:val="bullet"/>
+      <w:lvlText w:val=""/>
+      <w:lvlJc w:val="left"/>
+      <w:pPr>
+        <w:ind w:left="2520" w:hanging="360"/>
+      </w:pPr>
+      <w:rPr>
+        <w:rFonts w:ascii="Symbol" w:hAnsi="Symbol" w:hint="default"/>
+      </w:rPr>
+    </w:lvl>
+    <w:lvl w:ilvl="4" w:tplc="04090003" w:tentative="1">
+      <w:start w:val="1"/>
+      <w:numFmt w:val="bullet"/>
+      <w:lvlText w:val="o"/>
+      <w:lvlJc w:val="left"/>
+      <w:pPr>
+        <w:ind w:left="3240" w:hanging="360"/>
+      </w:pPr>
+      <w:rPr>
+        <w:rFonts w:ascii="Courier New" w:hAnsi="Courier New" w:cs="Courier New" w:hint="default"/>
+      </w:rPr>
+    </w:lvl>
+    <w:lvl w:ilvl="5" w:tplc="04090005" w:tentative="1">
+      <w:start w:val="1"/>
+      <w:numFmt w:val="bullet"/>
+      <w:lvlText w:val=""/>
+      <w:lvlJc w:val="left"/>
+      <w:pPr>
+        <w:ind w:left="3960" w:hanging="360"/>
+      </w:pPr>
+      <w:rPr>
+        <w:rFonts w:ascii="Wingdings" w:hAnsi="Wingdings" w:hint="default"/>
+      </w:rPr>
+    </w:lvl>
+    <w:lvl w:ilvl="6" w:tplc="04090001" w:tentative="1">
+      <w:start w:val="1"/>
+      <w:numFmt w:val="bullet"/>
+      <w:lvlText w:val=""/>
+      <w:lvlJc w:val="left"/>
+      <w:pPr>
+        <w:ind w:left="4680" w:hanging="360"/>
+      </w:pPr>
+      <w:rPr>
+        <w:rFonts w:ascii="Symbol" w:hAnsi="Symbol" w:hint="default"/>
+      </w:rPr>
+    </w:lvl>
+    <w:lvl w:ilvl="7" w:tplc="04090003" w:tentative="1">
+      <w:start w:val="1"/>
+      <w:numFmt w:val="bullet"/>
+      <w:lvlText w:val="o"/>
+      <w:lvlJc w:val="left"/>
+      <w:pPr>
+        <w:ind w:left="5400" w:hanging="360"/>
+      </w:pPr>
+      <w:rPr>
+        <w:rFonts w:ascii="Courier New" w:hAnsi="Courier New" w:cs="Courier New" w:hint="default"/>
+      </w:rPr>
+    </w:lvl>
+    <w:lvl w:ilvl="8" w:tplc="04090005" w:tentative="1">
+      <w:start w:val="1"/>
+      <w:numFmt w:val="bullet"/>
+      <w:lvlText w:val=""/>
+      <w:lvlJc w:val="left"/>
+      <w:pPr>
+        <w:ind w:left="6120" w:hanging="360"/>
+      </w:pPr>
+      <w:rPr>
+        <w:rFonts w:ascii="Wingdings" w:hAnsi="Wingdings" w:hint="default"/>
+      </w:rPr>
+    </w:lvl>
+  </w:abstractNum>
+  <w:abstractNum w:abstractNumId="3">
     <w:nsid w:val="0D4952F6"/>
     <w:multiLevelType w:val="hybridMultilevel"/>
     <w:tmpl w:val="0122BEA0"/>
@@ -4778,7 +2498,7 @@
       </w:rPr>
     </w:lvl>
   </w:abstractNum>
-  <w:abstractNum w:abstractNumId="3">
+  <w:abstractNum w:abstractNumId="4">
     <w:nsid w:val="0FC52FDC"/>
     <w:multiLevelType w:val="hybridMultilevel"/>
     <w:tmpl w:val="A1AE254A"/>
@@ -4891,7 +2611,7 @@
       </w:rPr>
     </w:lvl>
   </w:abstractNum>
-  <w:abstractNum w:abstractNumId="4">
+  <w:abstractNum w:abstractNumId="5">
     <w:nsid w:val="12A4448E"/>
     <w:multiLevelType w:val="hybridMultilevel"/>
     <w:tmpl w:val="70B40668"/>
@@ -5004,7 +2724,7 @@
       </w:rPr>
     </w:lvl>
   </w:abstractNum>
-  <w:abstractNum w:abstractNumId="5">
+  <w:abstractNum w:abstractNumId="6">
     <w:nsid w:val="1BEF57D0"/>
     <w:multiLevelType w:val="hybridMultilevel"/>
     <w:tmpl w:val="1C1CE5F8"/>
@@ -5117,7 +2837,7 @@
       </w:rPr>
     </w:lvl>
   </w:abstractNum>
-  <w:abstractNum w:abstractNumId="6">
+  <w:abstractNum w:abstractNumId="7">
     <w:nsid w:val="1CD67C1A"/>
     <w:multiLevelType w:val="multilevel"/>
     <w:tmpl w:val="7FE875AE"/>
@@ -5266,7 +2986,7 @@
       </w:rPr>
     </w:lvl>
   </w:abstractNum>
-  <w:abstractNum w:abstractNumId="7">
+  <w:abstractNum w:abstractNumId="8">
     <w:nsid w:val="1EA9761B"/>
     <w:multiLevelType w:val="hybridMultilevel"/>
     <w:tmpl w:val="64849886"/>
@@ -5378,7 +3098,7 @@
       </w:rPr>
     </w:lvl>
   </w:abstractNum>
-  <w:abstractNum w:abstractNumId="8">
+  <w:abstractNum w:abstractNumId="9">
     <w:nsid w:val="1F1F1528"/>
     <w:multiLevelType w:val="hybridMultilevel"/>
     <w:tmpl w:val="8A28C37C"/>
@@ -5491,7 +3211,7 @@
       </w:rPr>
     </w:lvl>
   </w:abstractNum>
-  <w:abstractNum w:abstractNumId="9">
+  <w:abstractNum w:abstractNumId="10">
     <w:nsid w:val="202C7BDA"/>
     <w:multiLevelType w:val="hybridMultilevel"/>
     <w:tmpl w:val="5C8A7660"/>
@@ -5604,7 +3324,233 @@
       </w:rPr>
     </w:lvl>
   </w:abstractNum>
-  <w:abstractNum w:abstractNumId="10">
+  <w:abstractNum w:abstractNumId="11">
+    <w:nsid w:val="234B39AD"/>
+    <w:multiLevelType w:val="hybridMultilevel"/>
+    <w:tmpl w:val="C478BAD6"/>
+    <w:lvl w:ilvl="0" w:tplc="04090001">
+      <w:start w:val="1"/>
+      <w:numFmt w:val="bullet"/>
+      <w:lvlText w:val=""/>
+      <w:lvlJc w:val="left"/>
+      <w:pPr>
+        <w:ind w:left="360" w:hanging="360"/>
+      </w:pPr>
+      <w:rPr>
+        <w:rFonts w:ascii="Symbol" w:hAnsi="Symbol" w:hint="default"/>
+      </w:rPr>
+    </w:lvl>
+    <w:lvl w:ilvl="1" w:tplc="04090003" w:tentative="1">
+      <w:start w:val="1"/>
+      <w:numFmt w:val="bullet"/>
+      <w:lvlText w:val="o"/>
+      <w:lvlJc w:val="left"/>
+      <w:pPr>
+        <w:ind w:left="1080" w:hanging="360"/>
+      </w:pPr>
+      <w:rPr>
+        <w:rFonts w:ascii="Courier New" w:hAnsi="Courier New" w:cs="Courier New" w:hint="default"/>
+      </w:rPr>
+    </w:lvl>
+    <w:lvl w:ilvl="2" w:tplc="04090005" w:tentative="1">
+      <w:start w:val="1"/>
+      <w:numFmt w:val="bullet"/>
+      <w:lvlText w:val=""/>
+      <w:lvlJc w:val="left"/>
+      <w:pPr>
+        <w:ind w:left="1800" w:hanging="360"/>
+      </w:pPr>
+      <w:rPr>
+        <w:rFonts w:ascii="Wingdings" w:hAnsi="Wingdings" w:hint="default"/>
+      </w:rPr>
+    </w:lvl>
+    <w:lvl w:ilvl="3" w:tplc="04090001" w:tentative="1">
+      <w:start w:val="1"/>
+      <w:numFmt w:val="bullet"/>
+      <w:lvlText w:val=""/>
+      <w:lvlJc w:val="left"/>
+      <w:pPr>
+        <w:ind w:left="2520" w:hanging="360"/>
+      </w:pPr>
+      <w:rPr>
+        <w:rFonts w:ascii="Symbol" w:hAnsi="Symbol" w:hint="default"/>
+      </w:rPr>
+    </w:lvl>
+    <w:lvl w:ilvl="4" w:tplc="04090003" w:tentative="1">
+      <w:start w:val="1"/>
+      <w:numFmt w:val="bullet"/>
+      <w:lvlText w:val="o"/>
+      <w:lvlJc w:val="left"/>
+      <w:pPr>
+        <w:ind w:left="3240" w:hanging="360"/>
+      </w:pPr>
+      <w:rPr>
+        <w:rFonts w:ascii="Courier New" w:hAnsi="Courier New" w:cs="Courier New" w:hint="default"/>
+      </w:rPr>
+    </w:lvl>
+    <w:lvl w:ilvl="5" w:tplc="04090005" w:tentative="1">
+      <w:start w:val="1"/>
+      <w:numFmt w:val="bullet"/>
+      <w:lvlText w:val=""/>
+      <w:lvlJc w:val="left"/>
+      <w:pPr>
+        <w:ind w:left="3960" w:hanging="360"/>
+      </w:pPr>
+      <w:rPr>
+        <w:rFonts w:ascii="Wingdings" w:hAnsi="Wingdings" w:hint="default"/>
+      </w:rPr>
+    </w:lvl>
+    <w:lvl w:ilvl="6" w:tplc="04090001" w:tentative="1">
+      <w:start w:val="1"/>
+      <w:numFmt w:val="bullet"/>
+      <w:lvlText w:val=""/>
+      <w:lvlJc w:val="left"/>
+      <w:pPr>
+        <w:ind w:left="4680" w:hanging="360"/>
+      </w:pPr>
+      <w:rPr>
+        <w:rFonts w:ascii="Symbol" w:hAnsi="Symbol" w:hint="default"/>
+      </w:rPr>
+    </w:lvl>
+    <w:lvl w:ilvl="7" w:tplc="04090003" w:tentative="1">
+      <w:start w:val="1"/>
+      <w:numFmt w:val="bullet"/>
+      <w:lvlText w:val="o"/>
+      <w:lvlJc w:val="left"/>
+      <w:pPr>
+        <w:ind w:left="5400" w:hanging="360"/>
+      </w:pPr>
+      <w:rPr>
+        <w:rFonts w:ascii="Courier New" w:hAnsi="Courier New" w:cs="Courier New" w:hint="default"/>
+      </w:rPr>
+    </w:lvl>
+    <w:lvl w:ilvl="8" w:tplc="04090005" w:tentative="1">
+      <w:start w:val="1"/>
+      <w:numFmt w:val="bullet"/>
+      <w:lvlText w:val=""/>
+      <w:lvlJc w:val="left"/>
+      <w:pPr>
+        <w:ind w:left="6120" w:hanging="360"/>
+      </w:pPr>
+      <w:rPr>
+        <w:rFonts w:ascii="Wingdings" w:hAnsi="Wingdings" w:hint="default"/>
+      </w:rPr>
+    </w:lvl>
+  </w:abstractNum>
+  <w:abstractNum w:abstractNumId="12">
+    <w:nsid w:val="2AC87187"/>
+    <w:multiLevelType w:val="hybridMultilevel"/>
+    <w:tmpl w:val="238E88FC"/>
+    <w:lvl w:ilvl="0" w:tplc="04090001">
+      <w:start w:val="1"/>
+      <w:numFmt w:val="bullet"/>
+      <w:lvlText w:val=""/>
+      <w:lvlJc w:val="left"/>
+      <w:pPr>
+        <w:ind w:left="360" w:hanging="360"/>
+      </w:pPr>
+      <w:rPr>
+        <w:rFonts w:ascii="Symbol" w:hAnsi="Symbol" w:hint="default"/>
+      </w:rPr>
+    </w:lvl>
+    <w:lvl w:ilvl="1" w:tplc="04090003" w:tentative="1">
+      <w:start w:val="1"/>
+      <w:numFmt w:val="bullet"/>
+      <w:lvlText w:val="o"/>
+      <w:lvlJc w:val="left"/>
+      <w:pPr>
+        <w:ind w:left="1080" w:hanging="360"/>
+      </w:pPr>
+      <w:rPr>
+        <w:rFonts w:ascii="Courier New" w:hAnsi="Courier New" w:cs="Courier New" w:hint="default"/>
+      </w:rPr>
+    </w:lvl>
+    <w:lvl w:ilvl="2" w:tplc="04090005" w:tentative="1">
+      <w:start w:val="1"/>
+      <w:numFmt w:val="bullet"/>
+      <w:lvlText w:val=""/>
+      <w:lvlJc w:val="left"/>
+      <w:pPr>
+        <w:ind w:left="1800" w:hanging="360"/>
+      </w:pPr>
+      <w:rPr>
+        <w:rFonts w:ascii="Wingdings" w:hAnsi="Wingdings" w:hint="default"/>
+      </w:rPr>
+    </w:lvl>
+    <w:lvl w:ilvl="3" w:tplc="04090001" w:tentative="1">
+      <w:start w:val="1"/>
+      <w:numFmt w:val="bullet"/>
+      <w:lvlText w:val=""/>
+      <w:lvlJc w:val="left"/>
+      <w:pPr>
+        <w:ind w:left="2520" w:hanging="360"/>
+      </w:pPr>
+      <w:rPr>
+        <w:rFonts w:ascii="Symbol" w:hAnsi="Symbol" w:hint="default"/>
+      </w:rPr>
+    </w:lvl>
+    <w:lvl w:ilvl="4" w:tplc="04090003" w:tentative="1">
+      <w:start w:val="1"/>
+      <w:numFmt w:val="bullet"/>
+      <w:lvlText w:val="o"/>
+      <w:lvlJc w:val="left"/>
+      <w:pPr>
+        <w:ind w:left="3240" w:hanging="360"/>
+      </w:pPr>
+      <w:rPr>
+        <w:rFonts w:ascii="Courier New" w:hAnsi="Courier New" w:cs="Courier New" w:hint="default"/>
+      </w:rPr>
+    </w:lvl>
+    <w:lvl w:ilvl="5" w:tplc="04090005" w:tentative="1">
+      <w:start w:val="1"/>
+      <w:numFmt w:val="bullet"/>
+      <w:lvlText w:val=""/>
+      <w:lvlJc w:val="left"/>
+      <w:pPr>
+        <w:ind w:left="3960" w:hanging="360"/>
+      </w:pPr>
+      <w:rPr>
+        <w:rFonts w:ascii="Wingdings" w:hAnsi="Wingdings" w:hint="default"/>
+      </w:rPr>
+    </w:lvl>
+    <w:lvl w:ilvl="6" w:tplc="04090001" w:tentative="1">
+      <w:start w:val="1"/>
+      <w:numFmt w:val="bullet"/>
+      <w:lvlText w:val=""/>
+      <w:lvlJc w:val="left"/>
+      <w:pPr>
+        <w:ind w:left="4680" w:hanging="360"/>
+      </w:pPr>
+      <w:rPr>
+        <w:rFonts w:ascii="Symbol" w:hAnsi="Symbol" w:hint="default"/>
+      </w:rPr>
+    </w:lvl>
+    <w:lvl w:ilvl="7" w:tplc="04090003" w:tentative="1">
+      <w:start w:val="1"/>
+      <w:numFmt w:val="bullet"/>
+      <w:lvlText w:val="o"/>
+      <w:lvlJc w:val="left"/>
+      <w:pPr>
+        <w:ind w:left="5400" w:hanging="360"/>
+      </w:pPr>
+      <w:rPr>
+        <w:rFonts w:ascii="Courier New" w:hAnsi="Courier New" w:cs="Courier New" w:hint="default"/>
+      </w:rPr>
+    </w:lvl>
+    <w:lvl w:ilvl="8" w:tplc="04090005" w:tentative="1">
+      <w:start w:val="1"/>
+      <w:numFmt w:val="bullet"/>
+      <w:lvlText w:val=""/>
+      <w:lvlJc w:val="left"/>
+      <w:pPr>
+        <w:ind w:left="6120" w:hanging="360"/>
+      </w:pPr>
+      <w:rPr>
+        <w:rFonts w:ascii="Wingdings" w:hAnsi="Wingdings" w:hint="default"/>
+      </w:rPr>
+    </w:lvl>
+  </w:abstractNum>
+  <w:abstractNum w:abstractNumId="13">
     <w:nsid w:val="350D77D9"/>
     <w:multiLevelType w:val="hybridMultilevel"/>
     <w:tmpl w:val="0F4660B8"/>
@@ -5717,7 +3663,7 @@
       </w:rPr>
     </w:lvl>
   </w:abstractNum>
-  <w:abstractNum w:abstractNumId="11">
+  <w:abstractNum w:abstractNumId="14">
     <w:nsid w:val="3BD81AF1"/>
     <w:multiLevelType w:val="hybridMultilevel"/>
     <w:tmpl w:val="AF48C81A"/>
@@ -5830,7 +3776,7 @@
       </w:rPr>
     </w:lvl>
   </w:abstractNum>
-  <w:abstractNum w:abstractNumId="12">
+  <w:abstractNum w:abstractNumId="15">
     <w:nsid w:val="401B02AF"/>
     <w:multiLevelType w:val="hybridMultilevel"/>
     <w:tmpl w:val="23468E06"/>
@@ -5943,7 +3889,7 @@
       </w:rPr>
     </w:lvl>
   </w:abstractNum>
-  <w:abstractNum w:abstractNumId="13">
+  <w:abstractNum w:abstractNumId="16">
     <w:nsid w:val="463A55DF"/>
     <w:multiLevelType w:val="multilevel"/>
     <w:tmpl w:val="04C2BF80"/>
@@ -6092,7 +4038,7 @@
       </w:rPr>
     </w:lvl>
   </w:abstractNum>
-  <w:abstractNum w:abstractNumId="14">
+  <w:abstractNum w:abstractNumId="17">
     <w:nsid w:val="4A7117D7"/>
     <w:multiLevelType w:val="hybridMultilevel"/>
     <w:tmpl w:val="B106C838"/>
@@ -6205,7 +4151,346 @@
       </w:rPr>
     </w:lvl>
   </w:abstractNum>
-  <w:abstractNum w:abstractNumId="15">
+  <w:abstractNum w:abstractNumId="18">
+    <w:nsid w:val="4C0F2A04"/>
+    <w:multiLevelType w:val="hybridMultilevel"/>
+    <w:tmpl w:val="0FEE8580"/>
+    <w:lvl w:ilvl="0" w:tplc="04090001">
+      <w:start w:val="1"/>
+      <w:numFmt w:val="bullet"/>
+      <w:lvlText w:val=""/>
+      <w:lvlJc w:val="left"/>
+      <w:pPr>
+        <w:ind w:left="360" w:hanging="360"/>
+      </w:pPr>
+      <w:rPr>
+        <w:rFonts w:ascii="Symbol" w:hAnsi="Symbol" w:hint="default"/>
+      </w:rPr>
+    </w:lvl>
+    <w:lvl w:ilvl="1" w:tplc="04090003" w:tentative="1">
+      <w:start w:val="1"/>
+      <w:numFmt w:val="bullet"/>
+      <w:lvlText w:val="o"/>
+      <w:lvlJc w:val="left"/>
+      <w:pPr>
+        <w:ind w:left="1080" w:hanging="360"/>
+      </w:pPr>
+      <w:rPr>
+        <w:rFonts w:ascii="Courier New" w:hAnsi="Courier New" w:cs="Courier New" w:hint="default"/>
+      </w:rPr>
+    </w:lvl>
+    <w:lvl w:ilvl="2" w:tplc="04090005" w:tentative="1">
+      <w:start w:val="1"/>
+      <w:numFmt w:val="bullet"/>
+      <w:lvlText w:val=""/>
+      <w:lvlJc w:val="left"/>
+      <w:pPr>
+        <w:ind w:left="1800" w:hanging="360"/>
+      </w:pPr>
+      <w:rPr>
+        <w:rFonts w:ascii="Wingdings" w:hAnsi="Wingdings" w:hint="default"/>
+      </w:rPr>
+    </w:lvl>
+    <w:lvl w:ilvl="3" w:tplc="04090001" w:tentative="1">
+      <w:start w:val="1"/>
+      <w:numFmt w:val="bullet"/>
+      <w:lvlText w:val=""/>
+      <w:lvlJc w:val="left"/>
+      <w:pPr>
+        <w:ind w:left="2520" w:hanging="360"/>
+      </w:pPr>
+      <w:rPr>
+        <w:rFonts w:ascii="Symbol" w:hAnsi="Symbol" w:hint="default"/>
+      </w:rPr>
+    </w:lvl>
+    <w:lvl w:ilvl="4" w:tplc="04090003" w:tentative="1">
+      <w:start w:val="1"/>
+      <w:numFmt w:val="bullet"/>
+      <w:lvlText w:val="o"/>
+      <w:lvlJc w:val="left"/>
+      <w:pPr>
+        <w:ind w:left="3240" w:hanging="360"/>
+      </w:pPr>
+      <w:rPr>
+        <w:rFonts w:ascii="Courier New" w:hAnsi="Courier New" w:cs="Courier New" w:hint="default"/>
+      </w:rPr>
+    </w:lvl>
+    <w:lvl w:ilvl="5" w:tplc="04090005" w:tentative="1">
+      <w:start w:val="1"/>
+      <w:numFmt w:val="bullet"/>
+      <w:lvlText w:val=""/>
+      <w:lvlJc w:val="left"/>
+      <w:pPr>
+        <w:ind w:left="3960" w:hanging="360"/>
+      </w:pPr>
+      <w:rPr>
+        <w:rFonts w:ascii="Wingdings" w:hAnsi="Wingdings" w:hint="default"/>
+      </w:rPr>
+    </w:lvl>
+    <w:lvl w:ilvl="6" w:tplc="04090001" w:tentative="1">
+      <w:start w:val="1"/>
+      <w:numFmt w:val="bullet"/>
+      <w:lvlText w:val=""/>
+      <w:lvlJc w:val="left"/>
+      <w:pPr>
+        <w:ind w:left="4680" w:hanging="360"/>
+      </w:pPr>
+      <w:rPr>
+        <w:rFonts w:ascii="Symbol" w:hAnsi="Symbol" w:hint="default"/>
+      </w:rPr>
+    </w:lvl>
+    <w:lvl w:ilvl="7" w:tplc="04090003" w:tentative="1">
+      <w:start w:val="1"/>
+      <w:numFmt w:val="bullet"/>
+      <w:lvlText w:val="o"/>
+      <w:lvlJc w:val="left"/>
+      <w:pPr>
+        <w:ind w:left="5400" w:hanging="360"/>
+      </w:pPr>
+      <w:rPr>
+        <w:rFonts w:ascii="Courier New" w:hAnsi="Courier New" w:cs="Courier New" w:hint="default"/>
+      </w:rPr>
+    </w:lvl>
+    <w:lvl w:ilvl="8" w:tplc="04090005" w:tentative="1">
+      <w:start w:val="1"/>
+      <w:numFmt w:val="bullet"/>
+      <w:lvlText w:val=""/>
+      <w:lvlJc w:val="left"/>
+      <w:pPr>
+        <w:ind w:left="6120" w:hanging="360"/>
+      </w:pPr>
+      <w:rPr>
+        <w:rFonts w:ascii="Wingdings" w:hAnsi="Wingdings" w:hint="default"/>
+      </w:rPr>
+    </w:lvl>
+  </w:abstractNum>
+  <w:abstractNum w:abstractNumId="19">
+    <w:nsid w:val="508A1093"/>
+    <w:multiLevelType w:val="hybridMultilevel"/>
+    <w:tmpl w:val="F88A6A22"/>
+    <w:lvl w:ilvl="0" w:tplc="04090001">
+      <w:start w:val="1"/>
+      <w:numFmt w:val="bullet"/>
+      <w:lvlText w:val=""/>
+      <w:lvlJc w:val="left"/>
+      <w:pPr>
+        <w:ind w:left="360" w:hanging="360"/>
+      </w:pPr>
+      <w:rPr>
+        <w:rFonts w:ascii="Symbol" w:hAnsi="Symbol" w:hint="default"/>
+      </w:rPr>
+    </w:lvl>
+    <w:lvl w:ilvl="1" w:tplc="04090003" w:tentative="1">
+      <w:start w:val="1"/>
+      <w:numFmt w:val="bullet"/>
+      <w:lvlText w:val="o"/>
+      <w:lvlJc w:val="left"/>
+      <w:pPr>
+        <w:ind w:left="1080" w:hanging="360"/>
+      </w:pPr>
+      <w:rPr>
+        <w:rFonts w:ascii="Courier New" w:hAnsi="Courier New" w:cs="Courier New" w:hint="default"/>
+      </w:rPr>
+    </w:lvl>
+    <w:lvl w:ilvl="2" w:tplc="04090005" w:tentative="1">
+      <w:start w:val="1"/>
+      <w:numFmt w:val="bullet"/>
+      <w:lvlText w:val=""/>
+      <w:lvlJc w:val="left"/>
+      <w:pPr>
+        <w:ind w:left="1800" w:hanging="360"/>
+      </w:pPr>
+      <w:rPr>
+        <w:rFonts w:ascii="Wingdings" w:hAnsi="Wingdings" w:hint="default"/>
+      </w:rPr>
+    </w:lvl>
+    <w:lvl w:ilvl="3" w:tplc="04090001" w:tentative="1">
+      <w:start w:val="1"/>
+      <w:numFmt w:val="bullet"/>
+      <w:lvlText w:val=""/>
+      <w:lvlJc w:val="left"/>
+      <w:pPr>
+        <w:ind w:left="2520" w:hanging="360"/>
+      </w:pPr>
+      <w:rPr>
+        <w:rFonts w:ascii="Symbol" w:hAnsi="Symbol" w:hint="default"/>
+      </w:rPr>
+    </w:lvl>
+    <w:lvl w:ilvl="4" w:tplc="04090003" w:tentative="1">
+      <w:start w:val="1"/>
+      <w:numFmt w:val="bullet"/>
+      <w:lvlText w:val="o"/>
+      <w:lvlJc w:val="left"/>
+      <w:pPr>
+        <w:ind w:left="3240" w:hanging="360"/>
+      </w:pPr>
+      <w:rPr>
+        <w:rFonts w:ascii="Courier New" w:hAnsi="Courier New" w:cs="Courier New" w:hint="default"/>
+      </w:rPr>
+    </w:lvl>
+    <w:lvl w:ilvl="5" w:tplc="04090005" w:tentative="1">
+      <w:start w:val="1"/>
+      <w:numFmt w:val="bullet"/>
+      <w:lvlText w:val=""/>
+      <w:lvlJc w:val="left"/>
+      <w:pPr>
+        <w:ind w:left="3960" w:hanging="360"/>
+      </w:pPr>
+      <w:rPr>
+        <w:rFonts w:ascii="Wingdings" w:hAnsi="Wingdings" w:hint="default"/>
+      </w:rPr>
+    </w:lvl>
+    <w:lvl w:ilvl="6" w:tplc="04090001" w:tentative="1">
+      <w:start w:val="1"/>
+      <w:numFmt w:val="bullet"/>
+      <w:lvlText w:val=""/>
+      <w:lvlJc w:val="left"/>
+      <w:pPr>
+        <w:ind w:left="4680" w:hanging="360"/>
+      </w:pPr>
+      <w:rPr>
+        <w:rFonts w:ascii="Symbol" w:hAnsi="Symbol" w:hint="default"/>
+      </w:rPr>
+    </w:lvl>
+    <w:lvl w:ilvl="7" w:tplc="04090003" w:tentative="1">
+      <w:start w:val="1"/>
+      <w:numFmt w:val="bullet"/>
+      <w:lvlText w:val="o"/>
+      <w:lvlJc w:val="left"/>
+      <w:pPr>
+        <w:ind w:left="5400" w:hanging="360"/>
+      </w:pPr>
+      <w:rPr>
+        <w:rFonts w:ascii="Courier New" w:hAnsi="Courier New" w:cs="Courier New" w:hint="default"/>
+      </w:rPr>
+    </w:lvl>
+    <w:lvl w:ilvl="8" w:tplc="04090005" w:tentative="1">
+      <w:start w:val="1"/>
+      <w:numFmt w:val="bullet"/>
+      <w:lvlText w:val=""/>
+      <w:lvlJc w:val="left"/>
+      <w:pPr>
+        <w:ind w:left="6120" w:hanging="360"/>
+      </w:pPr>
+      <w:rPr>
+        <w:rFonts w:ascii="Wingdings" w:hAnsi="Wingdings" w:hint="default"/>
+      </w:rPr>
+    </w:lvl>
+  </w:abstractNum>
+  <w:abstractNum w:abstractNumId="20">
+    <w:nsid w:val="52F70FA5"/>
+    <w:multiLevelType w:val="hybridMultilevel"/>
+    <w:tmpl w:val="E52683E4"/>
+    <w:lvl w:ilvl="0" w:tplc="04090001">
+      <w:start w:val="1"/>
+      <w:numFmt w:val="bullet"/>
+      <w:lvlText w:val=""/>
+      <w:lvlJc w:val="left"/>
+      <w:pPr>
+        <w:ind w:left="360" w:hanging="360"/>
+      </w:pPr>
+      <w:rPr>
+        <w:rFonts w:ascii="Symbol" w:hAnsi="Symbol" w:hint="default"/>
+      </w:rPr>
+    </w:lvl>
+    <w:lvl w:ilvl="1" w:tplc="04090003" w:tentative="1">
+      <w:start w:val="1"/>
+      <w:numFmt w:val="bullet"/>
+      <w:lvlText w:val="o"/>
+      <w:lvlJc w:val="left"/>
+      <w:pPr>
+        <w:ind w:left="1080" w:hanging="360"/>
+      </w:pPr>
+      <w:rPr>
+        <w:rFonts w:ascii="Courier New" w:hAnsi="Courier New" w:cs="Courier New" w:hint="default"/>
+      </w:rPr>
+    </w:lvl>
+    <w:lvl w:ilvl="2" w:tplc="04090005" w:tentative="1">
+      <w:start w:val="1"/>
+      <w:numFmt w:val="bullet"/>
+      <w:lvlText w:val=""/>
+      <w:lvlJc w:val="left"/>
+      <w:pPr>
+        <w:ind w:left="1800" w:hanging="360"/>
+      </w:pPr>
+      <w:rPr>
+        <w:rFonts w:ascii="Wingdings" w:hAnsi="Wingdings" w:hint="default"/>
+      </w:rPr>
+    </w:lvl>
+    <w:lvl w:ilvl="3" w:tplc="04090001" w:tentative="1">
+      <w:start w:val="1"/>
+      <w:numFmt w:val="bullet"/>
+      <w:lvlText w:val=""/>
+      <w:lvlJc w:val="left"/>
+      <w:pPr>
+        <w:ind w:left="2520" w:hanging="360"/>
+      </w:pPr>
+      <w:rPr>
+        <w:rFonts w:ascii="Symbol" w:hAnsi="Symbol" w:hint="default"/>
+      </w:rPr>
+    </w:lvl>
+    <w:lvl w:ilvl="4" w:tplc="04090003" w:tentative="1">
+      <w:start w:val="1"/>
+      <w:numFmt w:val="bullet"/>
+      <w:lvlText w:val="o"/>
+      <w:lvlJc w:val="left"/>
+      <w:pPr>
+        <w:ind w:left="3240" w:hanging="360"/>
+      </w:pPr>
+      <w:rPr>
+        <w:rFonts w:ascii="Courier New" w:hAnsi="Courier New" w:cs="Courier New" w:hint="default"/>
+      </w:rPr>
+    </w:lvl>
+    <w:lvl w:ilvl="5" w:tplc="04090005" w:tentative="1">
+      <w:start w:val="1"/>
+      <w:numFmt w:val="bullet"/>
+      <w:lvlText w:val=""/>
+      <w:lvlJc w:val="left"/>
+      <w:pPr>
+        <w:ind w:left="3960" w:hanging="360"/>
+      </w:pPr>
+      <w:rPr>
+        <w:rFonts w:ascii="Wingdings" w:hAnsi="Wingdings" w:hint="default"/>
+      </w:rPr>
+    </w:lvl>
+    <w:lvl w:ilvl="6" w:tplc="04090001" w:tentative="1">
+      <w:start w:val="1"/>
+      <w:numFmt w:val="bullet"/>
+      <w:lvlText w:val=""/>
+      <w:lvlJc w:val="left"/>
+      <w:pPr>
+        <w:ind w:left="4680" w:hanging="360"/>
+      </w:pPr>
+      <w:rPr>
+        <w:rFonts w:ascii="Symbol" w:hAnsi="Symbol" w:hint="default"/>
+      </w:rPr>
+    </w:lvl>
+    <w:lvl w:ilvl="7" w:tplc="04090003" w:tentative="1">
+      <w:start w:val="1"/>
+      <w:numFmt w:val="bullet"/>
+      <w:lvlText w:val="o"/>
+      <w:lvlJc w:val="left"/>
+      <w:pPr>
+        <w:ind w:left="5400" w:hanging="360"/>
+      </w:pPr>
+      <w:rPr>
+        <w:rFonts w:ascii="Courier New" w:hAnsi="Courier New" w:cs="Courier New" w:hint="default"/>
+      </w:rPr>
+    </w:lvl>
+    <w:lvl w:ilvl="8" w:tplc="04090005" w:tentative="1">
+      <w:start w:val="1"/>
+      <w:numFmt w:val="bullet"/>
+      <w:lvlText w:val=""/>
+      <w:lvlJc w:val="left"/>
+      <w:pPr>
+        <w:ind w:left="6120" w:hanging="360"/>
+      </w:pPr>
+      <w:rPr>
+        <w:rFonts w:ascii="Wingdings" w:hAnsi="Wingdings" w:hint="default"/>
+      </w:rPr>
+    </w:lvl>
+  </w:abstractNum>
+  <w:abstractNum w:abstractNumId="21">
     <w:nsid w:val="58520F90"/>
     <w:multiLevelType w:val="hybridMultilevel"/>
     <w:tmpl w:val="5D06168A"/>
@@ -6318,7 +4603,7 @@
       </w:rPr>
     </w:lvl>
   </w:abstractNum>
-  <w:abstractNum w:abstractNumId="16">
+  <w:abstractNum w:abstractNumId="22">
     <w:nsid w:val="59723FDA"/>
     <w:multiLevelType w:val="hybridMultilevel"/>
     <w:tmpl w:val="B314882A"/>
@@ -6431,7 +4716,7 @@
       </w:rPr>
     </w:lvl>
   </w:abstractNum>
-  <w:abstractNum w:abstractNumId="17">
+  <w:abstractNum w:abstractNumId="23">
     <w:nsid w:val="5C3948B5"/>
     <w:multiLevelType w:val="hybridMultilevel"/>
     <w:tmpl w:val="3346796A"/>
@@ -6544,7 +4829,7 @@
       </w:rPr>
     </w:lvl>
   </w:abstractNum>
-  <w:abstractNum w:abstractNumId="18">
+  <w:abstractNum w:abstractNumId="24">
     <w:nsid w:val="612E7579"/>
     <w:multiLevelType w:val="hybridMultilevel"/>
     <w:tmpl w:val="9C4E0874"/>
@@ -6656,7 +4941,7 @@
       </w:rPr>
     </w:lvl>
   </w:abstractNum>
-  <w:abstractNum w:abstractNumId="19">
+  <w:abstractNum w:abstractNumId="25">
     <w:nsid w:val="668C4ED6"/>
     <w:multiLevelType w:val="hybridMultilevel"/>
     <w:tmpl w:val="5A248692"/>
@@ -6742,7 +5027,7 @@
       </w:pPr>
     </w:lvl>
   </w:abstractNum>
-  <w:abstractNum w:abstractNumId="20">
+  <w:abstractNum w:abstractNumId="26">
     <w:nsid w:val="68123FB7"/>
     <w:multiLevelType w:val="hybridMultilevel"/>
     <w:tmpl w:val="0FD22D7A"/>
@@ -6855,7 +5140,7 @@
       </w:rPr>
     </w:lvl>
   </w:abstractNum>
-  <w:abstractNum w:abstractNumId="21">
+  <w:abstractNum w:abstractNumId="27">
     <w:nsid w:val="6FC93A61"/>
     <w:multiLevelType w:val="hybridMultilevel"/>
     <w:tmpl w:val="BA526BA2"/>
@@ -6968,74 +5253,208 @@
       </w:rPr>
     </w:lvl>
   </w:abstractNum>
+  <w:abstractNum w:abstractNumId="28">
+    <w:nsid w:val="75B43D59"/>
+    <w:multiLevelType w:val="hybridMultilevel"/>
+    <w:tmpl w:val="A3487924"/>
+    <w:lvl w:ilvl="0" w:tplc="04090001">
+      <w:start w:val="1"/>
+      <w:numFmt w:val="bullet"/>
+      <w:lvlText w:val=""/>
+      <w:lvlJc w:val="left"/>
+      <w:pPr>
+        <w:ind w:left="360" w:hanging="360"/>
+      </w:pPr>
+      <w:rPr>
+        <w:rFonts w:ascii="Symbol" w:hAnsi="Symbol" w:hint="default"/>
+      </w:rPr>
+    </w:lvl>
+    <w:lvl w:ilvl="1" w:tplc="04090003" w:tentative="1">
+      <w:start w:val="1"/>
+      <w:numFmt w:val="bullet"/>
+      <w:lvlText w:val="o"/>
+      <w:lvlJc w:val="left"/>
+      <w:pPr>
+        <w:ind w:left="1080" w:hanging="360"/>
+      </w:pPr>
+      <w:rPr>
+        <w:rFonts w:ascii="Courier New" w:hAnsi="Courier New" w:cs="Courier New" w:hint="default"/>
+      </w:rPr>
+    </w:lvl>
+    <w:lvl w:ilvl="2" w:tplc="04090005" w:tentative="1">
+      <w:start w:val="1"/>
+      <w:numFmt w:val="bullet"/>
+      <w:lvlText w:val=""/>
+      <w:lvlJc w:val="left"/>
+      <w:pPr>
+        <w:ind w:left="1800" w:hanging="360"/>
+      </w:pPr>
+      <w:rPr>
+        <w:rFonts w:ascii="Wingdings" w:hAnsi="Wingdings" w:hint="default"/>
+      </w:rPr>
+    </w:lvl>
+    <w:lvl w:ilvl="3" w:tplc="04090001" w:tentative="1">
+      <w:start w:val="1"/>
+      <w:numFmt w:val="bullet"/>
+      <w:lvlText w:val=""/>
+      <w:lvlJc w:val="left"/>
+      <w:pPr>
+        <w:ind w:left="2520" w:hanging="360"/>
+      </w:pPr>
+      <w:rPr>
+        <w:rFonts w:ascii="Symbol" w:hAnsi="Symbol" w:hint="default"/>
+      </w:rPr>
+    </w:lvl>
+    <w:lvl w:ilvl="4" w:tplc="04090003" w:tentative="1">
+      <w:start w:val="1"/>
+      <w:numFmt w:val="bullet"/>
+      <w:lvlText w:val="o"/>
+      <w:lvlJc w:val="left"/>
+      <w:pPr>
+        <w:ind w:left="3240" w:hanging="360"/>
+      </w:pPr>
+      <w:rPr>
+        <w:rFonts w:ascii="Courier New" w:hAnsi="Courier New" w:cs="Courier New" w:hint="default"/>
+      </w:rPr>
+    </w:lvl>
+    <w:lvl w:ilvl="5" w:tplc="04090005" w:tentative="1">
+      <w:start w:val="1"/>
+      <w:numFmt w:val="bullet"/>
+      <w:lvlText w:val=""/>
+      <w:lvlJc w:val="left"/>
+      <w:pPr>
+        <w:ind w:left="3960" w:hanging="360"/>
+      </w:pPr>
+      <w:rPr>
+        <w:rFonts w:ascii="Wingdings" w:hAnsi="Wingdings" w:hint="default"/>
+      </w:rPr>
+    </w:lvl>
+    <w:lvl w:ilvl="6" w:tplc="04090001" w:tentative="1">
+      <w:start w:val="1"/>
+      <w:numFmt w:val="bullet"/>
+      <w:lvlText w:val=""/>
+      <w:lvlJc w:val="left"/>
+      <w:pPr>
+        <w:ind w:left="4680" w:hanging="360"/>
+      </w:pPr>
+      <w:rPr>
+        <w:rFonts w:ascii="Symbol" w:hAnsi="Symbol" w:hint="default"/>
+      </w:rPr>
+    </w:lvl>
+    <w:lvl w:ilvl="7" w:tplc="04090003" w:tentative="1">
+      <w:start w:val="1"/>
+      <w:numFmt w:val="bullet"/>
+      <w:lvlText w:val="o"/>
+      <w:lvlJc w:val="left"/>
+      <w:pPr>
+        <w:ind w:left="5400" w:hanging="360"/>
+      </w:pPr>
+      <w:rPr>
+        <w:rFonts w:ascii="Courier New" w:hAnsi="Courier New" w:cs="Courier New" w:hint="default"/>
+      </w:rPr>
+    </w:lvl>
+    <w:lvl w:ilvl="8" w:tplc="04090005" w:tentative="1">
+      <w:start w:val="1"/>
+      <w:numFmt w:val="bullet"/>
+      <w:lvlText w:val=""/>
+      <w:lvlJc w:val="left"/>
+      <w:pPr>
+        <w:ind w:left="6120" w:hanging="360"/>
+      </w:pPr>
+      <w:rPr>
+        <w:rFonts w:ascii="Wingdings" w:hAnsi="Wingdings" w:hint="default"/>
+      </w:rPr>
+    </w:lvl>
+  </w:abstractNum>
   <w:num w:numId="1">
-    <w:abstractNumId w:val="19"/>
+    <w:abstractNumId w:val="25"/>
     <w:lvlOverride w:ilvl="0">
       <w:startOverride w:val="1"/>
     </w:lvlOverride>
   </w:num>
   <w:num w:numId="2">
-    <w:abstractNumId w:val="16"/>
+    <w:abstractNumId w:val="22"/>
   </w:num>
   <w:num w:numId="3">
-    <w:abstractNumId w:val="18"/>
+    <w:abstractNumId w:val="24"/>
   </w:num>
   <w:num w:numId="4">
-    <w:abstractNumId w:val="7"/>
+    <w:abstractNumId w:val="8"/>
   </w:num>
   <w:num w:numId="5">
-    <w:abstractNumId w:val="21"/>
+    <w:abstractNumId w:val="27"/>
   </w:num>
   <w:num w:numId="6">
-    <w:abstractNumId w:val="14"/>
+    <w:abstractNumId w:val="17"/>
   </w:num>
   <w:num w:numId="7">
-    <w:abstractNumId w:val="2"/>
+    <w:abstractNumId w:val="3"/>
   </w:num>
   <w:num w:numId="8">
+    <w:abstractNumId w:val="10"/>
+  </w:num>
+  <w:num w:numId="9">
     <w:abstractNumId w:val="9"/>
   </w:num>
-  <w:num w:numId="9">
-    <w:abstractNumId w:val="8"/>
-  </w:num>
   <w:num w:numId="10">
-    <w:abstractNumId w:val="17"/>
+    <w:abstractNumId w:val="23"/>
   </w:num>
   <w:num w:numId="11">
     <w:abstractNumId w:val="1"/>
   </w:num>
   <w:num w:numId="12">
-    <w:abstractNumId w:val="12"/>
+    <w:abstractNumId w:val="15"/>
   </w:num>
   <w:num w:numId="13">
-    <w:abstractNumId w:val="4"/>
+    <w:abstractNumId w:val="5"/>
   </w:num>
   <w:num w:numId="14">
     <w:abstractNumId w:val="0"/>
   </w:num>
   <w:num w:numId="15">
-    <w:abstractNumId w:val="10"/>
+    <w:abstractNumId w:val="13"/>
   </w:num>
   <w:num w:numId="16">
+    <w:abstractNumId w:val="26"/>
+  </w:num>
+  <w:num w:numId="17">
+    <w:abstractNumId w:val="14"/>
+  </w:num>
+  <w:num w:numId="18">
+    <w:abstractNumId w:val="21"/>
+  </w:num>
+  <w:num w:numId="19">
+    <w:abstractNumId w:val="6"/>
+  </w:num>
+  <w:num w:numId="20">
+    <w:abstractNumId w:val="4"/>
+  </w:num>
+  <w:num w:numId="21">
+    <w:abstractNumId w:val="16"/>
+  </w:num>
+  <w:num w:numId="22">
+    <w:abstractNumId w:val="7"/>
+  </w:num>
+  <w:num w:numId="23">
+    <w:abstractNumId w:val="28"/>
+  </w:num>
+  <w:num w:numId="24">
+    <w:abstractNumId w:val="11"/>
+  </w:num>
+  <w:num w:numId="25">
     <w:abstractNumId w:val="20"/>
   </w:num>
-  <w:num w:numId="17">
-    <w:abstractNumId w:val="11"/>
+  <w:num w:numId="26">
+    <w:abstractNumId w:val="12"/>
   </w:num>
-  <w:num w:numId="18">
-    <w:abstractNumId w:val="15"/>
+  <w:num w:numId="27">
+    <w:abstractNumId w:val="2"/>
   </w:num>
-  <w:num w:numId="19">
-    <w:abstractNumId w:val="5"/>
+  <w:num w:numId="28">
+    <w:abstractNumId w:val="19"/>
   </w:num>
-  <w:num w:numId="20">
-    <w:abstractNumId w:val="3"/>
-  </w:num>
-  <w:num w:numId="21">
-    <w:abstractNumId w:val="13"/>
-  </w:num>
-  <w:num w:numId="22">
-    <w:abstractNumId w:val="6"/>
+  <w:num w:numId="29">
+    <w:abstractNumId w:val="18"/>
   </w:num>
 </w:numbering>
 </file>
